--- a/Tyler/Python Backend/Tyler_Roberts.docx
+++ b/Tyler/Python Backend/Tyler_Roberts.docx
@@ -44,7 +44,7 @@
           <w:sz w:val="19"/>
           <w:szCs w:val="19"/>
         </w:rPr>
-        <w:t>tylerroberts.dev@oudook.com | linkedin.com/in/tyler-roberts-3b839b3a9/ | Florida, United States | +1 (725) 258-7943</w:t>
+        <w:t>tylerrdev@outlook.com | linkedin.com/in/tyler-roberts-76a8193b2/ | Florida, United States | +1 (321) 376-7095</w:t>
       </w:r>
     </w:p>
     <w:p>
@@ -54,6 +54,8 @@
         </w:pBdr>
         <w:spacing w:before="120" w:after="80"/>
       </w:pPr>
+      <w:bookmarkStart w:id="0" w:name="_GoBack"/>
+      <w:bookmarkEnd w:id="0"/>
       <w:r>
         <w:rPr>
           <w:b/>
@@ -110,17 +112,8 @@
           <w:rStyle w:val="Strong"/>
           <w:rFonts w:ascii="Arial" w:hAnsi="Arial" w:cs="Arial"/>
         </w:rPr>
-        <w:t xml:space="preserve">cloud-native </w:t>
-      </w:r>
-      <w:proofErr w:type="spellStart"/>
-      <w:r>
-        <w:rPr>
-          <w:rStyle w:val="Strong"/>
-          <w:rFonts w:ascii="Arial" w:hAnsi="Arial" w:cs="Arial"/>
-        </w:rPr>
-        <w:t>SaaS</w:t>
-      </w:r>
-      <w:proofErr w:type="spellEnd"/>
+        <w:t>cloud-native SaaS</w:t>
+      </w:r>
       <w:r>
         <w:rPr>
           <w:rFonts w:ascii="Arial" w:hAnsi="Arial" w:cs="Arial"/>
@@ -177,14 +170,7 @@
         <w:rPr>
           <w:rFonts w:ascii="Arial" w:hAnsi="Arial" w:cs="Arial"/>
         </w:rPr>
-        <w:t xml:space="preserve">. </w:t>
-      </w:r>
-      <w:proofErr w:type="gramStart"/>
-      <w:r>
-        <w:rPr>
-          <w:rFonts w:ascii="Arial" w:hAnsi="Arial" w:cs="Arial"/>
-        </w:rPr>
-        <w:t xml:space="preserve">Known for turning ambiguous requirements into </w:t>
+        <w:t xml:space="preserve">. Known for turning ambiguous requirements into </w:t>
       </w:r>
       <w:r>
         <w:rPr>
@@ -225,7 +211,6 @@
         </w:rPr>
         <w:t xml:space="preserve"> services through pragmatic architecture, disciplined engineering, and close collaboration with product and cross-functional stakeholders.</w:t>
       </w:r>
-      <w:proofErr w:type="gramEnd"/>
     </w:p>
     <w:p>
       <w:pPr>
@@ -282,105 +267,7 @@
         <w:rPr>
           <w:rFonts w:ascii="Arial" w:hAnsi="Arial" w:cs="Arial"/>
         </w:rPr>
-        <w:t xml:space="preserve">, </w:t>
-      </w:r>
-      <w:proofErr w:type="spellStart"/>
-      <w:r>
-        <w:rPr>
-          <w:rFonts w:ascii="Arial" w:hAnsi="Arial" w:cs="Arial"/>
-        </w:rPr>
-        <w:t>FastAPI</w:t>
-      </w:r>
-      <w:proofErr w:type="spellEnd"/>
-      <w:r>
-        <w:rPr>
-          <w:rFonts w:ascii="Arial" w:hAnsi="Arial" w:cs="Arial"/>
-        </w:rPr>
-        <w:t xml:space="preserve">, </w:t>
-      </w:r>
-      <w:proofErr w:type="spellStart"/>
-      <w:r>
-        <w:rPr>
-          <w:rFonts w:ascii="Arial" w:hAnsi="Arial" w:cs="Arial"/>
-        </w:rPr>
-        <w:t>Django</w:t>
-      </w:r>
-      <w:proofErr w:type="spellEnd"/>
-      <w:r>
-        <w:rPr>
-          <w:rFonts w:ascii="Arial" w:hAnsi="Arial" w:cs="Arial"/>
-        </w:rPr>
-        <w:t xml:space="preserve">, </w:t>
-      </w:r>
-      <w:proofErr w:type="spellStart"/>
-      <w:r>
-        <w:rPr>
-          <w:rFonts w:ascii="Arial" w:hAnsi="Arial" w:cs="Arial"/>
-        </w:rPr>
-        <w:t>Django</w:t>
-      </w:r>
-      <w:proofErr w:type="spellEnd"/>
-      <w:r>
-        <w:rPr>
-          <w:rFonts w:ascii="Arial" w:hAnsi="Arial" w:cs="Arial"/>
-        </w:rPr>
-        <w:t xml:space="preserve"> REST Framework, Flask, </w:t>
-      </w:r>
-      <w:proofErr w:type="spellStart"/>
-      <w:r>
-        <w:rPr>
-          <w:rFonts w:ascii="Arial" w:hAnsi="Arial" w:cs="Arial"/>
-        </w:rPr>
-        <w:t>AsyncIO</w:t>
-      </w:r>
-      <w:proofErr w:type="spellEnd"/>
-      <w:r>
-        <w:rPr>
-          <w:rFonts w:ascii="Arial" w:hAnsi="Arial" w:cs="Arial"/>
-        </w:rPr>
-        <w:t xml:space="preserve">, REST, </w:t>
-      </w:r>
-      <w:proofErr w:type="spellStart"/>
-      <w:r>
-        <w:rPr>
-          <w:rFonts w:ascii="Arial" w:hAnsi="Arial" w:cs="Arial"/>
-        </w:rPr>
-        <w:t>OpenAPI</w:t>
-      </w:r>
-      <w:proofErr w:type="spellEnd"/>
-      <w:r>
-        <w:rPr>
-          <w:rFonts w:ascii="Arial" w:hAnsi="Arial" w:cs="Arial"/>
-        </w:rPr>
-        <w:t xml:space="preserve">/Swagger, </w:t>
-      </w:r>
-      <w:proofErr w:type="spellStart"/>
-      <w:r>
-        <w:rPr>
-          <w:rFonts w:ascii="Arial" w:hAnsi="Arial" w:cs="Arial"/>
-        </w:rPr>
-        <w:t>microservices</w:t>
-      </w:r>
-      <w:proofErr w:type="spellEnd"/>
-      <w:r>
-        <w:rPr>
-          <w:rFonts w:ascii="Arial" w:hAnsi="Arial" w:cs="Arial"/>
-        </w:rPr>
-        <w:t xml:space="preserve">, </w:t>
-      </w:r>
-      <w:proofErr w:type="spellStart"/>
-      <w:r>
-        <w:rPr>
-          <w:rFonts w:ascii="Arial" w:hAnsi="Arial" w:cs="Arial"/>
-        </w:rPr>
-        <w:t>webhooks</w:t>
-      </w:r>
-      <w:proofErr w:type="spellEnd"/>
-      <w:r>
-        <w:rPr>
-          <w:rFonts w:ascii="Arial" w:hAnsi="Arial" w:cs="Arial"/>
-        </w:rPr>
-        <w:t>, background workers, domain modeling, third-party integrations</w:t>
+        <w:t>, FastAPI, Django, Django REST Framework, Flask, AsyncIO, REST, OpenAPI/Swagger, microservices, webhooks, background workers, domain modeling, third-party integrations</w:t>
       </w:r>
     </w:p>
     <w:p>
@@ -407,21 +294,7 @@
         <w:rPr>
           <w:rFonts w:ascii="Arial" w:hAnsi="Arial" w:cs="Arial"/>
         </w:rPr>
-        <w:t xml:space="preserve"> — </w:t>
-      </w:r>
-      <w:proofErr w:type="spellStart"/>
-      <w:r>
-        <w:rPr>
-          <w:rFonts w:ascii="Arial" w:hAnsi="Arial" w:cs="Arial"/>
-        </w:rPr>
-        <w:t>TypeScript</w:t>
-      </w:r>
-      <w:proofErr w:type="spellEnd"/>
-      <w:r>
-        <w:rPr>
-          <w:rFonts w:ascii="Arial" w:hAnsi="Arial" w:cs="Arial"/>
-        </w:rPr>
-        <w:t>, JavaScript</w:t>
+        <w:t xml:space="preserve"> — TypeScript, JavaScript</w:t>
       </w:r>
     </w:p>
     <w:p>
@@ -450,7 +323,6 @@
         </w:rPr>
         <w:t xml:space="preserve"> — Relational: </w:t>
       </w:r>
-      <w:proofErr w:type="spellStart"/>
       <w:r>
         <w:rPr>
           <w:rStyle w:val="Strong"/>
@@ -458,7 +330,6 @@
         </w:rPr>
         <w:t>PostgreSQL</w:t>
       </w:r>
-      <w:proofErr w:type="spellEnd"/>
       <w:r>
         <w:rPr>
           <w:rFonts w:ascii="Arial" w:hAnsi="Arial" w:cs="Arial"/>
@@ -489,23 +360,8 @@
         <w:rPr>
           <w:rFonts w:ascii="Arial" w:hAnsi="Arial" w:cs="Arial"/>
         </w:rPr>
-        <w:t xml:space="preserve"> | </w:t>
-      </w:r>
-      <w:proofErr w:type="spellStart"/>
-      <w:r>
-        <w:rPr>
-          <w:rFonts w:ascii="Arial" w:hAnsi="Arial" w:cs="Arial"/>
-        </w:rPr>
-        <w:t>NoSQL</w:t>
-      </w:r>
-      <w:proofErr w:type="spellEnd"/>
-      <w:r>
-        <w:rPr>
-          <w:rFonts w:ascii="Arial" w:hAnsi="Arial" w:cs="Arial"/>
-        </w:rPr>
-        <w:t xml:space="preserve">: </w:t>
-      </w:r>
-      <w:proofErr w:type="spellStart"/>
+        <w:t xml:space="preserve"> | NoSQL: </w:t>
+      </w:r>
       <w:r>
         <w:rPr>
           <w:rStyle w:val="Strong"/>
@@ -513,14 +369,12 @@
         </w:rPr>
         <w:t>Redis</w:t>
       </w:r>
-      <w:proofErr w:type="spellEnd"/>
       <w:r>
         <w:rPr>
           <w:rFonts w:ascii="Arial" w:hAnsi="Arial" w:cs="Arial"/>
         </w:rPr>
         <w:t xml:space="preserve">, </w:t>
       </w:r>
-      <w:proofErr w:type="spellStart"/>
       <w:r>
         <w:rPr>
           <w:rStyle w:val="Strong"/>
@@ -528,14 +382,12 @@
         </w:rPr>
         <w:t>MongoDB</w:t>
       </w:r>
-      <w:proofErr w:type="spellEnd"/>
       <w:r>
         <w:rPr>
           <w:rFonts w:ascii="Arial" w:hAnsi="Arial" w:cs="Arial"/>
         </w:rPr>
         <w:t xml:space="preserve">, </w:t>
       </w:r>
-      <w:proofErr w:type="spellStart"/>
       <w:r>
         <w:rPr>
           <w:rStyle w:val="Strong"/>
@@ -543,7 +395,6 @@
         </w:rPr>
         <w:t>DynamoDB</w:t>
       </w:r>
-      <w:proofErr w:type="spellEnd"/>
       <w:r>
         <w:rPr>
           <w:rFonts w:ascii="Arial" w:hAnsi="Arial" w:cs="Arial"/>
@@ -576,7 +427,6 @@
         </w:rPr>
         <w:t xml:space="preserve">, </w:t>
       </w:r>
-      <w:proofErr w:type="spellStart"/>
       <w:r>
         <w:rPr>
           <w:rStyle w:val="Strong"/>
@@ -584,14 +434,12 @@
         </w:rPr>
         <w:t>RabbitMQ</w:t>
       </w:r>
-      <w:proofErr w:type="spellEnd"/>
       <w:r>
         <w:rPr>
           <w:rFonts w:ascii="Arial" w:hAnsi="Arial" w:cs="Arial"/>
         </w:rPr>
         <w:t xml:space="preserve"> | Search: </w:t>
       </w:r>
-      <w:proofErr w:type="spellStart"/>
       <w:r>
         <w:rPr>
           <w:rStyle w:val="Strong"/>
@@ -599,7 +447,6 @@
         </w:rPr>
         <w:t>Elasticsearch</w:t>
       </w:r>
-      <w:proofErr w:type="spellEnd"/>
       <w:r>
         <w:rPr>
           <w:rFonts w:ascii="Arial" w:hAnsi="Arial" w:cs="Arial"/>
@@ -632,7 +479,6 @@
         </w:rPr>
         <w:t xml:space="preserve">, </w:t>
       </w:r>
-      <w:proofErr w:type="spellStart"/>
       <w:r>
         <w:rPr>
           <w:rStyle w:val="Strong"/>
@@ -640,7 +486,6 @@
         </w:rPr>
         <w:t>BigQuery</w:t>
       </w:r>
-      <w:proofErr w:type="spellEnd"/>
       <w:r>
         <w:rPr>
           <w:rFonts w:ascii="Arial" w:hAnsi="Arial" w:cs="Arial"/>
@@ -666,17 +511,8 @@
           <w:rStyle w:val="Strong"/>
           <w:rFonts w:ascii="Arial" w:hAnsi="Arial" w:cs="Arial"/>
         </w:rPr>
-        <w:t xml:space="preserve">Cloud &amp; </w:t>
-      </w:r>
-      <w:proofErr w:type="spellStart"/>
-      <w:r>
-        <w:rPr>
-          <w:rStyle w:val="Strong"/>
-          <w:rFonts w:ascii="Arial" w:hAnsi="Arial" w:cs="Arial"/>
-        </w:rPr>
-        <w:t>DevOps</w:t>
-      </w:r>
-      <w:proofErr w:type="spellEnd"/>
+        <w:t>Cloud &amp; DevOps</w:t>
+      </w:r>
       <w:r>
         <w:rPr>
           <w:rFonts w:ascii="Arial" w:hAnsi="Arial" w:cs="Arial"/>
@@ -774,7 +610,6 @@
         </w:rPr>
         <w:t xml:space="preserve">, </w:t>
       </w:r>
-      <w:proofErr w:type="spellStart"/>
       <w:r>
         <w:rPr>
           <w:rStyle w:val="Strong"/>
@@ -782,7 +617,6 @@
         </w:rPr>
         <w:t>CloudFront</w:t>
       </w:r>
-      <w:proofErr w:type="spellEnd"/>
       <w:r>
         <w:rPr>
           <w:rFonts w:ascii="Arial" w:hAnsi="Arial" w:cs="Arial"/>
@@ -802,7 +636,6 @@
         </w:rPr>
         <w:t xml:space="preserve">, </w:t>
       </w:r>
-      <w:proofErr w:type="spellStart"/>
       <w:r>
         <w:rPr>
           <w:rStyle w:val="Strong"/>
@@ -810,14 +643,12 @@
         </w:rPr>
         <w:t>DynamoDB</w:t>
       </w:r>
-      <w:proofErr w:type="spellEnd"/>
       <w:r>
         <w:rPr>
           <w:rFonts w:ascii="Arial" w:hAnsi="Arial" w:cs="Arial"/>
         </w:rPr>
         <w:t xml:space="preserve">, </w:t>
       </w:r>
-      <w:proofErr w:type="spellStart"/>
       <w:r>
         <w:rPr>
           <w:rStyle w:val="Strong"/>
@@ -825,14 +656,12 @@
         </w:rPr>
         <w:t>ElastiCache</w:t>
       </w:r>
-      <w:proofErr w:type="spellEnd"/>
       <w:r>
         <w:rPr>
           <w:rFonts w:ascii="Arial" w:hAnsi="Arial" w:cs="Arial"/>
         </w:rPr>
         <w:t xml:space="preserve">, </w:t>
       </w:r>
-      <w:proofErr w:type="spellStart"/>
       <w:r>
         <w:rPr>
           <w:rStyle w:val="Strong"/>
@@ -840,7 +669,6 @@
         </w:rPr>
         <w:t>EventBridge</w:t>
       </w:r>
-      <w:proofErr w:type="spellEnd"/>
       <w:r>
         <w:rPr>
           <w:rFonts w:ascii="Arial" w:hAnsi="Arial" w:cs="Arial"/>
@@ -964,7 +792,6 @@
         </w:rPr>
         <w:t xml:space="preserve">, Cloud Storage, </w:t>
       </w:r>
-      <w:proofErr w:type="spellStart"/>
       <w:r>
         <w:rPr>
           <w:rStyle w:val="Strong"/>
@@ -972,14 +799,12 @@
         </w:rPr>
         <w:t>BigQuery</w:t>
       </w:r>
-      <w:proofErr w:type="spellEnd"/>
       <w:r>
         <w:rPr>
           <w:rFonts w:ascii="Arial" w:hAnsi="Arial" w:cs="Arial"/>
         </w:rPr>
         <w:t xml:space="preserve"> | </w:t>
       </w:r>
-      <w:proofErr w:type="spellStart"/>
       <w:r>
         <w:rPr>
           <w:rStyle w:val="Strong"/>
@@ -987,14 +812,12 @@
         </w:rPr>
         <w:t>Docker</w:t>
       </w:r>
-      <w:proofErr w:type="spellEnd"/>
       <w:r>
         <w:rPr>
           <w:rFonts w:ascii="Arial" w:hAnsi="Arial" w:cs="Arial"/>
         </w:rPr>
         <w:t xml:space="preserve">, </w:t>
       </w:r>
-      <w:proofErr w:type="spellStart"/>
       <w:r>
         <w:rPr>
           <w:rStyle w:val="Strong"/>
@@ -1002,7 +825,6 @@
         </w:rPr>
         <w:t>Kubernetes</w:t>
       </w:r>
-      <w:proofErr w:type="spellEnd"/>
       <w:r>
         <w:rPr>
           <w:rFonts w:ascii="Arial" w:hAnsi="Arial" w:cs="Arial"/>
@@ -1035,7 +857,6 @@
         </w:rPr>
         <w:t xml:space="preserve">, </w:t>
       </w:r>
-      <w:proofErr w:type="spellStart"/>
       <w:r>
         <w:rPr>
           <w:rStyle w:val="Strong"/>
@@ -1043,14 +864,12 @@
         </w:rPr>
         <w:t>GitOps</w:t>
       </w:r>
-      <w:proofErr w:type="spellEnd"/>
       <w:r>
         <w:rPr>
           <w:rFonts w:ascii="Arial" w:hAnsi="Arial" w:cs="Arial"/>
         </w:rPr>
         <w:t xml:space="preserve">, </w:t>
       </w:r>
-      <w:proofErr w:type="spellStart"/>
       <w:r>
         <w:rPr>
           <w:rStyle w:val="Strong"/>
@@ -1058,14 +877,12 @@
         </w:rPr>
         <w:t>Terraform</w:t>
       </w:r>
-      <w:proofErr w:type="spellEnd"/>
       <w:r>
         <w:rPr>
           <w:rFonts w:ascii="Arial" w:hAnsi="Arial" w:cs="Arial"/>
         </w:rPr>
         <w:t xml:space="preserve">, </w:t>
       </w:r>
-      <w:proofErr w:type="spellStart"/>
       <w:r>
         <w:rPr>
           <w:rStyle w:val="Strong"/>
@@ -1073,63 +890,12 @@
         </w:rPr>
         <w:t>CloudFormation</w:t>
       </w:r>
-      <w:proofErr w:type="spellEnd"/>
-      <w:r>
-        <w:rPr>
-          <w:rFonts w:ascii="Arial" w:hAnsi="Arial" w:cs="Arial"/>
-        </w:rPr>
-        <w:t xml:space="preserve"> | CI/CD: </w:t>
-      </w:r>
-      <w:proofErr w:type="spellStart"/>
-      <w:r>
-        <w:rPr>
-          <w:rFonts w:ascii="Arial" w:hAnsi="Arial" w:cs="Arial"/>
-        </w:rPr>
-        <w:t>GitHub</w:t>
-      </w:r>
-      <w:proofErr w:type="spellEnd"/>
-      <w:r>
-        <w:rPr>
-          <w:rFonts w:ascii="Arial" w:hAnsi="Arial" w:cs="Arial"/>
-        </w:rPr>
-        <w:t xml:space="preserve"> Actions, </w:t>
-      </w:r>
-      <w:proofErr w:type="spellStart"/>
-      <w:r>
-        <w:rPr>
-          <w:rFonts w:ascii="Arial" w:hAnsi="Arial" w:cs="Arial"/>
-        </w:rPr>
-        <w:t>GitLab</w:t>
-      </w:r>
-      <w:proofErr w:type="spellEnd"/>
-      <w:r>
-        <w:rPr>
-          <w:rFonts w:ascii="Arial" w:hAnsi="Arial" w:cs="Arial"/>
-        </w:rPr>
-        <w:t xml:space="preserve"> CI, Jenkins, Azure </w:t>
-      </w:r>
-      <w:proofErr w:type="spellStart"/>
-      <w:r>
-        <w:rPr>
-          <w:rFonts w:ascii="Arial" w:hAnsi="Arial" w:cs="Arial"/>
-        </w:rPr>
-        <w:t>DevOps</w:t>
-      </w:r>
-      <w:proofErr w:type="spellEnd"/>
-      <w:r>
-        <w:rPr>
-          <w:rFonts w:ascii="Arial" w:hAnsi="Arial" w:cs="Arial"/>
-        </w:rPr>
-        <w:t xml:space="preserve">, </w:t>
-      </w:r>
-      <w:proofErr w:type="spellStart"/>
-      <w:r>
-        <w:rPr>
-          <w:rFonts w:ascii="Arial" w:hAnsi="Arial" w:cs="Arial"/>
-        </w:rPr>
-        <w:t>CircleCI</w:t>
-      </w:r>
-      <w:proofErr w:type="spellEnd"/>
+      <w:r>
+        <w:rPr>
+          <w:rFonts w:ascii="Arial" w:hAnsi="Arial" w:cs="Arial"/>
+        </w:rPr>
+        <w:t xml:space="preserve"> | CI/CD: GitHub Actions, GitLab CI, Jenkins, Azure DevOps, CircleCI</w:t>
+      </w:r>
     </w:p>
     <w:p>
       <w:pPr>
@@ -1144,21 +910,12 @@
           <w:rFonts w:ascii="Arial" w:hAnsi="Arial" w:cs="Arial"/>
         </w:rPr>
       </w:pPr>
-      <w:proofErr w:type="spellStart"/>
-      <w:r>
-        <w:rPr>
-          <w:rStyle w:val="Strong"/>
-          <w:rFonts w:ascii="Arial" w:hAnsi="Arial" w:cs="Arial"/>
-        </w:rPr>
-        <w:t>Observability</w:t>
-      </w:r>
-      <w:proofErr w:type="spellEnd"/>
-      <w:r>
-        <w:rPr>
-          <w:rStyle w:val="Strong"/>
-          <w:rFonts w:ascii="Arial" w:hAnsi="Arial" w:cs="Arial"/>
-        </w:rPr>
-        <w:t>, Quality &amp; Security</w:t>
+      <w:r>
+        <w:rPr>
+          <w:rStyle w:val="Strong"/>
+          <w:rFonts w:ascii="Arial" w:hAnsi="Arial" w:cs="Arial"/>
+        </w:rPr>
+        <w:t>Observability, Quality &amp; Security</w:t>
       </w:r>
       <w:r>
         <w:rPr>
@@ -1166,7 +923,6 @@
         </w:rPr>
         <w:t xml:space="preserve"> — </w:t>
       </w:r>
-      <w:proofErr w:type="spellStart"/>
       <w:r>
         <w:rPr>
           <w:rStyle w:val="Strong"/>
@@ -1174,14 +930,12 @@
         </w:rPr>
         <w:t>OpenTelemetry</w:t>
       </w:r>
-      <w:proofErr w:type="spellEnd"/>
       <w:r>
         <w:rPr>
           <w:rFonts w:ascii="Arial" w:hAnsi="Arial" w:cs="Arial"/>
         </w:rPr>
         <w:t xml:space="preserve">, </w:t>
       </w:r>
-      <w:proofErr w:type="spellStart"/>
       <w:r>
         <w:rPr>
           <w:rStyle w:val="Strong"/>
@@ -1189,7 +943,6 @@
         </w:rPr>
         <w:t>Datadog</w:t>
       </w:r>
-      <w:proofErr w:type="spellEnd"/>
       <w:r>
         <w:rPr>
           <w:rFonts w:ascii="Arial" w:hAnsi="Arial" w:cs="Arial"/>
@@ -1209,7 +962,6 @@
         </w:rPr>
         <w:t xml:space="preserve">, </w:t>
       </w:r>
-      <w:proofErr w:type="spellStart"/>
       <w:r>
         <w:rPr>
           <w:rStyle w:val="Strong"/>
@@ -1217,7 +969,6 @@
         </w:rPr>
         <w:t>Grafana</w:t>
       </w:r>
-      <w:proofErr w:type="spellEnd"/>
       <w:r>
         <w:rPr>
           <w:rFonts w:ascii="Arial" w:hAnsi="Arial" w:cs="Arial"/>
@@ -1237,7 +988,6 @@
         </w:rPr>
         <w:t xml:space="preserve">, </w:t>
       </w:r>
-      <w:proofErr w:type="spellStart"/>
       <w:r>
         <w:rPr>
           <w:rStyle w:val="Strong"/>
@@ -1245,7 +995,6 @@
         </w:rPr>
         <w:t>CloudWatch</w:t>
       </w:r>
-      <w:proofErr w:type="spellEnd"/>
       <w:r>
         <w:rPr>
           <w:rFonts w:ascii="Arial" w:hAnsi="Arial" w:cs="Arial"/>
@@ -1356,21 +1105,12 @@
         </w:rPr>
         <w:t xml:space="preserve">, </w:t>
       </w:r>
-      <w:proofErr w:type="spellStart"/>
-      <w:r>
-        <w:rPr>
-          <w:rStyle w:val="Strong"/>
-          <w:rFonts w:ascii="Arial" w:hAnsi="Arial" w:cs="Arial"/>
-        </w:rPr>
-        <w:t>OpenID</w:t>
-      </w:r>
-      <w:proofErr w:type="spellEnd"/>
-      <w:r>
-        <w:rPr>
-          <w:rStyle w:val="Strong"/>
-          <w:rFonts w:ascii="Arial" w:hAnsi="Arial" w:cs="Arial"/>
-        </w:rPr>
-        <w:t xml:space="preserve"> Connect</w:t>
+      <w:r>
+        <w:rPr>
+          <w:rStyle w:val="Strong"/>
+          <w:rFonts w:ascii="Arial" w:hAnsi="Arial" w:cs="Arial"/>
+        </w:rPr>
+        <w:t>OpenID Connect</w:t>
       </w:r>
       <w:r>
         <w:rPr>
@@ -1391,7 +1131,6 @@
         </w:rPr>
         <w:t xml:space="preserve">, </w:t>
       </w:r>
-      <w:proofErr w:type="spellStart"/>
       <w:r>
         <w:rPr>
           <w:rStyle w:val="Strong"/>
@@ -1399,7 +1138,6 @@
         </w:rPr>
         <w:t>Okta</w:t>
       </w:r>
-      <w:proofErr w:type="spellEnd"/>
       <w:r>
         <w:rPr>
           <w:rFonts w:ascii="Arial" w:hAnsi="Arial" w:cs="Arial"/>
@@ -1424,17 +1162,8 @@
           <w:rStyle w:val="Strong"/>
           <w:rFonts w:ascii="Arial" w:hAnsi="Arial" w:cs="Arial"/>
         </w:rPr>
-        <w:t xml:space="preserve">AWS </w:t>
-      </w:r>
-      <w:proofErr w:type="spellStart"/>
-      <w:r>
-        <w:rPr>
-          <w:rStyle w:val="Strong"/>
-          <w:rFonts w:ascii="Arial" w:hAnsi="Arial" w:cs="Arial"/>
-        </w:rPr>
-        <w:t>Cognito</w:t>
-      </w:r>
-      <w:proofErr w:type="spellEnd"/>
+        <w:t>AWS Cognito</w:t>
+      </w:r>
       <w:r>
         <w:rPr>
           <w:rFonts w:ascii="Arial" w:hAnsi="Arial" w:cs="Arial"/>
@@ -1496,9 +1225,1036 @@
           <w:sz w:val="21"/>
           <w:szCs w:val="21"/>
         </w:rPr>
-        <w:t xml:space="preserve">Web </w:t>
-      </w:r>
-      <w:proofErr w:type="spellStart"/>
+        <w:t>Web Venturez LLC</w:t>
+      </w:r>
+    </w:p>
+    <w:p>
+      <w:r>
+        <w:rPr>
+          <w:rFonts w:ascii="Arial" w:eastAsia="Arial" w:hAnsi="Arial" w:cs="Arial"/>
+          <w:color w:val="4B5563"/>
+          <w:sz w:val="19"/>
+          <w:szCs w:val="19"/>
+        </w:rPr>
+        <w:t>February 2020 - October 2025</w:t>
+      </w:r>
+    </w:p>
+    <w:p>
+      <w:pPr>
+        <w:pStyle w:val="NormalWeb"/>
+        <w:numPr>
+          <w:ilvl w:val="0"/>
+          <w:numId w:val="3"/>
+        </w:numPr>
+        <w:jc w:val="both"/>
+        <w:rPr>
+          <w:rFonts w:ascii="Arial" w:hAnsi="Arial" w:cs="Arial"/>
+          <w:sz w:val="20"/>
+        </w:rPr>
+      </w:pPr>
+      <w:r>
+        <w:rPr>
+          <w:rFonts w:ascii="Arial" w:hAnsi="Arial" w:cs="Arial"/>
+          <w:sz w:val="20"/>
+        </w:rPr>
+        <w:t xml:space="preserve">Designed and owned </w:t>
+      </w:r>
+      <w:r>
+        <w:rPr>
+          <w:rStyle w:val="Strong"/>
+          <w:rFonts w:ascii="Arial" w:hAnsi="Arial" w:cs="Arial"/>
+          <w:sz w:val="20"/>
+        </w:rPr>
+        <w:t>Python</w:t>
+      </w:r>
+      <w:r>
+        <w:rPr>
+          <w:rFonts w:ascii="Arial" w:hAnsi="Arial" w:cs="Arial"/>
+          <w:sz w:val="20"/>
+        </w:rPr>
+        <w:t xml:space="preserve"> services using </w:t>
+      </w:r>
+      <w:r>
+        <w:rPr>
+          <w:rStyle w:val="Strong"/>
+          <w:rFonts w:ascii="Arial" w:hAnsi="Arial" w:cs="Arial"/>
+          <w:sz w:val="20"/>
+        </w:rPr>
+        <w:t>FastAPI</w:t>
+      </w:r>
+      <w:r>
+        <w:rPr>
+          <w:rFonts w:ascii="Arial" w:hAnsi="Arial" w:cs="Arial"/>
+          <w:sz w:val="20"/>
+        </w:rPr>
+        <w:t xml:space="preserve"> and </w:t>
+      </w:r>
+      <w:r>
+        <w:rPr>
+          <w:rStyle w:val="Strong"/>
+          <w:rFonts w:ascii="Arial" w:hAnsi="Arial" w:cs="Arial"/>
+          <w:sz w:val="20"/>
+        </w:rPr>
+        <w:t>Django REST Framework</w:t>
+      </w:r>
+      <w:r>
+        <w:rPr>
+          <w:rFonts w:ascii="Arial" w:hAnsi="Arial" w:cs="Arial"/>
+          <w:sz w:val="20"/>
+        </w:rPr>
+        <w:t xml:space="preserve"> to deliver </w:t>
+      </w:r>
+      <w:r>
+        <w:rPr>
+          <w:rStyle w:val="Strong"/>
+          <w:rFonts w:ascii="Arial" w:hAnsi="Arial" w:cs="Arial"/>
+          <w:sz w:val="20"/>
+        </w:rPr>
+        <w:t>REST</w:t>
+      </w:r>
+      <w:r>
+        <w:rPr>
+          <w:rFonts w:ascii="Arial" w:hAnsi="Arial" w:cs="Arial"/>
+          <w:sz w:val="20"/>
+        </w:rPr>
+        <w:t xml:space="preserve"> APIs with strong validation, predictable contracts, and measurable performance under sustained production load.</w:t>
+      </w:r>
+    </w:p>
+    <w:p>
+      <w:pPr>
+        <w:pStyle w:val="NormalWeb"/>
+        <w:numPr>
+          <w:ilvl w:val="0"/>
+          <w:numId w:val="3"/>
+        </w:numPr>
+        <w:jc w:val="both"/>
+        <w:rPr>
+          <w:rFonts w:ascii="Arial" w:hAnsi="Arial" w:cs="Arial"/>
+          <w:sz w:val="20"/>
+        </w:rPr>
+      </w:pPr>
+      <w:r>
+        <w:rPr>
+          <w:rFonts w:ascii="Arial" w:hAnsi="Arial" w:cs="Arial"/>
+          <w:sz w:val="20"/>
+        </w:rPr>
+        <w:t xml:space="preserve">Implemented </w:t>
+      </w:r>
+      <w:r>
+        <w:rPr>
+          <w:rStyle w:val="Strong"/>
+          <w:rFonts w:ascii="Arial" w:hAnsi="Arial" w:cs="Arial"/>
+          <w:sz w:val="20"/>
+        </w:rPr>
+        <w:t>asynchronous workflows</w:t>
+      </w:r>
+      <w:r>
+        <w:rPr>
+          <w:rFonts w:ascii="Arial" w:hAnsi="Arial" w:cs="Arial"/>
+          <w:sz w:val="20"/>
+        </w:rPr>
+        <w:t xml:space="preserve"> with </w:t>
+      </w:r>
+      <w:r>
+        <w:rPr>
+          <w:rStyle w:val="Strong"/>
+          <w:rFonts w:ascii="Arial" w:hAnsi="Arial" w:cs="Arial"/>
+          <w:sz w:val="20"/>
+        </w:rPr>
+        <w:t>AWS SQS/SNS</w:t>
+      </w:r>
+      <w:r>
+        <w:rPr>
+          <w:rFonts w:ascii="Arial" w:hAnsi="Arial" w:cs="Arial"/>
+          <w:sz w:val="20"/>
+        </w:rPr>
+        <w:t xml:space="preserve">, </w:t>
+      </w:r>
+      <w:r>
+        <w:rPr>
+          <w:rStyle w:val="Strong"/>
+          <w:rFonts w:ascii="Arial" w:hAnsi="Arial" w:cs="Arial"/>
+          <w:sz w:val="20"/>
+        </w:rPr>
+        <w:t>Kafka</w:t>
+      </w:r>
+      <w:r>
+        <w:rPr>
+          <w:rFonts w:ascii="Arial" w:hAnsi="Arial" w:cs="Arial"/>
+          <w:sz w:val="20"/>
+        </w:rPr>
+        <w:t xml:space="preserve">, and </w:t>
+      </w:r>
+      <w:r>
+        <w:rPr>
+          <w:rStyle w:val="Strong"/>
+          <w:rFonts w:ascii="Arial" w:hAnsi="Arial" w:cs="Arial"/>
+          <w:sz w:val="20"/>
+        </w:rPr>
+        <w:t>RabbitMQ</w:t>
+      </w:r>
+      <w:r>
+        <w:rPr>
+          <w:rFonts w:ascii="Arial" w:hAnsi="Arial" w:cs="Arial"/>
+          <w:sz w:val="20"/>
+        </w:rPr>
+        <w:t xml:space="preserve"> patterns, adding idempotency, retries, and dead-letter handling for resilient background processing.</w:t>
+      </w:r>
+    </w:p>
+    <w:p>
+      <w:pPr>
+        <w:pStyle w:val="NormalWeb"/>
+        <w:numPr>
+          <w:ilvl w:val="0"/>
+          <w:numId w:val="3"/>
+        </w:numPr>
+        <w:jc w:val="both"/>
+        <w:rPr>
+          <w:rFonts w:ascii="Arial" w:hAnsi="Arial" w:cs="Arial"/>
+          <w:sz w:val="20"/>
+        </w:rPr>
+      </w:pPr>
+      <w:r>
+        <w:rPr>
+          <w:rFonts w:ascii="Arial" w:hAnsi="Arial" w:cs="Arial"/>
+          <w:sz w:val="20"/>
+        </w:rPr>
+        <w:t xml:space="preserve">Built API surfaces behind </w:t>
+      </w:r>
+      <w:r>
+        <w:rPr>
+          <w:rStyle w:val="Strong"/>
+          <w:rFonts w:ascii="Arial" w:hAnsi="Arial" w:cs="Arial"/>
+          <w:sz w:val="20"/>
+        </w:rPr>
+        <w:t>API Gateway</w:t>
+      </w:r>
+      <w:r>
+        <w:rPr>
+          <w:rFonts w:ascii="Arial" w:hAnsi="Arial" w:cs="Arial"/>
+          <w:sz w:val="20"/>
+        </w:rPr>
+        <w:t xml:space="preserve"> and integrated </w:t>
+      </w:r>
+      <w:r>
+        <w:rPr>
+          <w:rStyle w:val="Strong"/>
+          <w:rFonts w:ascii="Arial" w:hAnsi="Arial" w:cs="Arial"/>
+          <w:sz w:val="20"/>
+        </w:rPr>
+        <w:t>JWT</w:t>
+      </w:r>
+      <w:r>
+        <w:rPr>
+          <w:rFonts w:ascii="Arial" w:hAnsi="Arial" w:cs="Arial"/>
+          <w:sz w:val="20"/>
+        </w:rPr>
+        <w:t xml:space="preserve"> plus </w:t>
+      </w:r>
+      <w:r>
+        <w:rPr>
+          <w:rStyle w:val="Strong"/>
+          <w:rFonts w:ascii="Arial" w:hAnsi="Arial" w:cs="Arial"/>
+          <w:sz w:val="20"/>
+        </w:rPr>
+        <w:t>OAuth2/OpenID Connect</w:t>
+      </w:r>
+      <w:r>
+        <w:rPr>
+          <w:rFonts w:ascii="Arial" w:hAnsi="Arial" w:cs="Arial"/>
+          <w:sz w:val="20"/>
+        </w:rPr>
+        <w:t xml:space="preserve"> flows via </w:t>
+      </w:r>
+      <w:r>
+        <w:rPr>
+          <w:rStyle w:val="Strong"/>
+          <w:rFonts w:ascii="Arial" w:hAnsi="Arial" w:cs="Arial"/>
+          <w:sz w:val="20"/>
+        </w:rPr>
+        <w:t>Auth0</w:t>
+      </w:r>
+      <w:r>
+        <w:rPr>
+          <w:rFonts w:ascii="Arial" w:hAnsi="Arial" w:cs="Arial"/>
+          <w:sz w:val="20"/>
+        </w:rPr>
+        <w:t xml:space="preserve">, </w:t>
+      </w:r>
+      <w:r>
+        <w:rPr>
+          <w:rStyle w:val="Strong"/>
+          <w:rFonts w:ascii="Arial" w:hAnsi="Arial" w:cs="Arial"/>
+          <w:sz w:val="20"/>
+        </w:rPr>
+        <w:t>Okta</w:t>
+      </w:r>
+      <w:r>
+        <w:rPr>
+          <w:rFonts w:ascii="Arial" w:hAnsi="Arial" w:cs="Arial"/>
+          <w:sz w:val="20"/>
+        </w:rPr>
+        <w:t xml:space="preserve">, and </w:t>
+      </w:r>
+      <w:r>
+        <w:rPr>
+          <w:rStyle w:val="Strong"/>
+          <w:rFonts w:ascii="Arial" w:hAnsi="Arial" w:cs="Arial"/>
+          <w:sz w:val="20"/>
+        </w:rPr>
+        <w:t>AWS Cognito</w:t>
+      </w:r>
+      <w:r>
+        <w:rPr>
+          <w:rFonts w:ascii="Arial" w:hAnsi="Arial" w:cs="Arial"/>
+          <w:sz w:val="20"/>
+        </w:rPr>
+        <w:t xml:space="preserve"> to enforce secure session and token boundaries.</w:t>
+      </w:r>
+    </w:p>
+    <w:p>
+      <w:pPr>
+        <w:pStyle w:val="NormalWeb"/>
+        <w:numPr>
+          <w:ilvl w:val="0"/>
+          <w:numId w:val="3"/>
+        </w:numPr>
+        <w:jc w:val="both"/>
+        <w:rPr>
+          <w:rFonts w:ascii="Arial" w:hAnsi="Arial" w:cs="Arial"/>
+          <w:sz w:val="20"/>
+        </w:rPr>
+      </w:pPr>
+      <w:r>
+        <w:rPr>
+          <w:rFonts w:ascii="Arial" w:hAnsi="Arial" w:cs="Arial"/>
+          <w:sz w:val="20"/>
+        </w:rPr>
+        <w:t xml:space="preserve">Introduced </w:t>
+      </w:r>
+      <w:r>
+        <w:rPr>
+          <w:rStyle w:val="Strong"/>
+          <w:rFonts w:ascii="Arial" w:hAnsi="Arial" w:cs="Arial"/>
+          <w:sz w:val="20"/>
+        </w:rPr>
+        <w:t>RBAC/ABAC</w:t>
+      </w:r>
+      <w:r>
+        <w:rPr>
+          <w:rFonts w:ascii="Arial" w:hAnsi="Arial" w:cs="Arial"/>
+          <w:sz w:val="20"/>
+        </w:rPr>
+        <w:t xml:space="preserve"> authorization and </w:t>
+      </w:r>
+      <w:r>
+        <w:rPr>
+          <w:rStyle w:val="Strong"/>
+          <w:rFonts w:ascii="Arial" w:hAnsi="Arial" w:cs="Arial"/>
+          <w:sz w:val="20"/>
+        </w:rPr>
+        <w:t>audit logging</w:t>
+      </w:r>
+      <w:r>
+        <w:rPr>
+          <w:rFonts w:ascii="Arial" w:hAnsi="Arial" w:cs="Arial"/>
+          <w:sz w:val="20"/>
+        </w:rPr>
+        <w:t xml:space="preserve"> across critical endpoints, aligning access control with enterprise governance and internal compliance expectations.</w:t>
+      </w:r>
+    </w:p>
+    <w:p>
+      <w:pPr>
+        <w:pStyle w:val="NormalWeb"/>
+        <w:numPr>
+          <w:ilvl w:val="0"/>
+          <w:numId w:val="3"/>
+        </w:numPr>
+        <w:jc w:val="both"/>
+        <w:rPr>
+          <w:rFonts w:ascii="Arial" w:hAnsi="Arial" w:cs="Arial"/>
+          <w:sz w:val="20"/>
+        </w:rPr>
+      </w:pPr>
+      <w:r>
+        <w:rPr>
+          <w:rFonts w:ascii="Arial" w:hAnsi="Arial" w:cs="Arial"/>
+          <w:sz w:val="20"/>
+        </w:rPr>
+        <w:t xml:space="preserve">Optimized transactional workloads in </w:t>
+      </w:r>
+      <w:r>
+        <w:rPr>
+          <w:rStyle w:val="Strong"/>
+          <w:rFonts w:ascii="Arial" w:hAnsi="Arial" w:cs="Arial"/>
+          <w:sz w:val="20"/>
+        </w:rPr>
+        <w:t>PostgreSQL</w:t>
+      </w:r>
+      <w:r>
+        <w:rPr>
+          <w:rFonts w:ascii="Arial" w:hAnsi="Arial" w:cs="Arial"/>
+          <w:sz w:val="20"/>
+        </w:rPr>
+        <w:t xml:space="preserve"> and </w:t>
+      </w:r>
+      <w:r>
+        <w:rPr>
+          <w:rStyle w:val="Strong"/>
+          <w:rFonts w:ascii="Arial" w:hAnsi="Arial" w:cs="Arial"/>
+          <w:sz w:val="20"/>
+        </w:rPr>
+        <w:t>MySQL</w:t>
+      </w:r>
+      <w:r>
+        <w:rPr>
+          <w:rFonts w:ascii="Arial" w:hAnsi="Arial" w:cs="Arial"/>
+          <w:sz w:val="20"/>
+        </w:rPr>
+        <w:t xml:space="preserve"> with indexing, query tuning, and schema refinements, and supported legacy reporting surfaces backed by </w:t>
+      </w:r>
+      <w:r>
+        <w:rPr>
+          <w:rStyle w:val="Strong"/>
+          <w:rFonts w:ascii="Arial" w:hAnsi="Arial" w:cs="Arial"/>
+          <w:sz w:val="20"/>
+        </w:rPr>
+        <w:t>SQL Server</w:t>
+      </w:r>
+      <w:r>
+        <w:rPr>
+          <w:rFonts w:ascii="Arial" w:hAnsi="Arial" w:cs="Arial"/>
+          <w:sz w:val="20"/>
+        </w:rPr>
+        <w:t xml:space="preserve"> where required.</w:t>
+      </w:r>
+    </w:p>
+    <w:p>
+      <w:pPr>
+        <w:pStyle w:val="NormalWeb"/>
+        <w:numPr>
+          <w:ilvl w:val="0"/>
+          <w:numId w:val="3"/>
+        </w:numPr>
+        <w:jc w:val="both"/>
+        <w:rPr>
+          <w:rFonts w:ascii="Arial" w:hAnsi="Arial" w:cs="Arial"/>
+          <w:sz w:val="20"/>
+        </w:rPr>
+      </w:pPr>
+      <w:r>
+        <w:rPr>
+          <w:rFonts w:ascii="Arial" w:hAnsi="Arial" w:cs="Arial"/>
+          <w:sz w:val="20"/>
+        </w:rPr>
+        <w:t xml:space="preserve">Improved hot-path latency by introducing </w:t>
+      </w:r>
+      <w:r>
+        <w:rPr>
+          <w:rStyle w:val="Strong"/>
+          <w:rFonts w:ascii="Arial" w:hAnsi="Arial" w:cs="Arial"/>
+          <w:sz w:val="20"/>
+        </w:rPr>
+        <w:t>Redis / ElastiCache</w:t>
+      </w:r>
+      <w:r>
+        <w:rPr>
+          <w:rFonts w:ascii="Arial" w:hAnsi="Arial" w:cs="Arial"/>
+          <w:sz w:val="20"/>
+        </w:rPr>
+        <w:t xml:space="preserve"> caching strategies and defensive backpressure to protect databases during traffic spikes and partner outages.</w:t>
+      </w:r>
+    </w:p>
+    <w:p>
+      <w:pPr>
+        <w:pStyle w:val="NormalWeb"/>
+        <w:numPr>
+          <w:ilvl w:val="0"/>
+          <w:numId w:val="3"/>
+        </w:numPr>
+        <w:jc w:val="both"/>
+        <w:rPr>
+          <w:rFonts w:ascii="Arial" w:hAnsi="Arial" w:cs="Arial"/>
+          <w:sz w:val="20"/>
+        </w:rPr>
+      </w:pPr>
+      <w:r>
+        <w:rPr>
+          <w:rFonts w:ascii="Arial" w:hAnsi="Arial" w:cs="Arial"/>
+          <w:sz w:val="20"/>
+        </w:rPr>
+        <w:t xml:space="preserve">Delivered document and event ingestion flows using </w:t>
+      </w:r>
+      <w:r>
+        <w:rPr>
+          <w:rStyle w:val="Strong"/>
+          <w:rFonts w:ascii="Arial" w:hAnsi="Arial" w:cs="Arial"/>
+          <w:sz w:val="20"/>
+        </w:rPr>
+        <w:t>MongoDB</w:t>
+      </w:r>
+      <w:r>
+        <w:rPr>
+          <w:rFonts w:ascii="Arial" w:hAnsi="Arial" w:cs="Arial"/>
+          <w:sz w:val="20"/>
+        </w:rPr>
+        <w:t xml:space="preserve"> and </w:t>
+      </w:r>
+      <w:r>
+        <w:rPr>
+          <w:rStyle w:val="Strong"/>
+          <w:rFonts w:ascii="Arial" w:hAnsi="Arial" w:cs="Arial"/>
+          <w:sz w:val="20"/>
+        </w:rPr>
+        <w:t>DynamoDB</w:t>
+      </w:r>
+      <w:r>
+        <w:rPr>
+          <w:rFonts w:ascii="Arial" w:hAnsi="Arial" w:cs="Arial"/>
+          <w:sz w:val="20"/>
+        </w:rPr>
+        <w:t xml:space="preserve"> for flexible metadata and high-throughput writes, while keeping core relational truth in </w:t>
+      </w:r>
+      <w:r>
+        <w:rPr>
+          <w:rStyle w:val="Strong"/>
+          <w:rFonts w:ascii="Arial" w:hAnsi="Arial" w:cs="Arial"/>
+          <w:sz w:val="20"/>
+        </w:rPr>
+        <w:t>RDS</w:t>
+      </w:r>
+      <w:r>
+        <w:rPr>
+          <w:rFonts w:ascii="Arial" w:hAnsi="Arial" w:cs="Arial"/>
+          <w:sz w:val="20"/>
+        </w:rPr>
+        <w:t>.</w:t>
+      </w:r>
+    </w:p>
+    <w:p>
+      <w:pPr>
+        <w:pStyle w:val="NormalWeb"/>
+        <w:numPr>
+          <w:ilvl w:val="0"/>
+          <w:numId w:val="3"/>
+        </w:numPr>
+        <w:jc w:val="both"/>
+        <w:rPr>
+          <w:rFonts w:ascii="Arial" w:hAnsi="Arial" w:cs="Arial"/>
+          <w:sz w:val="20"/>
+        </w:rPr>
+      </w:pPr>
+      <w:r>
+        <w:rPr>
+          <w:rFonts w:ascii="Arial" w:hAnsi="Arial" w:cs="Arial"/>
+          <w:sz w:val="20"/>
+        </w:rPr>
+        <w:t xml:space="preserve">Implemented search indexing and query services using </w:t>
+      </w:r>
+      <w:r>
+        <w:rPr>
+          <w:rStyle w:val="Strong"/>
+          <w:rFonts w:ascii="Arial" w:hAnsi="Arial" w:cs="Arial"/>
+          <w:sz w:val="20"/>
+        </w:rPr>
+        <w:t>Elasticsearch</w:t>
+      </w:r>
+      <w:r>
+        <w:rPr>
+          <w:rFonts w:ascii="Arial" w:hAnsi="Arial" w:cs="Arial"/>
+          <w:sz w:val="20"/>
+        </w:rPr>
+        <w:t xml:space="preserve"> and </w:t>
+      </w:r>
+      <w:r>
+        <w:rPr>
+          <w:rStyle w:val="Strong"/>
+          <w:rFonts w:ascii="Arial" w:hAnsi="Arial" w:cs="Arial"/>
+          <w:sz w:val="20"/>
+        </w:rPr>
+        <w:t>OpenSearch</w:t>
+      </w:r>
+      <w:r>
+        <w:rPr>
+          <w:rFonts w:ascii="Arial" w:hAnsi="Arial" w:cs="Arial"/>
+          <w:sz w:val="20"/>
+        </w:rPr>
+        <w:t>, enabling fast filtering, pagination, and relevance tuning for high-volume datasets.</w:t>
+      </w:r>
+    </w:p>
+    <w:p>
+      <w:pPr>
+        <w:pStyle w:val="NormalWeb"/>
+        <w:numPr>
+          <w:ilvl w:val="0"/>
+          <w:numId w:val="3"/>
+        </w:numPr>
+        <w:jc w:val="both"/>
+        <w:rPr>
+          <w:rFonts w:ascii="Arial" w:hAnsi="Arial" w:cs="Arial"/>
+          <w:sz w:val="20"/>
+        </w:rPr>
+      </w:pPr>
+      <w:r>
+        <w:rPr>
+          <w:rFonts w:ascii="Arial" w:hAnsi="Arial" w:cs="Arial"/>
+          <w:sz w:val="20"/>
+        </w:rPr>
+        <w:t xml:space="preserve">Deployed workloads across </w:t>
+      </w:r>
+      <w:r>
+        <w:rPr>
+          <w:rStyle w:val="Strong"/>
+          <w:rFonts w:ascii="Arial" w:hAnsi="Arial" w:cs="Arial"/>
+          <w:sz w:val="20"/>
+        </w:rPr>
+        <w:t>EKS</w:t>
+      </w:r>
+      <w:r>
+        <w:rPr>
+          <w:rFonts w:ascii="Arial" w:hAnsi="Arial" w:cs="Arial"/>
+          <w:sz w:val="20"/>
+        </w:rPr>
+        <w:t xml:space="preserve">, </w:t>
+      </w:r>
+      <w:r>
+        <w:rPr>
+          <w:rStyle w:val="Strong"/>
+          <w:rFonts w:ascii="Arial" w:hAnsi="Arial" w:cs="Arial"/>
+          <w:sz w:val="20"/>
+        </w:rPr>
+        <w:t>ECS</w:t>
+      </w:r>
+      <w:r>
+        <w:rPr>
+          <w:rFonts w:ascii="Arial" w:hAnsi="Arial" w:cs="Arial"/>
+          <w:sz w:val="20"/>
+        </w:rPr>
+        <w:t xml:space="preserve">, </w:t>
+      </w:r>
+      <w:r>
+        <w:rPr>
+          <w:rStyle w:val="Strong"/>
+          <w:rFonts w:ascii="Arial" w:hAnsi="Arial" w:cs="Arial"/>
+          <w:sz w:val="20"/>
+        </w:rPr>
+        <w:t>EC2</w:t>
+      </w:r>
+      <w:r>
+        <w:rPr>
+          <w:rFonts w:ascii="Arial" w:hAnsi="Arial" w:cs="Arial"/>
+          <w:sz w:val="20"/>
+        </w:rPr>
+        <w:t xml:space="preserve">, and </w:t>
+      </w:r>
+      <w:r>
+        <w:rPr>
+          <w:rStyle w:val="Strong"/>
+          <w:rFonts w:ascii="Arial" w:hAnsi="Arial" w:cs="Arial"/>
+          <w:sz w:val="20"/>
+        </w:rPr>
+        <w:t>Lambda</w:t>
+      </w:r>
+      <w:r>
+        <w:rPr>
+          <w:rFonts w:ascii="Arial" w:hAnsi="Arial" w:cs="Arial"/>
+          <w:sz w:val="20"/>
+        </w:rPr>
+        <w:t xml:space="preserve"> with </w:t>
+      </w:r>
+      <w:r>
+        <w:rPr>
+          <w:rStyle w:val="Strong"/>
+          <w:rFonts w:ascii="Arial" w:hAnsi="Arial" w:cs="Arial"/>
+          <w:sz w:val="20"/>
+        </w:rPr>
+        <w:t>Docker</w:t>
+      </w:r>
+      <w:r>
+        <w:rPr>
+          <w:rFonts w:ascii="Arial" w:hAnsi="Arial" w:cs="Arial"/>
+          <w:sz w:val="20"/>
+        </w:rPr>
+        <w:t xml:space="preserve"> and </w:t>
+      </w:r>
+      <w:r>
+        <w:rPr>
+          <w:rStyle w:val="Strong"/>
+          <w:rFonts w:ascii="Arial" w:hAnsi="Arial" w:cs="Arial"/>
+          <w:sz w:val="20"/>
+        </w:rPr>
+        <w:t>Kubernetes</w:t>
+      </w:r>
+      <w:r>
+        <w:rPr>
+          <w:rFonts w:ascii="Arial" w:hAnsi="Arial" w:cs="Arial"/>
+          <w:sz w:val="20"/>
+        </w:rPr>
+        <w:t>, standardizing rollout patterns and reducing environment drift across stages.</w:t>
+      </w:r>
+    </w:p>
+    <w:p>
+      <w:pPr>
+        <w:pStyle w:val="NormalWeb"/>
+        <w:numPr>
+          <w:ilvl w:val="0"/>
+          <w:numId w:val="3"/>
+        </w:numPr>
+        <w:jc w:val="both"/>
+        <w:rPr>
+          <w:rFonts w:ascii="Arial" w:hAnsi="Arial" w:cs="Arial"/>
+          <w:sz w:val="20"/>
+        </w:rPr>
+      </w:pPr>
+      <w:r>
+        <w:rPr>
+          <w:rFonts w:ascii="Arial" w:hAnsi="Arial" w:cs="Arial"/>
+          <w:sz w:val="20"/>
+        </w:rPr>
+        <w:t xml:space="preserve">Automated orchestration with </w:t>
+      </w:r>
+      <w:r>
+        <w:rPr>
+          <w:rStyle w:val="Strong"/>
+          <w:rFonts w:ascii="Arial" w:hAnsi="Arial" w:cs="Arial"/>
+          <w:sz w:val="20"/>
+        </w:rPr>
+        <w:t>EventBridge</w:t>
+      </w:r>
+      <w:r>
+        <w:rPr>
+          <w:rFonts w:ascii="Arial" w:hAnsi="Arial" w:cs="Arial"/>
+          <w:sz w:val="20"/>
+        </w:rPr>
+        <w:t xml:space="preserve"> and </w:t>
+      </w:r>
+      <w:r>
+        <w:rPr>
+          <w:rStyle w:val="Strong"/>
+          <w:rFonts w:ascii="Arial" w:hAnsi="Arial" w:cs="Arial"/>
+          <w:sz w:val="20"/>
+        </w:rPr>
+        <w:t>Step Functions</w:t>
+      </w:r>
+      <w:r>
+        <w:rPr>
+          <w:rFonts w:ascii="Arial" w:hAnsi="Arial" w:cs="Arial"/>
+          <w:sz w:val="20"/>
+        </w:rPr>
+        <w:t xml:space="preserve"> for multi-step workflows, building clear state transitions and operational visibility into long-running processes.</w:t>
+      </w:r>
+    </w:p>
+    <w:p>
+      <w:pPr>
+        <w:pStyle w:val="NormalWeb"/>
+        <w:numPr>
+          <w:ilvl w:val="0"/>
+          <w:numId w:val="3"/>
+        </w:numPr>
+        <w:jc w:val="both"/>
+        <w:rPr>
+          <w:rFonts w:ascii="Arial" w:hAnsi="Arial" w:cs="Arial"/>
+          <w:sz w:val="20"/>
+        </w:rPr>
+      </w:pPr>
+      <w:r>
+        <w:rPr>
+          <w:rFonts w:ascii="Arial" w:hAnsi="Arial" w:cs="Arial"/>
+          <w:sz w:val="20"/>
+        </w:rPr>
+        <w:t xml:space="preserve">Built repeatable infrastructure using </w:t>
+      </w:r>
+      <w:r>
+        <w:rPr>
+          <w:rStyle w:val="Strong"/>
+          <w:rFonts w:ascii="Arial" w:hAnsi="Arial" w:cs="Arial"/>
+          <w:sz w:val="20"/>
+        </w:rPr>
+        <w:t>Terraform</w:t>
+      </w:r>
+      <w:r>
+        <w:rPr>
+          <w:rFonts w:ascii="Arial" w:hAnsi="Arial" w:cs="Arial"/>
+          <w:sz w:val="20"/>
+        </w:rPr>
+        <w:t xml:space="preserve"> and </w:t>
+      </w:r>
+      <w:r>
+        <w:rPr>
+          <w:rStyle w:val="Strong"/>
+          <w:rFonts w:ascii="Arial" w:hAnsi="Arial" w:cs="Arial"/>
+          <w:sz w:val="20"/>
+        </w:rPr>
+        <w:t>CloudFormation</w:t>
+      </w:r>
+      <w:r>
+        <w:rPr>
+          <w:rFonts w:ascii="Arial" w:hAnsi="Arial" w:cs="Arial"/>
+          <w:sz w:val="20"/>
+        </w:rPr>
+        <w:t xml:space="preserve">, applying least-privilege </w:t>
+      </w:r>
+      <w:r>
+        <w:rPr>
+          <w:rStyle w:val="Strong"/>
+          <w:rFonts w:ascii="Arial" w:hAnsi="Arial" w:cs="Arial"/>
+          <w:sz w:val="20"/>
+        </w:rPr>
+        <w:t>IAM</w:t>
+      </w:r>
+      <w:r>
+        <w:rPr>
+          <w:rFonts w:ascii="Arial" w:hAnsi="Arial" w:cs="Arial"/>
+          <w:sz w:val="20"/>
+        </w:rPr>
+        <w:t xml:space="preserve"> patterns and consistent tagging for cost and ownership clarity.</w:t>
+      </w:r>
+    </w:p>
+    <w:p>
+      <w:pPr>
+        <w:pStyle w:val="NormalWeb"/>
+        <w:numPr>
+          <w:ilvl w:val="0"/>
+          <w:numId w:val="3"/>
+        </w:numPr>
+        <w:jc w:val="both"/>
+        <w:rPr>
+          <w:rFonts w:ascii="Arial" w:hAnsi="Arial" w:cs="Arial"/>
+          <w:sz w:val="20"/>
+        </w:rPr>
+      </w:pPr>
+      <w:r>
+        <w:rPr>
+          <w:rFonts w:ascii="Arial" w:hAnsi="Arial" w:cs="Arial"/>
+          <w:sz w:val="20"/>
+        </w:rPr>
+        <w:t xml:space="preserve">Implemented end-to-end observability using </w:t>
+      </w:r>
+      <w:r>
+        <w:rPr>
+          <w:rStyle w:val="Strong"/>
+          <w:rFonts w:ascii="Arial" w:hAnsi="Arial" w:cs="Arial"/>
+          <w:sz w:val="20"/>
+        </w:rPr>
+        <w:t>OpenTelemetry</w:t>
+      </w:r>
+      <w:r>
+        <w:rPr>
+          <w:rFonts w:ascii="Arial" w:hAnsi="Arial" w:cs="Arial"/>
+          <w:sz w:val="20"/>
+        </w:rPr>
+        <w:t xml:space="preserve"> traces/metrics/logs and exported signals to </w:t>
+      </w:r>
+      <w:r>
+        <w:rPr>
+          <w:rStyle w:val="Strong"/>
+          <w:rFonts w:ascii="Arial" w:hAnsi="Arial" w:cs="Arial"/>
+          <w:sz w:val="20"/>
+        </w:rPr>
+        <w:t>Datadog</w:t>
+      </w:r>
+      <w:r>
+        <w:rPr>
+          <w:rFonts w:ascii="Arial" w:hAnsi="Arial" w:cs="Arial"/>
+          <w:sz w:val="20"/>
+        </w:rPr>
+        <w:t xml:space="preserve">, </w:t>
+      </w:r>
+      <w:r>
+        <w:rPr>
+          <w:rStyle w:val="Strong"/>
+          <w:rFonts w:ascii="Arial" w:hAnsi="Arial" w:cs="Arial"/>
+          <w:sz w:val="20"/>
+        </w:rPr>
+        <w:t>Grafana/Prometheus</w:t>
+      </w:r>
+      <w:r>
+        <w:rPr>
+          <w:rFonts w:ascii="Arial" w:hAnsi="Arial" w:cs="Arial"/>
+          <w:sz w:val="20"/>
+        </w:rPr>
+        <w:t xml:space="preserve">, </w:t>
+      </w:r>
+      <w:r>
+        <w:rPr>
+          <w:rStyle w:val="Strong"/>
+          <w:rFonts w:ascii="Arial" w:hAnsi="Arial" w:cs="Arial"/>
+          <w:sz w:val="20"/>
+        </w:rPr>
+        <w:t>CloudWatch</w:t>
+      </w:r>
+      <w:r>
+        <w:rPr>
+          <w:rFonts w:ascii="Arial" w:hAnsi="Arial" w:cs="Arial"/>
+          <w:sz w:val="20"/>
+        </w:rPr>
+        <w:t xml:space="preserve">, and </w:t>
+      </w:r>
+      <w:r>
+        <w:rPr>
+          <w:rStyle w:val="Strong"/>
+          <w:rFonts w:ascii="Arial" w:hAnsi="Arial" w:cs="Arial"/>
+          <w:sz w:val="20"/>
+        </w:rPr>
+        <w:t>ELK/EFK</w:t>
+      </w:r>
+      <w:r>
+        <w:rPr>
+          <w:rFonts w:ascii="Arial" w:hAnsi="Arial" w:cs="Arial"/>
+          <w:sz w:val="20"/>
+        </w:rPr>
+        <w:t xml:space="preserve"> for rapid root-cause isolation.</w:t>
+      </w:r>
+    </w:p>
+    <w:p>
+      <w:pPr>
+        <w:pStyle w:val="NormalWeb"/>
+        <w:numPr>
+          <w:ilvl w:val="0"/>
+          <w:numId w:val="3"/>
+        </w:numPr>
+        <w:jc w:val="both"/>
+        <w:rPr>
+          <w:rFonts w:ascii="Arial" w:hAnsi="Arial" w:cs="Arial"/>
+          <w:sz w:val="20"/>
+        </w:rPr>
+      </w:pPr>
+      <w:r>
+        <w:rPr>
+          <w:rFonts w:ascii="Arial" w:hAnsi="Arial" w:cs="Arial"/>
+          <w:sz w:val="20"/>
+        </w:rPr>
+        <w:t xml:space="preserve">Established testing layers including unit/integration suites plus </w:t>
+      </w:r>
+      <w:r>
+        <w:rPr>
+          <w:rStyle w:val="Strong"/>
+          <w:rFonts w:ascii="Arial" w:hAnsi="Arial" w:cs="Arial"/>
+          <w:sz w:val="20"/>
+        </w:rPr>
+        <w:t>Pact-style</w:t>
+      </w:r>
+      <w:r>
+        <w:rPr>
+          <w:rFonts w:ascii="Arial" w:hAnsi="Arial" w:cs="Arial"/>
+          <w:sz w:val="20"/>
+        </w:rPr>
+        <w:t xml:space="preserve"> contract tests, and validated critical user journeys with </w:t>
+      </w:r>
+      <w:r>
+        <w:rPr>
+          <w:rStyle w:val="Strong"/>
+          <w:rFonts w:ascii="Arial" w:hAnsi="Arial" w:cs="Arial"/>
+          <w:sz w:val="20"/>
+        </w:rPr>
+        <w:t>Playwright/Cypress</w:t>
+      </w:r>
+      <w:r>
+        <w:rPr>
+          <w:rFonts w:ascii="Arial" w:hAnsi="Arial" w:cs="Arial"/>
+          <w:sz w:val="20"/>
+        </w:rPr>
+        <w:t xml:space="preserve"> where API behavior impacted UI flows.</w:t>
+      </w:r>
+    </w:p>
+    <w:p>
+      <w:pPr>
+        <w:pStyle w:val="NormalWeb"/>
+        <w:numPr>
+          <w:ilvl w:val="0"/>
+          <w:numId w:val="3"/>
+        </w:numPr>
+        <w:jc w:val="both"/>
+        <w:rPr>
+          <w:rFonts w:ascii="Arial" w:hAnsi="Arial" w:cs="Arial"/>
+          <w:sz w:val="20"/>
+        </w:rPr>
+      </w:pPr>
+      <w:r>
+        <w:rPr>
+          <w:rFonts w:ascii="Arial" w:hAnsi="Arial" w:cs="Arial"/>
+          <w:sz w:val="20"/>
+        </w:rPr>
+        <w:t>Built CI/CD pipelines across GitHub Actions, GitLab CI, and Jenkins, producing reproducible builds, container publishing, and safe progressive deployments with rollback triggers.</w:t>
+      </w:r>
+    </w:p>
+    <w:p>
+      <w:pPr>
+        <w:pStyle w:val="NormalWeb"/>
+        <w:numPr>
+          <w:ilvl w:val="0"/>
+          <w:numId w:val="3"/>
+        </w:numPr>
+        <w:jc w:val="both"/>
+        <w:rPr>
+          <w:rFonts w:ascii="Arial" w:hAnsi="Arial" w:cs="Arial"/>
+          <w:sz w:val="20"/>
+        </w:rPr>
+      </w:pPr>
+      <w:r>
+        <w:rPr>
+          <w:rFonts w:ascii="Arial" w:hAnsi="Arial" w:cs="Arial"/>
+          <w:sz w:val="20"/>
+        </w:rPr>
+        <w:lastRenderedPageBreak/>
+        <w:t xml:space="preserve">Integrated cross-cloud client requirements by supporting data export and service interoperability with </w:t>
+      </w:r>
+      <w:r>
+        <w:rPr>
+          <w:rStyle w:val="Strong"/>
+          <w:rFonts w:ascii="Arial" w:hAnsi="Arial" w:cs="Arial"/>
+          <w:sz w:val="20"/>
+        </w:rPr>
+        <w:t>Azure</w:t>
+      </w:r>
+      <w:r>
+        <w:rPr>
+          <w:rFonts w:ascii="Arial" w:hAnsi="Arial" w:cs="Arial"/>
+          <w:sz w:val="20"/>
+        </w:rPr>
+        <w:t xml:space="preserve"> (AKS, Service Bus, Key Vault, Application Insights) and </w:t>
+      </w:r>
+      <w:r>
+        <w:rPr>
+          <w:rStyle w:val="Strong"/>
+          <w:rFonts w:ascii="Arial" w:hAnsi="Arial" w:cs="Arial"/>
+          <w:sz w:val="20"/>
+        </w:rPr>
+        <w:t>GCP</w:t>
+      </w:r>
+      <w:r>
+        <w:rPr>
+          <w:rFonts w:ascii="Arial" w:hAnsi="Arial" w:cs="Arial"/>
+          <w:sz w:val="20"/>
+        </w:rPr>
+        <w:t xml:space="preserve"> (GKE/Cloud Run, Pub/Sub, Cloud Storage, BigQuery) without coupling core logic to a single provider.</w:t>
+      </w:r>
+    </w:p>
+    <w:p>
+      <w:pPr>
+        <w:pBdr>
+          <w:bottom w:val="dashed" w:sz="4" w:space="0" w:color="CFD2CD"/>
+        </w:pBdr>
+        <w:spacing w:after="120"/>
+      </w:pPr>
+      <w:r>
+        <w:t xml:space="preserve"> </w:t>
+      </w:r>
+    </w:p>
+    <w:p>
+      <w:r>
+        <w:rPr>
+          <w:rFonts w:ascii="Arial" w:eastAsia="Arial" w:hAnsi="Arial" w:cs="Arial"/>
+          <w:b/>
+          <w:bCs/>
+          <w:color w:val="111111"/>
+          <w:sz w:val="23"/>
+          <w:szCs w:val="23"/>
+        </w:rPr>
+        <w:t>Full Stack Engineer</w:t>
+      </w:r>
+    </w:p>
+    <w:p>
       <w:r>
         <w:rPr>
           <w:rFonts w:ascii="Arial" w:eastAsia="Arial" w:hAnsi="Arial" w:cs="Arial"/>
@@ -1508,9 +2264,513 @@
           <w:sz w:val="21"/>
           <w:szCs w:val="21"/>
         </w:rPr>
-        <w:t>Venturez</w:t>
-      </w:r>
-      <w:proofErr w:type="spellEnd"/>
+        <w:t>Webiz Digital</w:t>
+      </w:r>
+    </w:p>
+    <w:p>
+      <w:r>
+        <w:rPr>
+          <w:rFonts w:ascii="Arial" w:eastAsia="Arial" w:hAnsi="Arial" w:cs="Arial"/>
+          <w:color w:val="4B5563"/>
+          <w:sz w:val="19"/>
+          <w:szCs w:val="19"/>
+        </w:rPr>
+        <w:t>July 2017 - January 2020</w:t>
+      </w:r>
+    </w:p>
+    <w:p>
+      <w:pPr>
+        <w:pStyle w:val="NormalWeb"/>
+        <w:numPr>
+          <w:ilvl w:val="0"/>
+          <w:numId w:val="5"/>
+        </w:numPr>
+        <w:jc w:val="both"/>
+        <w:rPr>
+          <w:rFonts w:ascii="Arial" w:hAnsi="Arial" w:cs="Arial"/>
+          <w:sz w:val="20"/>
+        </w:rPr>
+      </w:pPr>
+      <w:r>
+        <w:rPr>
+          <w:rFonts w:ascii="Arial" w:hAnsi="Arial" w:cs="Arial"/>
+          <w:sz w:val="20"/>
+        </w:rPr>
+        <w:t xml:space="preserve">Delivered </w:t>
+      </w:r>
+      <w:r>
+        <w:rPr>
+          <w:rStyle w:val="Strong"/>
+          <w:rFonts w:ascii="Arial" w:hAnsi="Arial" w:cs="Arial"/>
+          <w:sz w:val="20"/>
+        </w:rPr>
+        <w:t>Python</w:t>
+      </w:r>
+      <w:r>
+        <w:rPr>
+          <w:rFonts w:ascii="Arial" w:hAnsi="Arial" w:cs="Arial"/>
+          <w:sz w:val="20"/>
+        </w:rPr>
+        <w:t xml:space="preserve"> backend services and clean </w:t>
+      </w:r>
+      <w:r>
+        <w:rPr>
+          <w:rStyle w:val="Strong"/>
+          <w:rFonts w:ascii="Arial" w:hAnsi="Arial" w:cs="Arial"/>
+          <w:sz w:val="20"/>
+        </w:rPr>
+        <w:t>REST</w:t>
+      </w:r>
+      <w:r>
+        <w:rPr>
+          <w:rFonts w:ascii="Arial" w:hAnsi="Arial" w:cs="Arial"/>
+          <w:sz w:val="20"/>
+        </w:rPr>
+        <w:t xml:space="preserve"> endpoints with clear domain boundaries, supporting product workflows that required predictable data validation and stable error semantics.</w:t>
+      </w:r>
+    </w:p>
+    <w:p>
+      <w:pPr>
+        <w:pStyle w:val="NormalWeb"/>
+        <w:numPr>
+          <w:ilvl w:val="0"/>
+          <w:numId w:val="5"/>
+        </w:numPr>
+        <w:jc w:val="both"/>
+        <w:rPr>
+          <w:rFonts w:ascii="Arial" w:hAnsi="Arial" w:cs="Arial"/>
+          <w:sz w:val="20"/>
+        </w:rPr>
+      </w:pPr>
+      <w:r>
+        <w:rPr>
+          <w:rFonts w:ascii="Arial" w:hAnsi="Arial" w:cs="Arial"/>
+          <w:sz w:val="20"/>
+        </w:rPr>
+        <w:t xml:space="preserve">Implemented background processing for sync and reporting using queue-driven patterns, preparing the platform for </w:t>
+      </w:r>
+      <w:r>
+        <w:rPr>
+          <w:rStyle w:val="Strong"/>
+          <w:rFonts w:ascii="Arial" w:hAnsi="Arial" w:cs="Arial"/>
+          <w:sz w:val="20"/>
+        </w:rPr>
+        <w:t>SQS/SNS</w:t>
+      </w:r>
+      <w:r>
+        <w:rPr>
+          <w:rFonts w:ascii="Arial" w:hAnsi="Arial" w:cs="Arial"/>
+          <w:sz w:val="20"/>
+        </w:rPr>
+        <w:t>-style asynchronous processing and safer long-running jobs.</w:t>
+      </w:r>
+    </w:p>
+    <w:p>
+      <w:pPr>
+        <w:pStyle w:val="NormalWeb"/>
+        <w:numPr>
+          <w:ilvl w:val="0"/>
+          <w:numId w:val="5"/>
+        </w:numPr>
+        <w:jc w:val="both"/>
+        <w:rPr>
+          <w:rFonts w:ascii="Arial" w:hAnsi="Arial" w:cs="Arial"/>
+          <w:sz w:val="20"/>
+        </w:rPr>
+      </w:pPr>
+      <w:r>
+        <w:rPr>
+          <w:rFonts w:ascii="Arial" w:hAnsi="Arial" w:cs="Arial"/>
+          <w:sz w:val="20"/>
+        </w:rPr>
+        <w:t xml:space="preserve">Modeled relational data in </w:t>
+      </w:r>
+      <w:r>
+        <w:rPr>
+          <w:rStyle w:val="Strong"/>
+          <w:rFonts w:ascii="Arial" w:hAnsi="Arial" w:cs="Arial"/>
+          <w:sz w:val="20"/>
+        </w:rPr>
+        <w:t>PostgreSQL</w:t>
+      </w:r>
+      <w:r>
+        <w:rPr>
+          <w:rFonts w:ascii="Arial" w:hAnsi="Arial" w:cs="Arial"/>
+          <w:sz w:val="20"/>
+        </w:rPr>
+        <w:t xml:space="preserve"> and </w:t>
+      </w:r>
+      <w:r>
+        <w:rPr>
+          <w:rStyle w:val="Strong"/>
+          <w:rFonts w:ascii="Arial" w:hAnsi="Arial" w:cs="Arial"/>
+          <w:sz w:val="20"/>
+        </w:rPr>
+        <w:t>MySQL</w:t>
+      </w:r>
+      <w:r>
+        <w:rPr>
+          <w:rFonts w:ascii="Arial" w:hAnsi="Arial" w:cs="Arial"/>
+          <w:sz w:val="20"/>
+        </w:rPr>
+        <w:t>, building pragmatic schema design and migrations that kept delivery velocity while reducing downstream data integrity issues.</w:t>
+      </w:r>
+    </w:p>
+    <w:p>
+      <w:pPr>
+        <w:pStyle w:val="NormalWeb"/>
+        <w:numPr>
+          <w:ilvl w:val="0"/>
+          <w:numId w:val="5"/>
+        </w:numPr>
+        <w:jc w:val="both"/>
+        <w:rPr>
+          <w:rFonts w:ascii="Arial" w:hAnsi="Arial" w:cs="Arial"/>
+          <w:sz w:val="20"/>
+        </w:rPr>
+      </w:pPr>
+      <w:r>
+        <w:rPr>
+          <w:rFonts w:ascii="Arial" w:hAnsi="Arial" w:cs="Arial"/>
+          <w:sz w:val="20"/>
+        </w:rPr>
+        <w:t xml:space="preserve">Added selective caching using </w:t>
+      </w:r>
+      <w:r>
+        <w:rPr>
+          <w:rStyle w:val="Strong"/>
+          <w:rFonts w:ascii="Arial" w:hAnsi="Arial" w:cs="Arial"/>
+          <w:sz w:val="20"/>
+        </w:rPr>
+        <w:t>Redis</w:t>
+      </w:r>
+      <w:r>
+        <w:rPr>
+          <w:rFonts w:ascii="Arial" w:hAnsi="Arial" w:cs="Arial"/>
+          <w:sz w:val="20"/>
+        </w:rPr>
+        <w:t xml:space="preserve"> patterns to reduce redundant database reads and stabilize performance during periodic traffic bursts.</w:t>
+      </w:r>
+    </w:p>
+    <w:p>
+      <w:pPr>
+        <w:pStyle w:val="NormalWeb"/>
+        <w:numPr>
+          <w:ilvl w:val="0"/>
+          <w:numId w:val="5"/>
+        </w:numPr>
+        <w:jc w:val="both"/>
+        <w:rPr>
+          <w:rFonts w:ascii="Arial" w:hAnsi="Arial" w:cs="Arial"/>
+          <w:sz w:val="20"/>
+        </w:rPr>
+      </w:pPr>
+      <w:r>
+        <w:rPr>
+          <w:rFonts w:ascii="Arial" w:hAnsi="Arial" w:cs="Arial"/>
+          <w:sz w:val="20"/>
+        </w:rPr>
+        <w:t>Built integrations with third-party systems using defensive retries, rate limits, and payload normalization to keep external variability from leaking into core service behavior.</w:t>
+      </w:r>
+    </w:p>
+    <w:p>
+      <w:pPr>
+        <w:pStyle w:val="NormalWeb"/>
+        <w:numPr>
+          <w:ilvl w:val="0"/>
+          <w:numId w:val="5"/>
+        </w:numPr>
+        <w:jc w:val="both"/>
+        <w:rPr>
+          <w:rFonts w:ascii="Arial" w:hAnsi="Arial" w:cs="Arial"/>
+          <w:sz w:val="20"/>
+        </w:rPr>
+      </w:pPr>
+      <w:r>
+        <w:rPr>
+          <w:rFonts w:ascii="Arial" w:hAnsi="Arial" w:cs="Arial"/>
+          <w:sz w:val="20"/>
+        </w:rPr>
+        <w:t xml:space="preserve">Introduced structured logging and baseline metrics, later extending visibility using </w:t>
+      </w:r>
+      <w:r>
+        <w:rPr>
+          <w:rStyle w:val="Strong"/>
+          <w:rFonts w:ascii="Arial" w:hAnsi="Arial" w:cs="Arial"/>
+          <w:sz w:val="20"/>
+        </w:rPr>
+        <w:t>OpenTelemetry</w:t>
+      </w:r>
+      <w:r>
+        <w:rPr>
+          <w:rFonts w:ascii="Arial" w:hAnsi="Arial" w:cs="Arial"/>
+          <w:sz w:val="20"/>
+        </w:rPr>
+        <w:t xml:space="preserve"> concepts and log aggregation aligned with </w:t>
+      </w:r>
+      <w:r>
+        <w:rPr>
+          <w:rStyle w:val="Strong"/>
+          <w:rFonts w:ascii="Arial" w:hAnsi="Arial" w:cs="Arial"/>
+          <w:sz w:val="20"/>
+        </w:rPr>
+        <w:t>ELK/EFK</w:t>
+      </w:r>
+      <w:r>
+        <w:rPr>
+          <w:rFonts w:ascii="Arial" w:hAnsi="Arial" w:cs="Arial"/>
+          <w:sz w:val="20"/>
+        </w:rPr>
+        <w:t xml:space="preserve"> practices.</w:t>
+      </w:r>
+    </w:p>
+    <w:p>
+      <w:pPr>
+        <w:pStyle w:val="NormalWeb"/>
+        <w:numPr>
+          <w:ilvl w:val="0"/>
+          <w:numId w:val="5"/>
+        </w:numPr>
+        <w:jc w:val="both"/>
+        <w:rPr>
+          <w:rFonts w:ascii="Arial" w:hAnsi="Arial" w:cs="Arial"/>
+          <w:sz w:val="20"/>
+        </w:rPr>
+      </w:pPr>
+      <w:r>
+        <w:rPr>
+          <w:rFonts w:ascii="Arial" w:hAnsi="Arial" w:cs="Arial"/>
+          <w:sz w:val="20"/>
+        </w:rPr>
+        <w:t xml:space="preserve">Containerized services with </w:t>
+      </w:r>
+      <w:r>
+        <w:rPr>
+          <w:rStyle w:val="Strong"/>
+          <w:rFonts w:ascii="Arial" w:hAnsi="Arial" w:cs="Arial"/>
+          <w:sz w:val="20"/>
+        </w:rPr>
+        <w:t>Docker</w:t>
+      </w:r>
+      <w:r>
+        <w:rPr>
+          <w:rFonts w:ascii="Arial" w:hAnsi="Arial" w:cs="Arial"/>
+          <w:sz w:val="20"/>
+        </w:rPr>
+        <w:t xml:space="preserve"> to standardize local and staging environments and reduce “works on my machine” deployment defects.</w:t>
+      </w:r>
+    </w:p>
+    <w:p>
+      <w:pPr>
+        <w:pStyle w:val="NormalWeb"/>
+        <w:numPr>
+          <w:ilvl w:val="0"/>
+          <w:numId w:val="5"/>
+        </w:numPr>
+        <w:jc w:val="both"/>
+        <w:rPr>
+          <w:rFonts w:ascii="Arial" w:hAnsi="Arial" w:cs="Arial"/>
+          <w:sz w:val="20"/>
+        </w:rPr>
+      </w:pPr>
+      <w:r>
+        <w:rPr>
+          <w:rFonts w:ascii="Arial" w:hAnsi="Arial" w:cs="Arial"/>
+          <w:sz w:val="20"/>
+        </w:rPr>
+        <w:t xml:space="preserve">Supported cloud deployment workflows on </w:t>
+      </w:r>
+      <w:r>
+        <w:rPr>
+          <w:rStyle w:val="Strong"/>
+          <w:rFonts w:ascii="Arial" w:hAnsi="Arial" w:cs="Arial"/>
+          <w:sz w:val="20"/>
+        </w:rPr>
+        <w:t>AWS</w:t>
+      </w:r>
+      <w:r>
+        <w:rPr>
+          <w:rFonts w:ascii="Arial" w:hAnsi="Arial" w:cs="Arial"/>
+          <w:sz w:val="20"/>
+        </w:rPr>
+        <w:t xml:space="preserve"> and contributed to infrastructure automation efforts using </w:t>
+      </w:r>
+      <w:r>
+        <w:rPr>
+          <w:rStyle w:val="Strong"/>
+          <w:rFonts w:ascii="Arial" w:hAnsi="Arial" w:cs="Arial"/>
+          <w:sz w:val="20"/>
+        </w:rPr>
+        <w:t>Terraform</w:t>
+      </w:r>
+      <w:r>
+        <w:rPr>
+          <w:rFonts w:ascii="Arial" w:hAnsi="Arial" w:cs="Arial"/>
+          <w:sz w:val="20"/>
+        </w:rPr>
+        <w:t xml:space="preserve"> patterns for repeatability and environment consistency.</w:t>
+      </w:r>
+    </w:p>
+    <w:p>
+      <w:pPr>
+        <w:pStyle w:val="NormalWeb"/>
+        <w:numPr>
+          <w:ilvl w:val="0"/>
+          <w:numId w:val="5"/>
+        </w:numPr>
+        <w:jc w:val="both"/>
+        <w:rPr>
+          <w:rFonts w:ascii="Arial" w:hAnsi="Arial" w:cs="Arial"/>
+          <w:sz w:val="20"/>
+        </w:rPr>
+      </w:pPr>
+      <w:r>
+        <w:rPr>
+          <w:rFonts w:ascii="Arial" w:hAnsi="Arial" w:cs="Arial"/>
+          <w:sz w:val="20"/>
+        </w:rPr>
+        <w:t xml:space="preserve">Worked with search and filtering use cases by shaping data for indexing and retrieval, preparing for adoption of </w:t>
+      </w:r>
+      <w:r>
+        <w:rPr>
+          <w:rStyle w:val="Strong"/>
+          <w:rFonts w:ascii="Arial" w:hAnsi="Arial" w:cs="Arial"/>
+          <w:sz w:val="20"/>
+        </w:rPr>
+        <w:t>Elasticsearch/OpenSearch</w:t>
+      </w:r>
+      <w:r>
+        <w:rPr>
+          <w:rFonts w:ascii="Arial" w:hAnsi="Arial" w:cs="Arial"/>
+          <w:sz w:val="20"/>
+        </w:rPr>
+        <w:t>-style query experiences.</w:t>
+      </w:r>
+    </w:p>
+    <w:p>
+      <w:pPr>
+        <w:pStyle w:val="NormalWeb"/>
+        <w:numPr>
+          <w:ilvl w:val="0"/>
+          <w:numId w:val="5"/>
+        </w:numPr>
+        <w:jc w:val="both"/>
+        <w:rPr>
+          <w:rFonts w:ascii="Arial" w:hAnsi="Arial" w:cs="Arial"/>
+          <w:sz w:val="20"/>
+        </w:rPr>
+      </w:pPr>
+      <w:r>
+        <w:rPr>
+          <w:rFonts w:ascii="Arial" w:hAnsi="Arial" w:cs="Arial"/>
+          <w:sz w:val="20"/>
+        </w:rPr>
+        <w:t xml:space="preserve">Collaborated across product and design to deliver end-to-end features, pairing backend contracts with UI-facing needs and documenting APIs using </w:t>
+      </w:r>
+      <w:r>
+        <w:rPr>
+          <w:rStyle w:val="Strong"/>
+          <w:rFonts w:ascii="Arial" w:hAnsi="Arial" w:cs="Arial"/>
+          <w:sz w:val="20"/>
+        </w:rPr>
+        <w:t>OpenAPI/Swagger</w:t>
+      </w:r>
+      <w:r>
+        <w:rPr>
+          <w:rFonts w:ascii="Arial" w:hAnsi="Arial" w:cs="Arial"/>
+          <w:sz w:val="20"/>
+        </w:rPr>
+        <w:t>.</w:t>
+      </w:r>
+    </w:p>
+    <w:p>
+      <w:pPr>
+        <w:pStyle w:val="NormalWeb"/>
+        <w:numPr>
+          <w:ilvl w:val="0"/>
+          <w:numId w:val="5"/>
+        </w:numPr>
+        <w:jc w:val="both"/>
+        <w:rPr>
+          <w:rFonts w:ascii="Arial" w:hAnsi="Arial" w:cs="Arial"/>
+          <w:sz w:val="20"/>
+        </w:rPr>
+      </w:pPr>
+      <w:r>
+        <w:rPr>
+          <w:rFonts w:ascii="Arial" w:hAnsi="Arial" w:cs="Arial"/>
+          <w:sz w:val="20"/>
+        </w:rPr>
+        <w:t>Improved reliability through pragmatic fault tolerance, including timeouts, circuit-style safeguards, and backoff to reduce cascading failures during partner instability.</w:t>
+      </w:r>
+    </w:p>
+    <w:p>
+      <w:pPr>
+        <w:pStyle w:val="NormalWeb"/>
+        <w:numPr>
+          <w:ilvl w:val="0"/>
+          <w:numId w:val="5"/>
+        </w:numPr>
+        <w:jc w:val="both"/>
+        <w:rPr>
+          <w:rFonts w:ascii="Arial" w:hAnsi="Arial" w:cs="Arial"/>
+          <w:sz w:val="20"/>
+        </w:rPr>
+      </w:pPr>
+      <w:r>
+        <w:rPr>
+          <w:rFonts w:ascii="Arial" w:hAnsi="Arial" w:cs="Arial"/>
+          <w:sz w:val="20"/>
+        </w:rPr>
+        <w:t>Participated in code reviews and refactoring initiatives, steadily improving maintainability through clearer module boundaries and consistent service conventions.</w:t>
+      </w:r>
+    </w:p>
+    <w:p>
+      <w:pPr>
+        <w:pStyle w:val="NormalWeb"/>
+        <w:numPr>
+          <w:ilvl w:val="0"/>
+          <w:numId w:val="5"/>
+        </w:numPr>
+        <w:jc w:val="both"/>
+        <w:rPr>
+          <w:rFonts w:ascii="Arial" w:hAnsi="Arial" w:cs="Arial"/>
+          <w:sz w:val="20"/>
+        </w:rPr>
+      </w:pPr>
+      <w:r>
+        <w:rPr>
+          <w:rFonts w:ascii="Arial" w:hAnsi="Arial" w:cs="Arial"/>
+          <w:sz w:val="20"/>
+        </w:rPr>
+        <w:t>Strengthened quality gates via CI pipelines and automated checks, setting a foundation for later expansion into broader CI/CD tooling across multiple systems.</w:t>
+      </w:r>
+    </w:p>
+    <w:p>
+      <w:pPr>
+        <w:pBdr>
+          <w:bottom w:val="dashed" w:sz="4" w:space="0" w:color="CFD2CD"/>
+        </w:pBdr>
+        <w:spacing w:after="120"/>
+      </w:pPr>
+      <w:r>
+        <w:t xml:space="preserve"> </w:t>
+      </w:r>
+    </w:p>
+    <w:p>
+      <w:r>
+        <w:rPr>
+          <w:rFonts w:ascii="Arial" w:eastAsia="Arial" w:hAnsi="Arial" w:cs="Arial"/>
+          <w:b/>
+          <w:bCs/>
+          <w:color w:val="111111"/>
+          <w:sz w:val="23"/>
+          <w:szCs w:val="23"/>
+        </w:rPr>
+        <w:t>Software Developer</w:t>
+      </w:r>
+    </w:p>
+    <w:p>
       <w:r>
         <w:rPr>
           <w:rFonts w:ascii="Arial" w:eastAsia="Arial" w:hAnsi="Arial" w:cs="Arial"/>
@@ -1520,1818 +2780,8 @@
           <w:sz w:val="21"/>
           <w:szCs w:val="21"/>
         </w:rPr>
-        <w:t xml:space="preserve"> LLC</w:t>
-      </w:r>
-    </w:p>
-    <w:p>
-      <w:r>
-        <w:rPr>
-          <w:rFonts w:ascii="Arial" w:eastAsia="Arial" w:hAnsi="Arial" w:cs="Arial"/>
-          <w:color w:val="4B5563"/>
-          <w:sz w:val="19"/>
-          <w:szCs w:val="19"/>
-        </w:rPr>
-        <w:t>February 2020 - October 2025</w:t>
-      </w:r>
-    </w:p>
-    <w:p>
-      <w:pPr>
-        <w:pStyle w:val="NormalWeb"/>
-        <w:numPr>
-          <w:ilvl w:val="0"/>
-          <w:numId w:val="3"/>
-        </w:numPr>
-        <w:jc w:val="both"/>
-        <w:rPr>
-          <w:rFonts w:ascii="Arial" w:hAnsi="Arial" w:cs="Arial"/>
-          <w:sz w:val="20"/>
-        </w:rPr>
-      </w:pPr>
-      <w:r>
-        <w:rPr>
-          <w:rFonts w:ascii="Arial" w:hAnsi="Arial" w:cs="Arial"/>
-          <w:sz w:val="20"/>
-        </w:rPr>
-        <w:t xml:space="preserve">Designed and owned </w:t>
-      </w:r>
-      <w:r>
-        <w:rPr>
-          <w:rStyle w:val="Strong"/>
-          <w:rFonts w:ascii="Arial" w:hAnsi="Arial" w:cs="Arial"/>
-          <w:sz w:val="20"/>
-        </w:rPr>
-        <w:t>Python</w:t>
-      </w:r>
-      <w:r>
-        <w:rPr>
-          <w:rFonts w:ascii="Arial" w:hAnsi="Arial" w:cs="Arial"/>
-          <w:sz w:val="20"/>
-        </w:rPr>
-        <w:t xml:space="preserve"> services using </w:t>
-      </w:r>
-      <w:proofErr w:type="spellStart"/>
-      <w:r>
-        <w:rPr>
-          <w:rStyle w:val="Strong"/>
-          <w:rFonts w:ascii="Arial" w:hAnsi="Arial" w:cs="Arial"/>
-          <w:sz w:val="20"/>
-        </w:rPr>
-        <w:t>FastAPI</w:t>
-      </w:r>
-      <w:proofErr w:type="spellEnd"/>
-      <w:r>
-        <w:rPr>
-          <w:rFonts w:ascii="Arial" w:hAnsi="Arial" w:cs="Arial"/>
-          <w:sz w:val="20"/>
-        </w:rPr>
-        <w:t xml:space="preserve"> and </w:t>
-      </w:r>
-      <w:proofErr w:type="spellStart"/>
-      <w:r>
-        <w:rPr>
-          <w:rStyle w:val="Strong"/>
-          <w:rFonts w:ascii="Arial" w:hAnsi="Arial" w:cs="Arial"/>
-          <w:sz w:val="20"/>
-        </w:rPr>
-        <w:t>Django</w:t>
-      </w:r>
-      <w:proofErr w:type="spellEnd"/>
-      <w:r>
-        <w:rPr>
-          <w:rStyle w:val="Strong"/>
-          <w:rFonts w:ascii="Arial" w:hAnsi="Arial" w:cs="Arial"/>
-          <w:sz w:val="20"/>
-        </w:rPr>
-        <w:t xml:space="preserve"> REST Framework</w:t>
-      </w:r>
-      <w:r>
-        <w:rPr>
-          <w:rFonts w:ascii="Arial" w:hAnsi="Arial" w:cs="Arial"/>
-          <w:sz w:val="20"/>
-        </w:rPr>
-        <w:t xml:space="preserve"> to deliver </w:t>
-      </w:r>
-      <w:r>
-        <w:rPr>
-          <w:rStyle w:val="Strong"/>
-          <w:rFonts w:ascii="Arial" w:hAnsi="Arial" w:cs="Arial"/>
-          <w:sz w:val="20"/>
-        </w:rPr>
-        <w:t>REST</w:t>
-      </w:r>
-      <w:r>
-        <w:rPr>
-          <w:rFonts w:ascii="Arial" w:hAnsi="Arial" w:cs="Arial"/>
-          <w:sz w:val="20"/>
-        </w:rPr>
-        <w:t xml:space="preserve"> APIs with strong validation, predictable contracts, and measurable performance under sustained production load.</w:t>
-      </w:r>
-    </w:p>
-    <w:p>
-      <w:pPr>
-        <w:pStyle w:val="NormalWeb"/>
-        <w:numPr>
-          <w:ilvl w:val="0"/>
-          <w:numId w:val="3"/>
-        </w:numPr>
-        <w:jc w:val="both"/>
-        <w:rPr>
-          <w:rFonts w:ascii="Arial" w:hAnsi="Arial" w:cs="Arial"/>
-          <w:sz w:val="20"/>
-        </w:rPr>
-      </w:pPr>
-      <w:r>
-        <w:rPr>
-          <w:rFonts w:ascii="Arial" w:hAnsi="Arial" w:cs="Arial"/>
-          <w:sz w:val="20"/>
-        </w:rPr>
-        <w:t xml:space="preserve">Implemented </w:t>
-      </w:r>
-      <w:r>
-        <w:rPr>
-          <w:rStyle w:val="Strong"/>
-          <w:rFonts w:ascii="Arial" w:hAnsi="Arial" w:cs="Arial"/>
-          <w:sz w:val="20"/>
-        </w:rPr>
-        <w:t>asynchronous workflows</w:t>
-      </w:r>
-      <w:r>
-        <w:rPr>
-          <w:rFonts w:ascii="Arial" w:hAnsi="Arial" w:cs="Arial"/>
-          <w:sz w:val="20"/>
-        </w:rPr>
-        <w:t xml:space="preserve"> with </w:t>
-      </w:r>
-      <w:r>
-        <w:rPr>
-          <w:rStyle w:val="Strong"/>
-          <w:rFonts w:ascii="Arial" w:hAnsi="Arial" w:cs="Arial"/>
-          <w:sz w:val="20"/>
-        </w:rPr>
-        <w:t>AWS SQS/SNS</w:t>
-      </w:r>
-      <w:r>
-        <w:rPr>
-          <w:rFonts w:ascii="Arial" w:hAnsi="Arial" w:cs="Arial"/>
-          <w:sz w:val="20"/>
-        </w:rPr>
-        <w:t xml:space="preserve">, </w:t>
-      </w:r>
-      <w:r>
-        <w:rPr>
-          <w:rStyle w:val="Strong"/>
-          <w:rFonts w:ascii="Arial" w:hAnsi="Arial" w:cs="Arial"/>
-          <w:sz w:val="20"/>
-        </w:rPr>
-        <w:t>Kafka</w:t>
-      </w:r>
-      <w:r>
-        <w:rPr>
-          <w:rFonts w:ascii="Arial" w:hAnsi="Arial" w:cs="Arial"/>
-          <w:sz w:val="20"/>
-        </w:rPr>
-        <w:t xml:space="preserve">, and </w:t>
-      </w:r>
-      <w:proofErr w:type="spellStart"/>
-      <w:r>
-        <w:rPr>
-          <w:rStyle w:val="Strong"/>
-          <w:rFonts w:ascii="Arial" w:hAnsi="Arial" w:cs="Arial"/>
-          <w:sz w:val="20"/>
-        </w:rPr>
-        <w:t>RabbitMQ</w:t>
-      </w:r>
-      <w:proofErr w:type="spellEnd"/>
-      <w:r>
-        <w:rPr>
-          <w:rFonts w:ascii="Arial" w:hAnsi="Arial" w:cs="Arial"/>
-          <w:sz w:val="20"/>
-        </w:rPr>
-        <w:t xml:space="preserve"> patterns, adding </w:t>
-      </w:r>
-      <w:proofErr w:type="spellStart"/>
-      <w:r>
-        <w:rPr>
-          <w:rFonts w:ascii="Arial" w:hAnsi="Arial" w:cs="Arial"/>
-          <w:sz w:val="20"/>
-        </w:rPr>
-        <w:t>idempotency</w:t>
-      </w:r>
-      <w:proofErr w:type="spellEnd"/>
-      <w:r>
-        <w:rPr>
-          <w:rFonts w:ascii="Arial" w:hAnsi="Arial" w:cs="Arial"/>
-          <w:sz w:val="20"/>
-        </w:rPr>
-        <w:t>, retries, and dead-letter handling for resilient background processing.</w:t>
-      </w:r>
-    </w:p>
-    <w:p>
-      <w:pPr>
-        <w:pStyle w:val="NormalWeb"/>
-        <w:numPr>
-          <w:ilvl w:val="0"/>
-          <w:numId w:val="3"/>
-        </w:numPr>
-        <w:jc w:val="both"/>
-        <w:rPr>
-          <w:rFonts w:ascii="Arial" w:hAnsi="Arial" w:cs="Arial"/>
-          <w:sz w:val="20"/>
-        </w:rPr>
-      </w:pPr>
-      <w:r>
-        <w:rPr>
-          <w:rFonts w:ascii="Arial" w:hAnsi="Arial" w:cs="Arial"/>
-          <w:sz w:val="20"/>
-        </w:rPr>
-        <w:t xml:space="preserve">Built API surfaces behind </w:t>
-      </w:r>
-      <w:r>
-        <w:rPr>
-          <w:rStyle w:val="Strong"/>
-          <w:rFonts w:ascii="Arial" w:hAnsi="Arial" w:cs="Arial"/>
-          <w:sz w:val="20"/>
-        </w:rPr>
-        <w:t>API Gateway</w:t>
-      </w:r>
-      <w:r>
-        <w:rPr>
-          <w:rFonts w:ascii="Arial" w:hAnsi="Arial" w:cs="Arial"/>
-          <w:sz w:val="20"/>
-        </w:rPr>
-        <w:t xml:space="preserve"> and integrated </w:t>
-      </w:r>
-      <w:r>
-        <w:rPr>
-          <w:rStyle w:val="Strong"/>
-          <w:rFonts w:ascii="Arial" w:hAnsi="Arial" w:cs="Arial"/>
-          <w:sz w:val="20"/>
-        </w:rPr>
-        <w:t>JWT</w:t>
-      </w:r>
-      <w:r>
-        <w:rPr>
-          <w:rFonts w:ascii="Arial" w:hAnsi="Arial" w:cs="Arial"/>
-          <w:sz w:val="20"/>
-        </w:rPr>
-        <w:t xml:space="preserve"> plus </w:t>
-      </w:r>
-      <w:r>
-        <w:rPr>
-          <w:rStyle w:val="Strong"/>
-          <w:rFonts w:ascii="Arial" w:hAnsi="Arial" w:cs="Arial"/>
-          <w:sz w:val="20"/>
-        </w:rPr>
-        <w:t>OAuth2/</w:t>
-      </w:r>
-      <w:proofErr w:type="spellStart"/>
-      <w:r>
-        <w:rPr>
-          <w:rStyle w:val="Strong"/>
-          <w:rFonts w:ascii="Arial" w:hAnsi="Arial" w:cs="Arial"/>
-          <w:sz w:val="20"/>
-        </w:rPr>
-        <w:t>OpenID</w:t>
-      </w:r>
-      <w:proofErr w:type="spellEnd"/>
-      <w:r>
-        <w:rPr>
-          <w:rStyle w:val="Strong"/>
-          <w:rFonts w:ascii="Arial" w:hAnsi="Arial" w:cs="Arial"/>
-          <w:sz w:val="20"/>
-        </w:rPr>
-        <w:t xml:space="preserve"> Connect</w:t>
-      </w:r>
-      <w:r>
-        <w:rPr>
-          <w:rFonts w:ascii="Arial" w:hAnsi="Arial" w:cs="Arial"/>
-          <w:sz w:val="20"/>
-        </w:rPr>
-        <w:t xml:space="preserve"> flows via </w:t>
-      </w:r>
-      <w:r>
-        <w:rPr>
-          <w:rStyle w:val="Strong"/>
-          <w:rFonts w:ascii="Arial" w:hAnsi="Arial" w:cs="Arial"/>
-          <w:sz w:val="20"/>
-        </w:rPr>
-        <w:t>Auth0</w:t>
-      </w:r>
-      <w:r>
-        <w:rPr>
-          <w:rFonts w:ascii="Arial" w:hAnsi="Arial" w:cs="Arial"/>
-          <w:sz w:val="20"/>
-        </w:rPr>
-        <w:t xml:space="preserve">, </w:t>
-      </w:r>
-      <w:proofErr w:type="spellStart"/>
-      <w:r>
-        <w:rPr>
-          <w:rStyle w:val="Strong"/>
-          <w:rFonts w:ascii="Arial" w:hAnsi="Arial" w:cs="Arial"/>
-          <w:sz w:val="20"/>
-        </w:rPr>
-        <w:t>Okta</w:t>
-      </w:r>
-      <w:proofErr w:type="spellEnd"/>
-      <w:r>
-        <w:rPr>
-          <w:rFonts w:ascii="Arial" w:hAnsi="Arial" w:cs="Arial"/>
-          <w:sz w:val="20"/>
-        </w:rPr>
-        <w:t xml:space="preserve">, and </w:t>
-      </w:r>
-      <w:r>
-        <w:rPr>
-          <w:rStyle w:val="Strong"/>
-          <w:rFonts w:ascii="Arial" w:hAnsi="Arial" w:cs="Arial"/>
-          <w:sz w:val="20"/>
-        </w:rPr>
-        <w:t xml:space="preserve">AWS </w:t>
-      </w:r>
-      <w:proofErr w:type="spellStart"/>
-      <w:r>
-        <w:rPr>
-          <w:rStyle w:val="Strong"/>
-          <w:rFonts w:ascii="Arial" w:hAnsi="Arial" w:cs="Arial"/>
-          <w:sz w:val="20"/>
-        </w:rPr>
-        <w:t>Cognito</w:t>
-      </w:r>
-      <w:proofErr w:type="spellEnd"/>
-      <w:r>
-        <w:rPr>
-          <w:rFonts w:ascii="Arial" w:hAnsi="Arial" w:cs="Arial"/>
-          <w:sz w:val="20"/>
-        </w:rPr>
-        <w:t xml:space="preserve"> to enforce secure session and token boundaries.</w:t>
-      </w:r>
-    </w:p>
-    <w:p>
-      <w:pPr>
-        <w:pStyle w:val="NormalWeb"/>
-        <w:numPr>
-          <w:ilvl w:val="0"/>
-          <w:numId w:val="3"/>
-        </w:numPr>
-        <w:jc w:val="both"/>
-        <w:rPr>
-          <w:rFonts w:ascii="Arial" w:hAnsi="Arial" w:cs="Arial"/>
-          <w:sz w:val="20"/>
-        </w:rPr>
-      </w:pPr>
-      <w:r>
-        <w:rPr>
-          <w:rFonts w:ascii="Arial" w:hAnsi="Arial" w:cs="Arial"/>
-          <w:sz w:val="20"/>
-        </w:rPr>
-        <w:t xml:space="preserve">Introduced </w:t>
-      </w:r>
-      <w:r>
-        <w:rPr>
-          <w:rStyle w:val="Strong"/>
-          <w:rFonts w:ascii="Arial" w:hAnsi="Arial" w:cs="Arial"/>
-          <w:sz w:val="20"/>
-        </w:rPr>
-        <w:t>RBAC/ABAC</w:t>
-      </w:r>
-      <w:r>
-        <w:rPr>
-          <w:rFonts w:ascii="Arial" w:hAnsi="Arial" w:cs="Arial"/>
-          <w:sz w:val="20"/>
-        </w:rPr>
-        <w:t xml:space="preserve"> authorization and </w:t>
-      </w:r>
-      <w:r>
-        <w:rPr>
-          <w:rStyle w:val="Strong"/>
-          <w:rFonts w:ascii="Arial" w:hAnsi="Arial" w:cs="Arial"/>
-          <w:sz w:val="20"/>
-        </w:rPr>
-        <w:t>audit logging</w:t>
-      </w:r>
-      <w:r>
-        <w:rPr>
-          <w:rFonts w:ascii="Arial" w:hAnsi="Arial" w:cs="Arial"/>
-          <w:sz w:val="20"/>
-        </w:rPr>
-        <w:t xml:space="preserve"> across critical endpoints, aligning access control with enterprise governance and internal compliance expectations.</w:t>
-      </w:r>
-    </w:p>
-    <w:p>
-      <w:pPr>
-        <w:pStyle w:val="NormalWeb"/>
-        <w:numPr>
-          <w:ilvl w:val="0"/>
-          <w:numId w:val="3"/>
-        </w:numPr>
-        <w:jc w:val="both"/>
-        <w:rPr>
-          <w:rFonts w:ascii="Arial" w:hAnsi="Arial" w:cs="Arial"/>
-          <w:sz w:val="20"/>
-        </w:rPr>
-      </w:pPr>
-      <w:r>
-        <w:rPr>
-          <w:rFonts w:ascii="Arial" w:hAnsi="Arial" w:cs="Arial"/>
-          <w:sz w:val="20"/>
-        </w:rPr>
-        <w:t xml:space="preserve">Optimized transactional workloads in </w:t>
-      </w:r>
-      <w:proofErr w:type="spellStart"/>
-      <w:r>
-        <w:rPr>
-          <w:rStyle w:val="Strong"/>
-          <w:rFonts w:ascii="Arial" w:hAnsi="Arial" w:cs="Arial"/>
-          <w:sz w:val="20"/>
-        </w:rPr>
-        <w:t>PostgreSQL</w:t>
-      </w:r>
-      <w:proofErr w:type="spellEnd"/>
-      <w:r>
-        <w:rPr>
-          <w:rFonts w:ascii="Arial" w:hAnsi="Arial" w:cs="Arial"/>
-          <w:sz w:val="20"/>
-        </w:rPr>
-        <w:t xml:space="preserve"> and </w:t>
-      </w:r>
-      <w:r>
-        <w:rPr>
-          <w:rStyle w:val="Strong"/>
-          <w:rFonts w:ascii="Arial" w:hAnsi="Arial" w:cs="Arial"/>
-          <w:sz w:val="20"/>
-        </w:rPr>
-        <w:t>MySQL</w:t>
-      </w:r>
-      <w:r>
-        <w:rPr>
-          <w:rFonts w:ascii="Arial" w:hAnsi="Arial" w:cs="Arial"/>
-          <w:sz w:val="20"/>
-        </w:rPr>
-        <w:t xml:space="preserve"> with indexing, query tuning, and schema refinements, and supported legacy reporting surfaces backed by </w:t>
-      </w:r>
-      <w:r>
-        <w:rPr>
-          <w:rStyle w:val="Strong"/>
-          <w:rFonts w:ascii="Arial" w:hAnsi="Arial" w:cs="Arial"/>
-          <w:sz w:val="20"/>
-        </w:rPr>
-        <w:t>SQL Server</w:t>
-      </w:r>
-      <w:r>
-        <w:rPr>
-          <w:rFonts w:ascii="Arial" w:hAnsi="Arial" w:cs="Arial"/>
-          <w:sz w:val="20"/>
-        </w:rPr>
-        <w:t xml:space="preserve"> where required.</w:t>
-      </w:r>
-    </w:p>
-    <w:p>
-      <w:pPr>
-        <w:pStyle w:val="NormalWeb"/>
-        <w:numPr>
-          <w:ilvl w:val="0"/>
-          <w:numId w:val="3"/>
-        </w:numPr>
-        <w:jc w:val="both"/>
-        <w:rPr>
-          <w:rFonts w:ascii="Arial" w:hAnsi="Arial" w:cs="Arial"/>
-          <w:sz w:val="20"/>
-        </w:rPr>
-      </w:pPr>
-      <w:r>
-        <w:rPr>
-          <w:rFonts w:ascii="Arial" w:hAnsi="Arial" w:cs="Arial"/>
-          <w:sz w:val="20"/>
-        </w:rPr>
-        <w:t xml:space="preserve">Improved hot-path latency by introducing </w:t>
-      </w:r>
-      <w:proofErr w:type="spellStart"/>
-      <w:r>
-        <w:rPr>
-          <w:rStyle w:val="Strong"/>
-          <w:rFonts w:ascii="Arial" w:hAnsi="Arial" w:cs="Arial"/>
-          <w:sz w:val="20"/>
-        </w:rPr>
-        <w:t>Redis</w:t>
-      </w:r>
-      <w:proofErr w:type="spellEnd"/>
-      <w:r>
-        <w:rPr>
-          <w:rStyle w:val="Strong"/>
-          <w:rFonts w:ascii="Arial" w:hAnsi="Arial" w:cs="Arial"/>
-          <w:sz w:val="20"/>
-        </w:rPr>
-        <w:t xml:space="preserve"> / </w:t>
-      </w:r>
-      <w:proofErr w:type="spellStart"/>
-      <w:r>
-        <w:rPr>
-          <w:rStyle w:val="Strong"/>
-          <w:rFonts w:ascii="Arial" w:hAnsi="Arial" w:cs="Arial"/>
-          <w:sz w:val="20"/>
-        </w:rPr>
-        <w:t>ElastiCache</w:t>
-      </w:r>
-      <w:proofErr w:type="spellEnd"/>
-      <w:r>
-        <w:rPr>
-          <w:rFonts w:ascii="Arial" w:hAnsi="Arial" w:cs="Arial"/>
-          <w:sz w:val="20"/>
-        </w:rPr>
-        <w:t xml:space="preserve"> caching strategies and defensive backpressure to protect databases during traffic spikes and partner outages.</w:t>
-      </w:r>
-    </w:p>
-    <w:p>
-      <w:pPr>
-        <w:pStyle w:val="NormalWeb"/>
-        <w:numPr>
-          <w:ilvl w:val="0"/>
-          <w:numId w:val="3"/>
-        </w:numPr>
-        <w:jc w:val="both"/>
-        <w:rPr>
-          <w:rFonts w:ascii="Arial" w:hAnsi="Arial" w:cs="Arial"/>
-          <w:sz w:val="20"/>
-        </w:rPr>
-      </w:pPr>
-      <w:r>
-        <w:rPr>
-          <w:rFonts w:ascii="Arial" w:hAnsi="Arial" w:cs="Arial"/>
-          <w:sz w:val="20"/>
-        </w:rPr>
-        <w:t xml:space="preserve">Delivered document and event ingestion flows using </w:t>
-      </w:r>
-      <w:proofErr w:type="spellStart"/>
-      <w:r>
-        <w:rPr>
-          <w:rStyle w:val="Strong"/>
-          <w:rFonts w:ascii="Arial" w:hAnsi="Arial" w:cs="Arial"/>
-          <w:sz w:val="20"/>
-        </w:rPr>
-        <w:t>MongoDB</w:t>
-      </w:r>
-      <w:proofErr w:type="spellEnd"/>
-      <w:r>
-        <w:rPr>
-          <w:rFonts w:ascii="Arial" w:hAnsi="Arial" w:cs="Arial"/>
-          <w:sz w:val="20"/>
-        </w:rPr>
-        <w:t xml:space="preserve"> and </w:t>
-      </w:r>
-      <w:proofErr w:type="spellStart"/>
-      <w:r>
-        <w:rPr>
-          <w:rStyle w:val="Strong"/>
-          <w:rFonts w:ascii="Arial" w:hAnsi="Arial" w:cs="Arial"/>
-          <w:sz w:val="20"/>
-        </w:rPr>
-        <w:t>DynamoDB</w:t>
-      </w:r>
-      <w:proofErr w:type="spellEnd"/>
-      <w:r>
-        <w:rPr>
-          <w:rFonts w:ascii="Arial" w:hAnsi="Arial" w:cs="Arial"/>
-          <w:sz w:val="20"/>
-        </w:rPr>
-        <w:t xml:space="preserve"> for flexible metadata and high-throughput writes, while keeping core relational truth in </w:t>
-      </w:r>
-      <w:r>
-        <w:rPr>
-          <w:rStyle w:val="Strong"/>
-          <w:rFonts w:ascii="Arial" w:hAnsi="Arial" w:cs="Arial"/>
-          <w:sz w:val="20"/>
-        </w:rPr>
-        <w:t>RDS</w:t>
-      </w:r>
-      <w:r>
-        <w:rPr>
-          <w:rFonts w:ascii="Arial" w:hAnsi="Arial" w:cs="Arial"/>
-          <w:sz w:val="20"/>
-        </w:rPr>
-        <w:t>.</w:t>
-      </w:r>
-    </w:p>
-    <w:p>
-      <w:pPr>
-        <w:pStyle w:val="NormalWeb"/>
-        <w:numPr>
-          <w:ilvl w:val="0"/>
-          <w:numId w:val="3"/>
-        </w:numPr>
-        <w:jc w:val="both"/>
-        <w:rPr>
-          <w:rFonts w:ascii="Arial" w:hAnsi="Arial" w:cs="Arial"/>
-          <w:sz w:val="20"/>
-        </w:rPr>
-      </w:pPr>
-      <w:r>
-        <w:rPr>
-          <w:rFonts w:ascii="Arial" w:hAnsi="Arial" w:cs="Arial"/>
-          <w:sz w:val="20"/>
-        </w:rPr>
-        <w:t xml:space="preserve">Implemented search indexing and query services using </w:t>
-      </w:r>
-      <w:proofErr w:type="spellStart"/>
-      <w:r>
-        <w:rPr>
-          <w:rStyle w:val="Strong"/>
-          <w:rFonts w:ascii="Arial" w:hAnsi="Arial" w:cs="Arial"/>
-          <w:sz w:val="20"/>
-        </w:rPr>
-        <w:t>Elasticsearch</w:t>
-      </w:r>
-      <w:proofErr w:type="spellEnd"/>
-      <w:r>
-        <w:rPr>
-          <w:rFonts w:ascii="Arial" w:hAnsi="Arial" w:cs="Arial"/>
-          <w:sz w:val="20"/>
-        </w:rPr>
-        <w:t xml:space="preserve"> and </w:t>
-      </w:r>
-      <w:r>
-        <w:rPr>
-          <w:rStyle w:val="Strong"/>
-          <w:rFonts w:ascii="Arial" w:hAnsi="Arial" w:cs="Arial"/>
-          <w:sz w:val="20"/>
-        </w:rPr>
-        <w:t>OpenSearch</w:t>
-      </w:r>
-      <w:r>
-        <w:rPr>
-          <w:rFonts w:ascii="Arial" w:hAnsi="Arial" w:cs="Arial"/>
-          <w:sz w:val="20"/>
-        </w:rPr>
-        <w:t>, enabling fast filtering, pagination, and relevance tuning for high-volume datasets.</w:t>
-      </w:r>
-    </w:p>
-    <w:p>
-      <w:pPr>
-        <w:pStyle w:val="NormalWeb"/>
-        <w:numPr>
-          <w:ilvl w:val="0"/>
-          <w:numId w:val="3"/>
-        </w:numPr>
-        <w:jc w:val="both"/>
-        <w:rPr>
-          <w:rFonts w:ascii="Arial" w:hAnsi="Arial" w:cs="Arial"/>
-          <w:sz w:val="20"/>
-        </w:rPr>
-      </w:pPr>
-      <w:r>
-        <w:rPr>
-          <w:rFonts w:ascii="Arial" w:hAnsi="Arial" w:cs="Arial"/>
-          <w:sz w:val="20"/>
-        </w:rPr>
-        <w:t xml:space="preserve">Deployed workloads across </w:t>
-      </w:r>
-      <w:r>
-        <w:rPr>
-          <w:rStyle w:val="Strong"/>
-          <w:rFonts w:ascii="Arial" w:hAnsi="Arial" w:cs="Arial"/>
-          <w:sz w:val="20"/>
-        </w:rPr>
-        <w:t>EKS</w:t>
-      </w:r>
-      <w:r>
-        <w:rPr>
-          <w:rFonts w:ascii="Arial" w:hAnsi="Arial" w:cs="Arial"/>
-          <w:sz w:val="20"/>
-        </w:rPr>
-        <w:t xml:space="preserve">, </w:t>
-      </w:r>
-      <w:r>
-        <w:rPr>
-          <w:rStyle w:val="Strong"/>
-          <w:rFonts w:ascii="Arial" w:hAnsi="Arial" w:cs="Arial"/>
-          <w:sz w:val="20"/>
-        </w:rPr>
-        <w:t>ECS</w:t>
-      </w:r>
-      <w:r>
-        <w:rPr>
-          <w:rFonts w:ascii="Arial" w:hAnsi="Arial" w:cs="Arial"/>
-          <w:sz w:val="20"/>
-        </w:rPr>
-        <w:t xml:space="preserve">, </w:t>
-      </w:r>
-      <w:r>
-        <w:rPr>
-          <w:rStyle w:val="Strong"/>
-          <w:rFonts w:ascii="Arial" w:hAnsi="Arial" w:cs="Arial"/>
-          <w:sz w:val="20"/>
-        </w:rPr>
-        <w:t>EC2</w:t>
-      </w:r>
-      <w:r>
-        <w:rPr>
-          <w:rFonts w:ascii="Arial" w:hAnsi="Arial" w:cs="Arial"/>
-          <w:sz w:val="20"/>
-        </w:rPr>
-        <w:t xml:space="preserve">, and </w:t>
-      </w:r>
-      <w:r>
-        <w:rPr>
-          <w:rStyle w:val="Strong"/>
-          <w:rFonts w:ascii="Arial" w:hAnsi="Arial" w:cs="Arial"/>
-          <w:sz w:val="20"/>
-        </w:rPr>
-        <w:t>Lambda</w:t>
-      </w:r>
-      <w:r>
-        <w:rPr>
-          <w:rFonts w:ascii="Arial" w:hAnsi="Arial" w:cs="Arial"/>
-          <w:sz w:val="20"/>
-        </w:rPr>
-        <w:t xml:space="preserve"> with </w:t>
-      </w:r>
-      <w:proofErr w:type="spellStart"/>
-      <w:r>
-        <w:rPr>
-          <w:rStyle w:val="Strong"/>
-          <w:rFonts w:ascii="Arial" w:hAnsi="Arial" w:cs="Arial"/>
-          <w:sz w:val="20"/>
-        </w:rPr>
-        <w:t>Docker</w:t>
-      </w:r>
-      <w:proofErr w:type="spellEnd"/>
-      <w:r>
-        <w:rPr>
-          <w:rFonts w:ascii="Arial" w:hAnsi="Arial" w:cs="Arial"/>
-          <w:sz w:val="20"/>
-        </w:rPr>
-        <w:t xml:space="preserve"> and </w:t>
-      </w:r>
-      <w:proofErr w:type="spellStart"/>
-      <w:r>
-        <w:rPr>
-          <w:rStyle w:val="Strong"/>
-          <w:rFonts w:ascii="Arial" w:hAnsi="Arial" w:cs="Arial"/>
-          <w:sz w:val="20"/>
-        </w:rPr>
-        <w:t>Kubernetes</w:t>
-      </w:r>
-      <w:proofErr w:type="spellEnd"/>
-      <w:r>
-        <w:rPr>
-          <w:rFonts w:ascii="Arial" w:hAnsi="Arial" w:cs="Arial"/>
-          <w:sz w:val="20"/>
-        </w:rPr>
-        <w:t>, standardizing rollout patterns and reducing environment drift across stages.</w:t>
-      </w:r>
-    </w:p>
-    <w:p>
-      <w:pPr>
-        <w:pStyle w:val="NormalWeb"/>
-        <w:numPr>
-          <w:ilvl w:val="0"/>
-          <w:numId w:val="3"/>
-        </w:numPr>
-        <w:jc w:val="both"/>
-        <w:rPr>
-          <w:rFonts w:ascii="Arial" w:hAnsi="Arial" w:cs="Arial"/>
-          <w:sz w:val="20"/>
-        </w:rPr>
-      </w:pPr>
-      <w:r>
-        <w:rPr>
-          <w:rFonts w:ascii="Arial" w:hAnsi="Arial" w:cs="Arial"/>
-          <w:sz w:val="20"/>
-        </w:rPr>
-        <w:t xml:space="preserve">Automated orchestration with </w:t>
-      </w:r>
-      <w:proofErr w:type="spellStart"/>
-      <w:r>
-        <w:rPr>
-          <w:rStyle w:val="Strong"/>
-          <w:rFonts w:ascii="Arial" w:hAnsi="Arial" w:cs="Arial"/>
-          <w:sz w:val="20"/>
-        </w:rPr>
-        <w:t>EventBridge</w:t>
-      </w:r>
-      <w:proofErr w:type="spellEnd"/>
-      <w:r>
-        <w:rPr>
-          <w:rFonts w:ascii="Arial" w:hAnsi="Arial" w:cs="Arial"/>
-          <w:sz w:val="20"/>
-        </w:rPr>
-        <w:t xml:space="preserve"> and </w:t>
-      </w:r>
-      <w:r>
-        <w:rPr>
-          <w:rStyle w:val="Strong"/>
-          <w:rFonts w:ascii="Arial" w:hAnsi="Arial" w:cs="Arial"/>
-          <w:sz w:val="20"/>
-        </w:rPr>
-        <w:t>Step Functions</w:t>
-      </w:r>
-      <w:r>
-        <w:rPr>
-          <w:rFonts w:ascii="Arial" w:hAnsi="Arial" w:cs="Arial"/>
-          <w:sz w:val="20"/>
-        </w:rPr>
-        <w:t xml:space="preserve"> for multi-step workflows, building clear state transitions and operational visibility into long-running processes.</w:t>
-      </w:r>
-    </w:p>
-    <w:p>
-      <w:pPr>
-        <w:pStyle w:val="NormalWeb"/>
-        <w:numPr>
-          <w:ilvl w:val="0"/>
-          <w:numId w:val="3"/>
-        </w:numPr>
-        <w:jc w:val="both"/>
-        <w:rPr>
-          <w:rFonts w:ascii="Arial" w:hAnsi="Arial" w:cs="Arial"/>
-          <w:sz w:val="20"/>
-        </w:rPr>
-      </w:pPr>
-      <w:r>
-        <w:rPr>
-          <w:rFonts w:ascii="Arial" w:hAnsi="Arial" w:cs="Arial"/>
-          <w:sz w:val="20"/>
-        </w:rPr>
-        <w:t xml:space="preserve">Built repeatable infrastructure using </w:t>
-      </w:r>
-      <w:proofErr w:type="spellStart"/>
-      <w:r>
-        <w:rPr>
-          <w:rStyle w:val="Strong"/>
-          <w:rFonts w:ascii="Arial" w:hAnsi="Arial" w:cs="Arial"/>
-          <w:sz w:val="20"/>
-        </w:rPr>
-        <w:t>Terraform</w:t>
-      </w:r>
-      <w:proofErr w:type="spellEnd"/>
-      <w:r>
-        <w:rPr>
-          <w:rFonts w:ascii="Arial" w:hAnsi="Arial" w:cs="Arial"/>
-          <w:sz w:val="20"/>
-        </w:rPr>
-        <w:t xml:space="preserve"> and </w:t>
-      </w:r>
-      <w:proofErr w:type="spellStart"/>
-      <w:r>
-        <w:rPr>
-          <w:rStyle w:val="Strong"/>
-          <w:rFonts w:ascii="Arial" w:hAnsi="Arial" w:cs="Arial"/>
-          <w:sz w:val="20"/>
-        </w:rPr>
-        <w:t>CloudFormation</w:t>
-      </w:r>
-      <w:proofErr w:type="spellEnd"/>
-      <w:r>
-        <w:rPr>
-          <w:rFonts w:ascii="Arial" w:hAnsi="Arial" w:cs="Arial"/>
-          <w:sz w:val="20"/>
-        </w:rPr>
-        <w:t xml:space="preserve">, applying least-privilege </w:t>
-      </w:r>
-      <w:r>
-        <w:rPr>
-          <w:rStyle w:val="Strong"/>
-          <w:rFonts w:ascii="Arial" w:hAnsi="Arial" w:cs="Arial"/>
-          <w:sz w:val="20"/>
-        </w:rPr>
-        <w:t>IAM</w:t>
-      </w:r>
-      <w:r>
-        <w:rPr>
-          <w:rFonts w:ascii="Arial" w:hAnsi="Arial" w:cs="Arial"/>
-          <w:sz w:val="20"/>
-        </w:rPr>
-        <w:t xml:space="preserve"> patterns and consistent tagging for cost and ownership clarity.</w:t>
-      </w:r>
-    </w:p>
-    <w:p>
-      <w:pPr>
-        <w:pStyle w:val="NormalWeb"/>
-        <w:numPr>
-          <w:ilvl w:val="0"/>
-          <w:numId w:val="3"/>
-        </w:numPr>
-        <w:jc w:val="both"/>
-        <w:rPr>
-          <w:rFonts w:ascii="Arial" w:hAnsi="Arial" w:cs="Arial"/>
-          <w:sz w:val="20"/>
-        </w:rPr>
-      </w:pPr>
-      <w:r>
-        <w:rPr>
-          <w:rFonts w:ascii="Arial" w:hAnsi="Arial" w:cs="Arial"/>
-          <w:sz w:val="20"/>
-        </w:rPr>
-        <w:t xml:space="preserve">Implemented end-to-end </w:t>
-      </w:r>
-      <w:proofErr w:type="spellStart"/>
-      <w:r>
-        <w:rPr>
-          <w:rFonts w:ascii="Arial" w:hAnsi="Arial" w:cs="Arial"/>
-          <w:sz w:val="20"/>
-        </w:rPr>
-        <w:t>observability</w:t>
-      </w:r>
-      <w:proofErr w:type="spellEnd"/>
-      <w:r>
-        <w:rPr>
-          <w:rFonts w:ascii="Arial" w:hAnsi="Arial" w:cs="Arial"/>
-          <w:sz w:val="20"/>
-        </w:rPr>
-        <w:t xml:space="preserve"> using </w:t>
-      </w:r>
-      <w:proofErr w:type="spellStart"/>
-      <w:r>
-        <w:rPr>
-          <w:rStyle w:val="Strong"/>
-          <w:rFonts w:ascii="Arial" w:hAnsi="Arial" w:cs="Arial"/>
-          <w:sz w:val="20"/>
-        </w:rPr>
-        <w:t>OpenTelemetry</w:t>
-      </w:r>
-      <w:proofErr w:type="spellEnd"/>
-      <w:r>
-        <w:rPr>
-          <w:rFonts w:ascii="Arial" w:hAnsi="Arial" w:cs="Arial"/>
-          <w:sz w:val="20"/>
-        </w:rPr>
-        <w:t xml:space="preserve"> traces/metrics/logs and exported signals to </w:t>
-      </w:r>
-      <w:proofErr w:type="spellStart"/>
-      <w:r>
-        <w:rPr>
-          <w:rStyle w:val="Strong"/>
-          <w:rFonts w:ascii="Arial" w:hAnsi="Arial" w:cs="Arial"/>
-          <w:sz w:val="20"/>
-        </w:rPr>
-        <w:t>Datadog</w:t>
-      </w:r>
-      <w:proofErr w:type="spellEnd"/>
-      <w:r>
-        <w:rPr>
-          <w:rFonts w:ascii="Arial" w:hAnsi="Arial" w:cs="Arial"/>
-          <w:sz w:val="20"/>
-        </w:rPr>
-        <w:t xml:space="preserve">, </w:t>
-      </w:r>
-      <w:proofErr w:type="spellStart"/>
-      <w:r>
-        <w:rPr>
-          <w:rStyle w:val="Strong"/>
-          <w:rFonts w:ascii="Arial" w:hAnsi="Arial" w:cs="Arial"/>
-          <w:sz w:val="20"/>
-        </w:rPr>
-        <w:t>Grafana</w:t>
-      </w:r>
-      <w:proofErr w:type="spellEnd"/>
-      <w:r>
-        <w:rPr>
-          <w:rStyle w:val="Strong"/>
-          <w:rFonts w:ascii="Arial" w:hAnsi="Arial" w:cs="Arial"/>
-          <w:sz w:val="20"/>
-        </w:rPr>
-        <w:t>/Prometheus</w:t>
-      </w:r>
-      <w:r>
-        <w:rPr>
-          <w:rFonts w:ascii="Arial" w:hAnsi="Arial" w:cs="Arial"/>
-          <w:sz w:val="20"/>
-        </w:rPr>
-        <w:t xml:space="preserve">, </w:t>
-      </w:r>
-      <w:proofErr w:type="spellStart"/>
-      <w:r>
-        <w:rPr>
-          <w:rStyle w:val="Strong"/>
-          <w:rFonts w:ascii="Arial" w:hAnsi="Arial" w:cs="Arial"/>
-          <w:sz w:val="20"/>
-        </w:rPr>
-        <w:t>CloudWatch</w:t>
-      </w:r>
-      <w:proofErr w:type="spellEnd"/>
-      <w:r>
-        <w:rPr>
-          <w:rFonts w:ascii="Arial" w:hAnsi="Arial" w:cs="Arial"/>
-          <w:sz w:val="20"/>
-        </w:rPr>
-        <w:t xml:space="preserve">, and </w:t>
-      </w:r>
-      <w:r>
-        <w:rPr>
-          <w:rStyle w:val="Strong"/>
-          <w:rFonts w:ascii="Arial" w:hAnsi="Arial" w:cs="Arial"/>
-          <w:sz w:val="20"/>
-        </w:rPr>
-        <w:t>ELK/EFK</w:t>
-      </w:r>
-      <w:r>
-        <w:rPr>
-          <w:rFonts w:ascii="Arial" w:hAnsi="Arial" w:cs="Arial"/>
-          <w:sz w:val="20"/>
-        </w:rPr>
-        <w:t xml:space="preserve"> for rapid root-cause isolation.</w:t>
-      </w:r>
-    </w:p>
-    <w:p>
-      <w:pPr>
-        <w:pStyle w:val="NormalWeb"/>
-        <w:numPr>
-          <w:ilvl w:val="0"/>
-          <w:numId w:val="3"/>
-        </w:numPr>
-        <w:jc w:val="both"/>
-        <w:rPr>
-          <w:rFonts w:ascii="Arial" w:hAnsi="Arial" w:cs="Arial"/>
-          <w:sz w:val="20"/>
-        </w:rPr>
-      </w:pPr>
-      <w:r>
-        <w:rPr>
-          <w:rFonts w:ascii="Arial" w:hAnsi="Arial" w:cs="Arial"/>
-          <w:sz w:val="20"/>
-        </w:rPr>
-        <w:t xml:space="preserve">Established testing layers including unit/integration suites plus </w:t>
-      </w:r>
-      <w:r>
-        <w:rPr>
-          <w:rStyle w:val="Strong"/>
-          <w:rFonts w:ascii="Arial" w:hAnsi="Arial" w:cs="Arial"/>
-          <w:sz w:val="20"/>
-        </w:rPr>
-        <w:t>Pact-style</w:t>
-      </w:r>
-      <w:r>
-        <w:rPr>
-          <w:rFonts w:ascii="Arial" w:hAnsi="Arial" w:cs="Arial"/>
-          <w:sz w:val="20"/>
-        </w:rPr>
-        <w:t xml:space="preserve"> contract tests, and validated critical user journeys with </w:t>
-      </w:r>
-      <w:r>
-        <w:rPr>
-          <w:rStyle w:val="Strong"/>
-          <w:rFonts w:ascii="Arial" w:hAnsi="Arial" w:cs="Arial"/>
-          <w:sz w:val="20"/>
-        </w:rPr>
-        <w:t>Playwright/Cypress</w:t>
-      </w:r>
-      <w:r>
-        <w:rPr>
-          <w:rFonts w:ascii="Arial" w:hAnsi="Arial" w:cs="Arial"/>
-          <w:sz w:val="20"/>
-        </w:rPr>
-        <w:t xml:space="preserve"> where API behavior impacted UI flows.</w:t>
-      </w:r>
-    </w:p>
-    <w:p>
-      <w:pPr>
-        <w:pStyle w:val="NormalWeb"/>
-        <w:numPr>
-          <w:ilvl w:val="0"/>
-          <w:numId w:val="3"/>
-        </w:numPr>
-        <w:jc w:val="both"/>
-        <w:rPr>
-          <w:rFonts w:ascii="Arial" w:hAnsi="Arial" w:cs="Arial"/>
-          <w:sz w:val="20"/>
-        </w:rPr>
-      </w:pPr>
-      <w:r>
-        <w:rPr>
-          <w:rFonts w:ascii="Arial" w:hAnsi="Arial" w:cs="Arial"/>
-          <w:sz w:val="20"/>
-        </w:rPr>
-        <w:t xml:space="preserve">Built CI/CD pipelines across </w:t>
-      </w:r>
-      <w:proofErr w:type="spellStart"/>
-      <w:r>
-        <w:rPr>
-          <w:rFonts w:ascii="Arial" w:hAnsi="Arial" w:cs="Arial"/>
-          <w:sz w:val="20"/>
-        </w:rPr>
-        <w:t>GitHub</w:t>
-      </w:r>
-      <w:proofErr w:type="spellEnd"/>
-      <w:r>
-        <w:rPr>
-          <w:rFonts w:ascii="Arial" w:hAnsi="Arial" w:cs="Arial"/>
-          <w:sz w:val="20"/>
-        </w:rPr>
-        <w:t xml:space="preserve"> Actions, </w:t>
-      </w:r>
-      <w:proofErr w:type="spellStart"/>
-      <w:r>
-        <w:rPr>
-          <w:rFonts w:ascii="Arial" w:hAnsi="Arial" w:cs="Arial"/>
-          <w:sz w:val="20"/>
-        </w:rPr>
-        <w:t>GitLab</w:t>
-      </w:r>
-      <w:proofErr w:type="spellEnd"/>
-      <w:r>
-        <w:rPr>
-          <w:rFonts w:ascii="Arial" w:hAnsi="Arial" w:cs="Arial"/>
-          <w:sz w:val="20"/>
-        </w:rPr>
-        <w:t xml:space="preserve"> CI, and Jenkins, producing reproducible builds, container publishing, and safe progressive deployments with rollback triggers.</w:t>
-      </w:r>
-    </w:p>
-    <w:p>
-      <w:pPr>
-        <w:pStyle w:val="NormalWeb"/>
-        <w:numPr>
-          <w:ilvl w:val="0"/>
-          <w:numId w:val="3"/>
-        </w:numPr>
-        <w:jc w:val="both"/>
-        <w:rPr>
-          <w:rFonts w:ascii="Arial" w:hAnsi="Arial" w:cs="Arial"/>
-          <w:sz w:val="20"/>
-        </w:rPr>
-      </w:pPr>
-      <w:r>
-        <w:rPr>
-          <w:rFonts w:ascii="Arial" w:hAnsi="Arial" w:cs="Arial"/>
-          <w:sz w:val="20"/>
-        </w:rPr>
-        <w:lastRenderedPageBreak/>
-        <w:t xml:space="preserve">Integrated cross-cloud client requirements by supporting data export and service interoperability with </w:t>
-      </w:r>
-      <w:r>
-        <w:rPr>
-          <w:rStyle w:val="Strong"/>
-          <w:rFonts w:ascii="Arial" w:hAnsi="Arial" w:cs="Arial"/>
-          <w:sz w:val="20"/>
-        </w:rPr>
-        <w:t>Azure</w:t>
-      </w:r>
-      <w:r>
-        <w:rPr>
-          <w:rFonts w:ascii="Arial" w:hAnsi="Arial" w:cs="Arial"/>
-          <w:sz w:val="20"/>
-        </w:rPr>
-        <w:t xml:space="preserve"> (AKS, Service Bus, Key Vault, </w:t>
-      </w:r>
-      <w:proofErr w:type="gramStart"/>
-      <w:r>
-        <w:rPr>
-          <w:rFonts w:ascii="Arial" w:hAnsi="Arial" w:cs="Arial"/>
-          <w:sz w:val="20"/>
-        </w:rPr>
-        <w:t>Application</w:t>
-      </w:r>
-      <w:proofErr w:type="gramEnd"/>
-      <w:r>
-        <w:rPr>
-          <w:rFonts w:ascii="Arial" w:hAnsi="Arial" w:cs="Arial"/>
-          <w:sz w:val="20"/>
-        </w:rPr>
-        <w:t xml:space="preserve"> Insights) and </w:t>
-      </w:r>
-      <w:r>
-        <w:rPr>
-          <w:rStyle w:val="Strong"/>
-          <w:rFonts w:ascii="Arial" w:hAnsi="Arial" w:cs="Arial"/>
-          <w:sz w:val="20"/>
-        </w:rPr>
-        <w:t>GCP</w:t>
-      </w:r>
-      <w:r>
-        <w:rPr>
-          <w:rFonts w:ascii="Arial" w:hAnsi="Arial" w:cs="Arial"/>
-          <w:sz w:val="20"/>
-        </w:rPr>
-        <w:t xml:space="preserve"> (GKE/Cloud Run, Pub/Sub, Cloud Storage, </w:t>
-      </w:r>
-      <w:proofErr w:type="spellStart"/>
-      <w:r>
-        <w:rPr>
-          <w:rFonts w:ascii="Arial" w:hAnsi="Arial" w:cs="Arial"/>
-          <w:sz w:val="20"/>
-        </w:rPr>
-        <w:t>BigQuery</w:t>
-      </w:r>
-      <w:proofErr w:type="spellEnd"/>
-      <w:r>
-        <w:rPr>
-          <w:rFonts w:ascii="Arial" w:hAnsi="Arial" w:cs="Arial"/>
-          <w:sz w:val="20"/>
-        </w:rPr>
-        <w:t>) without coupling core logic to a single provider.</w:t>
-      </w:r>
-    </w:p>
-    <w:p>
-      <w:pPr>
-        <w:pBdr>
-          <w:bottom w:val="dashed" w:sz="4" w:space="0" w:color="CFD2CD"/>
-        </w:pBdr>
-        <w:spacing w:after="120"/>
-      </w:pPr>
-      <w:r>
-        <w:t xml:space="preserve"> </w:t>
-      </w:r>
-    </w:p>
-    <w:p>
-      <w:r>
-        <w:rPr>
-          <w:rFonts w:ascii="Arial" w:eastAsia="Arial" w:hAnsi="Arial" w:cs="Arial"/>
-          <w:b/>
-          <w:bCs/>
-          <w:color w:val="111111"/>
-          <w:sz w:val="23"/>
-          <w:szCs w:val="23"/>
-        </w:rPr>
-        <w:t>Full Stack Engineer</w:t>
-      </w:r>
-    </w:p>
-    <w:p>
-      <w:proofErr w:type="spellStart"/>
-      <w:r>
-        <w:rPr>
-          <w:rFonts w:ascii="Arial" w:eastAsia="Arial" w:hAnsi="Arial" w:cs="Arial"/>
-          <w:b/>
-          <w:bCs/>
-          <w:color w:val="6F8F6B"/>
-          <w:sz w:val="21"/>
-          <w:szCs w:val="21"/>
-        </w:rPr>
-        <w:t>Webiz</w:t>
-      </w:r>
-      <w:proofErr w:type="spellEnd"/>
-      <w:r>
-        <w:rPr>
-          <w:rFonts w:ascii="Arial" w:eastAsia="Arial" w:hAnsi="Arial" w:cs="Arial"/>
-          <w:b/>
-          <w:bCs/>
-          <w:color w:val="6F8F6B"/>
-          <w:sz w:val="21"/>
-          <w:szCs w:val="21"/>
-        </w:rPr>
-        <w:t xml:space="preserve"> Digital</w:t>
-      </w:r>
-    </w:p>
-    <w:p>
-      <w:r>
-        <w:rPr>
-          <w:rFonts w:ascii="Arial" w:eastAsia="Arial" w:hAnsi="Arial" w:cs="Arial"/>
-          <w:color w:val="4B5563"/>
-          <w:sz w:val="19"/>
-          <w:szCs w:val="19"/>
-        </w:rPr>
-        <w:t>July 2017 - January 2020</w:t>
-      </w:r>
-    </w:p>
-    <w:p>
-      <w:pPr>
-        <w:pStyle w:val="NormalWeb"/>
-        <w:numPr>
-          <w:ilvl w:val="0"/>
-          <w:numId w:val="5"/>
-        </w:numPr>
-        <w:jc w:val="both"/>
-        <w:rPr>
-          <w:rFonts w:ascii="Arial" w:hAnsi="Arial" w:cs="Arial"/>
-          <w:sz w:val="20"/>
-        </w:rPr>
-      </w:pPr>
-      <w:r>
-        <w:rPr>
-          <w:rFonts w:ascii="Arial" w:hAnsi="Arial" w:cs="Arial"/>
-          <w:sz w:val="20"/>
-        </w:rPr>
-        <w:t xml:space="preserve">Delivered </w:t>
-      </w:r>
-      <w:r>
-        <w:rPr>
-          <w:rStyle w:val="Strong"/>
-          <w:rFonts w:ascii="Arial" w:hAnsi="Arial" w:cs="Arial"/>
-          <w:sz w:val="20"/>
-        </w:rPr>
-        <w:t>Python</w:t>
-      </w:r>
-      <w:r>
-        <w:rPr>
-          <w:rFonts w:ascii="Arial" w:hAnsi="Arial" w:cs="Arial"/>
-          <w:sz w:val="20"/>
-        </w:rPr>
-        <w:t xml:space="preserve"> backend services and clean </w:t>
-      </w:r>
-      <w:r>
-        <w:rPr>
-          <w:rStyle w:val="Strong"/>
-          <w:rFonts w:ascii="Arial" w:hAnsi="Arial" w:cs="Arial"/>
-          <w:sz w:val="20"/>
-        </w:rPr>
-        <w:t>REST</w:t>
-      </w:r>
-      <w:r>
-        <w:rPr>
-          <w:rFonts w:ascii="Arial" w:hAnsi="Arial" w:cs="Arial"/>
-          <w:sz w:val="20"/>
-        </w:rPr>
-        <w:t xml:space="preserve"> endpoints with clear domain boundaries, supporting product workflows that required predictable data validation and stable error semantics.</w:t>
-      </w:r>
-    </w:p>
-    <w:p>
-      <w:pPr>
-        <w:pStyle w:val="NormalWeb"/>
-        <w:numPr>
-          <w:ilvl w:val="0"/>
-          <w:numId w:val="5"/>
-        </w:numPr>
-        <w:jc w:val="both"/>
-        <w:rPr>
-          <w:rFonts w:ascii="Arial" w:hAnsi="Arial" w:cs="Arial"/>
-          <w:sz w:val="20"/>
-        </w:rPr>
-      </w:pPr>
-      <w:r>
-        <w:rPr>
-          <w:rFonts w:ascii="Arial" w:hAnsi="Arial" w:cs="Arial"/>
-          <w:sz w:val="20"/>
-        </w:rPr>
-        <w:t xml:space="preserve">Implemented background processing for sync and reporting using queue-driven patterns, preparing the platform for </w:t>
-      </w:r>
-      <w:r>
-        <w:rPr>
-          <w:rStyle w:val="Strong"/>
-          <w:rFonts w:ascii="Arial" w:hAnsi="Arial" w:cs="Arial"/>
-          <w:sz w:val="20"/>
-        </w:rPr>
-        <w:t>SQS/SNS</w:t>
-      </w:r>
-      <w:r>
-        <w:rPr>
-          <w:rFonts w:ascii="Arial" w:hAnsi="Arial" w:cs="Arial"/>
-          <w:sz w:val="20"/>
-        </w:rPr>
-        <w:t>-style asynchronous processing and safer long-running jobs.</w:t>
-      </w:r>
-    </w:p>
-    <w:p>
-      <w:pPr>
-        <w:pStyle w:val="NormalWeb"/>
-        <w:numPr>
-          <w:ilvl w:val="0"/>
-          <w:numId w:val="5"/>
-        </w:numPr>
-        <w:jc w:val="both"/>
-        <w:rPr>
-          <w:rFonts w:ascii="Arial" w:hAnsi="Arial" w:cs="Arial"/>
-          <w:sz w:val="20"/>
-        </w:rPr>
-      </w:pPr>
-      <w:r>
-        <w:rPr>
-          <w:rFonts w:ascii="Arial" w:hAnsi="Arial" w:cs="Arial"/>
-          <w:sz w:val="20"/>
-        </w:rPr>
-        <w:t xml:space="preserve">Modeled relational data in </w:t>
-      </w:r>
-      <w:proofErr w:type="spellStart"/>
-      <w:r>
-        <w:rPr>
-          <w:rStyle w:val="Strong"/>
-          <w:rFonts w:ascii="Arial" w:hAnsi="Arial" w:cs="Arial"/>
-          <w:sz w:val="20"/>
-        </w:rPr>
-        <w:t>PostgreSQL</w:t>
-      </w:r>
-      <w:proofErr w:type="spellEnd"/>
-      <w:r>
-        <w:rPr>
-          <w:rFonts w:ascii="Arial" w:hAnsi="Arial" w:cs="Arial"/>
-          <w:sz w:val="20"/>
-        </w:rPr>
-        <w:t xml:space="preserve"> and </w:t>
-      </w:r>
-      <w:r>
-        <w:rPr>
-          <w:rStyle w:val="Strong"/>
-          <w:rFonts w:ascii="Arial" w:hAnsi="Arial" w:cs="Arial"/>
-          <w:sz w:val="20"/>
-        </w:rPr>
-        <w:t>MySQL</w:t>
-      </w:r>
-      <w:r>
-        <w:rPr>
-          <w:rFonts w:ascii="Arial" w:hAnsi="Arial" w:cs="Arial"/>
-          <w:sz w:val="20"/>
-        </w:rPr>
-        <w:t>, building pragmatic schema design and migrations that kept delivery velocity while reducing downstream data integrity issues.</w:t>
-      </w:r>
-    </w:p>
-    <w:p>
-      <w:pPr>
-        <w:pStyle w:val="NormalWeb"/>
-        <w:numPr>
-          <w:ilvl w:val="0"/>
-          <w:numId w:val="5"/>
-        </w:numPr>
-        <w:jc w:val="both"/>
-        <w:rPr>
-          <w:rFonts w:ascii="Arial" w:hAnsi="Arial" w:cs="Arial"/>
-          <w:sz w:val="20"/>
-        </w:rPr>
-      </w:pPr>
-      <w:r>
-        <w:rPr>
-          <w:rFonts w:ascii="Arial" w:hAnsi="Arial" w:cs="Arial"/>
-          <w:sz w:val="20"/>
-        </w:rPr>
-        <w:t xml:space="preserve">Added selective caching using </w:t>
-      </w:r>
-      <w:proofErr w:type="spellStart"/>
-      <w:r>
-        <w:rPr>
-          <w:rStyle w:val="Strong"/>
-          <w:rFonts w:ascii="Arial" w:hAnsi="Arial" w:cs="Arial"/>
-          <w:sz w:val="20"/>
-        </w:rPr>
-        <w:t>Redis</w:t>
-      </w:r>
-      <w:proofErr w:type="spellEnd"/>
-      <w:r>
-        <w:rPr>
-          <w:rFonts w:ascii="Arial" w:hAnsi="Arial" w:cs="Arial"/>
-          <w:sz w:val="20"/>
-        </w:rPr>
-        <w:t xml:space="preserve"> patterns to reduce redundant database reads and stabilize performance during periodic traffic bursts.</w:t>
-      </w:r>
-    </w:p>
-    <w:p>
-      <w:pPr>
-        <w:pStyle w:val="NormalWeb"/>
-        <w:numPr>
-          <w:ilvl w:val="0"/>
-          <w:numId w:val="5"/>
-        </w:numPr>
-        <w:jc w:val="both"/>
-        <w:rPr>
-          <w:rFonts w:ascii="Arial" w:hAnsi="Arial" w:cs="Arial"/>
-          <w:sz w:val="20"/>
-        </w:rPr>
-      </w:pPr>
-      <w:r>
-        <w:rPr>
-          <w:rFonts w:ascii="Arial" w:hAnsi="Arial" w:cs="Arial"/>
-          <w:sz w:val="20"/>
-        </w:rPr>
-        <w:t>Built integrations with third-party systems using defensive retries, rate limits, and payload normalization to keep external variability from leaking into core service behavior.</w:t>
-      </w:r>
-    </w:p>
-    <w:p>
-      <w:pPr>
-        <w:pStyle w:val="NormalWeb"/>
-        <w:numPr>
-          <w:ilvl w:val="0"/>
-          <w:numId w:val="5"/>
-        </w:numPr>
-        <w:jc w:val="both"/>
-        <w:rPr>
-          <w:rFonts w:ascii="Arial" w:hAnsi="Arial" w:cs="Arial"/>
-          <w:sz w:val="20"/>
-        </w:rPr>
-      </w:pPr>
-      <w:r>
-        <w:rPr>
-          <w:rFonts w:ascii="Arial" w:hAnsi="Arial" w:cs="Arial"/>
-          <w:sz w:val="20"/>
-        </w:rPr>
-        <w:t xml:space="preserve">Introduced structured logging and baseline metrics, later extending visibility using </w:t>
-      </w:r>
-      <w:proofErr w:type="spellStart"/>
-      <w:r>
-        <w:rPr>
-          <w:rStyle w:val="Strong"/>
-          <w:rFonts w:ascii="Arial" w:hAnsi="Arial" w:cs="Arial"/>
-          <w:sz w:val="20"/>
-        </w:rPr>
-        <w:t>OpenTelemetry</w:t>
-      </w:r>
-      <w:proofErr w:type="spellEnd"/>
-      <w:r>
-        <w:rPr>
-          <w:rFonts w:ascii="Arial" w:hAnsi="Arial" w:cs="Arial"/>
-          <w:sz w:val="20"/>
-        </w:rPr>
-        <w:t xml:space="preserve"> concepts and log aggregation aligned with </w:t>
-      </w:r>
-      <w:r>
-        <w:rPr>
-          <w:rStyle w:val="Strong"/>
-          <w:rFonts w:ascii="Arial" w:hAnsi="Arial" w:cs="Arial"/>
-          <w:sz w:val="20"/>
-        </w:rPr>
-        <w:t>ELK/EFK</w:t>
-      </w:r>
-      <w:r>
-        <w:rPr>
-          <w:rFonts w:ascii="Arial" w:hAnsi="Arial" w:cs="Arial"/>
-          <w:sz w:val="20"/>
-        </w:rPr>
-        <w:t xml:space="preserve"> practices.</w:t>
-      </w:r>
-    </w:p>
-    <w:p>
-      <w:pPr>
-        <w:pStyle w:val="NormalWeb"/>
-        <w:numPr>
-          <w:ilvl w:val="0"/>
-          <w:numId w:val="5"/>
-        </w:numPr>
-        <w:jc w:val="both"/>
-        <w:rPr>
-          <w:rFonts w:ascii="Arial" w:hAnsi="Arial" w:cs="Arial"/>
-          <w:sz w:val="20"/>
-        </w:rPr>
-      </w:pPr>
-      <w:r>
-        <w:rPr>
-          <w:rFonts w:ascii="Arial" w:hAnsi="Arial" w:cs="Arial"/>
-          <w:sz w:val="20"/>
-        </w:rPr>
-        <w:t xml:space="preserve">Containerized services with </w:t>
-      </w:r>
-      <w:proofErr w:type="spellStart"/>
-      <w:r>
-        <w:rPr>
-          <w:rStyle w:val="Strong"/>
-          <w:rFonts w:ascii="Arial" w:hAnsi="Arial" w:cs="Arial"/>
-          <w:sz w:val="20"/>
-        </w:rPr>
-        <w:t>Docker</w:t>
-      </w:r>
-      <w:proofErr w:type="spellEnd"/>
-      <w:r>
-        <w:rPr>
-          <w:rFonts w:ascii="Arial" w:hAnsi="Arial" w:cs="Arial"/>
-          <w:sz w:val="20"/>
-        </w:rPr>
-        <w:t xml:space="preserve"> to standardize local and staging environments and reduce “works on my machine” deployment defects.</w:t>
-      </w:r>
-    </w:p>
-    <w:p>
-      <w:pPr>
-        <w:pStyle w:val="NormalWeb"/>
-        <w:numPr>
-          <w:ilvl w:val="0"/>
-          <w:numId w:val="5"/>
-        </w:numPr>
-        <w:jc w:val="both"/>
-        <w:rPr>
-          <w:rFonts w:ascii="Arial" w:hAnsi="Arial" w:cs="Arial"/>
-          <w:sz w:val="20"/>
-        </w:rPr>
-      </w:pPr>
-      <w:r>
-        <w:rPr>
-          <w:rFonts w:ascii="Arial" w:hAnsi="Arial" w:cs="Arial"/>
-          <w:sz w:val="20"/>
-        </w:rPr>
-        <w:t xml:space="preserve">Supported cloud deployment workflows on </w:t>
-      </w:r>
-      <w:r>
-        <w:rPr>
-          <w:rStyle w:val="Strong"/>
-          <w:rFonts w:ascii="Arial" w:hAnsi="Arial" w:cs="Arial"/>
-          <w:sz w:val="20"/>
-        </w:rPr>
-        <w:t>AWS</w:t>
-      </w:r>
-      <w:r>
-        <w:rPr>
-          <w:rFonts w:ascii="Arial" w:hAnsi="Arial" w:cs="Arial"/>
-          <w:sz w:val="20"/>
-        </w:rPr>
-        <w:t xml:space="preserve"> and contributed to infrastructure automation efforts using </w:t>
-      </w:r>
-      <w:proofErr w:type="spellStart"/>
-      <w:r>
-        <w:rPr>
-          <w:rStyle w:val="Strong"/>
-          <w:rFonts w:ascii="Arial" w:hAnsi="Arial" w:cs="Arial"/>
-          <w:sz w:val="20"/>
-        </w:rPr>
-        <w:t>Terraform</w:t>
-      </w:r>
-      <w:proofErr w:type="spellEnd"/>
-      <w:r>
-        <w:rPr>
-          <w:rFonts w:ascii="Arial" w:hAnsi="Arial" w:cs="Arial"/>
-          <w:sz w:val="20"/>
-        </w:rPr>
-        <w:t xml:space="preserve"> patterns for repeatability and environment consistency.</w:t>
-      </w:r>
-    </w:p>
-    <w:p>
-      <w:pPr>
-        <w:pStyle w:val="NormalWeb"/>
-        <w:numPr>
-          <w:ilvl w:val="0"/>
-          <w:numId w:val="5"/>
-        </w:numPr>
-        <w:jc w:val="both"/>
-        <w:rPr>
-          <w:rFonts w:ascii="Arial" w:hAnsi="Arial" w:cs="Arial"/>
-          <w:sz w:val="20"/>
-        </w:rPr>
-      </w:pPr>
-      <w:r>
-        <w:rPr>
-          <w:rFonts w:ascii="Arial" w:hAnsi="Arial" w:cs="Arial"/>
-          <w:sz w:val="20"/>
-        </w:rPr>
-        <w:t xml:space="preserve">Worked with search and filtering use cases by shaping data for indexing and retrieval, preparing for adoption of </w:t>
-      </w:r>
-      <w:proofErr w:type="spellStart"/>
-      <w:r>
-        <w:rPr>
-          <w:rStyle w:val="Strong"/>
-          <w:rFonts w:ascii="Arial" w:hAnsi="Arial" w:cs="Arial"/>
-          <w:sz w:val="20"/>
-        </w:rPr>
-        <w:t>Elasticsearch</w:t>
-      </w:r>
-      <w:proofErr w:type="spellEnd"/>
-      <w:r>
-        <w:rPr>
-          <w:rStyle w:val="Strong"/>
-          <w:rFonts w:ascii="Arial" w:hAnsi="Arial" w:cs="Arial"/>
-          <w:sz w:val="20"/>
-        </w:rPr>
-        <w:t>/OpenSearch</w:t>
-      </w:r>
-      <w:r>
-        <w:rPr>
-          <w:rFonts w:ascii="Arial" w:hAnsi="Arial" w:cs="Arial"/>
-          <w:sz w:val="20"/>
-        </w:rPr>
-        <w:t>-style query experiences.</w:t>
-      </w:r>
-    </w:p>
-    <w:p>
-      <w:pPr>
-        <w:pStyle w:val="NormalWeb"/>
-        <w:numPr>
-          <w:ilvl w:val="0"/>
-          <w:numId w:val="5"/>
-        </w:numPr>
-        <w:jc w:val="both"/>
-        <w:rPr>
-          <w:rFonts w:ascii="Arial" w:hAnsi="Arial" w:cs="Arial"/>
-          <w:sz w:val="20"/>
-        </w:rPr>
-      </w:pPr>
-      <w:r>
-        <w:rPr>
-          <w:rFonts w:ascii="Arial" w:hAnsi="Arial" w:cs="Arial"/>
-          <w:sz w:val="20"/>
-        </w:rPr>
-        <w:t xml:space="preserve">Collaborated across product and design to deliver end-to-end features, pairing backend contracts with UI-facing needs and documenting APIs using </w:t>
-      </w:r>
-      <w:proofErr w:type="spellStart"/>
-      <w:r>
-        <w:rPr>
-          <w:rStyle w:val="Strong"/>
-          <w:rFonts w:ascii="Arial" w:hAnsi="Arial" w:cs="Arial"/>
-          <w:sz w:val="20"/>
-        </w:rPr>
-        <w:t>OpenAPI</w:t>
-      </w:r>
-      <w:proofErr w:type="spellEnd"/>
-      <w:r>
-        <w:rPr>
-          <w:rStyle w:val="Strong"/>
-          <w:rFonts w:ascii="Arial" w:hAnsi="Arial" w:cs="Arial"/>
-          <w:sz w:val="20"/>
-        </w:rPr>
-        <w:t>/Swagger</w:t>
-      </w:r>
-      <w:r>
-        <w:rPr>
-          <w:rFonts w:ascii="Arial" w:hAnsi="Arial" w:cs="Arial"/>
-          <w:sz w:val="20"/>
-        </w:rPr>
-        <w:t>.</w:t>
-      </w:r>
-    </w:p>
-    <w:p>
-      <w:pPr>
-        <w:pStyle w:val="NormalWeb"/>
-        <w:numPr>
-          <w:ilvl w:val="0"/>
-          <w:numId w:val="5"/>
-        </w:numPr>
-        <w:jc w:val="both"/>
-        <w:rPr>
-          <w:rFonts w:ascii="Arial" w:hAnsi="Arial" w:cs="Arial"/>
-          <w:sz w:val="20"/>
-        </w:rPr>
-      </w:pPr>
-      <w:r>
-        <w:rPr>
-          <w:rFonts w:ascii="Arial" w:hAnsi="Arial" w:cs="Arial"/>
-          <w:sz w:val="20"/>
-        </w:rPr>
-        <w:t xml:space="preserve">Improved reliability through pragmatic fault tolerance, including timeouts, circuit-style safeguards, and </w:t>
-      </w:r>
-      <w:proofErr w:type="spellStart"/>
-      <w:r>
-        <w:rPr>
-          <w:rFonts w:ascii="Arial" w:hAnsi="Arial" w:cs="Arial"/>
-          <w:sz w:val="20"/>
-        </w:rPr>
-        <w:t>backoff</w:t>
-      </w:r>
-      <w:proofErr w:type="spellEnd"/>
-      <w:r>
-        <w:rPr>
-          <w:rFonts w:ascii="Arial" w:hAnsi="Arial" w:cs="Arial"/>
-          <w:sz w:val="20"/>
-        </w:rPr>
-        <w:t xml:space="preserve"> to reduce cascading failures during partner instability.</w:t>
-      </w:r>
-    </w:p>
-    <w:p>
-      <w:pPr>
-        <w:pStyle w:val="NormalWeb"/>
-        <w:numPr>
-          <w:ilvl w:val="0"/>
-          <w:numId w:val="5"/>
-        </w:numPr>
-        <w:jc w:val="both"/>
-        <w:rPr>
-          <w:rFonts w:ascii="Arial" w:hAnsi="Arial" w:cs="Arial"/>
-          <w:sz w:val="20"/>
-        </w:rPr>
-      </w:pPr>
-      <w:r>
-        <w:rPr>
-          <w:rFonts w:ascii="Arial" w:hAnsi="Arial" w:cs="Arial"/>
-          <w:sz w:val="20"/>
-        </w:rPr>
-        <w:t>Participated in code reviews and refactoring initiatives, steadily improving maintainability through clearer module boundaries and consistent service conventions.</w:t>
-      </w:r>
-    </w:p>
-    <w:p>
-      <w:pPr>
-        <w:pStyle w:val="NormalWeb"/>
-        <w:numPr>
-          <w:ilvl w:val="0"/>
-          <w:numId w:val="5"/>
-        </w:numPr>
-        <w:jc w:val="both"/>
-        <w:rPr>
-          <w:rFonts w:ascii="Arial" w:hAnsi="Arial" w:cs="Arial"/>
-          <w:sz w:val="20"/>
-        </w:rPr>
-      </w:pPr>
-      <w:r>
-        <w:rPr>
-          <w:rFonts w:ascii="Arial" w:hAnsi="Arial" w:cs="Arial"/>
-          <w:sz w:val="20"/>
-        </w:rPr>
-        <w:t>Strengthened quality gates via CI pipelines and automated checks, setting a foundation for later expansion into broader CI/CD tooling across multiple systems.</w:t>
-      </w:r>
-    </w:p>
-    <w:p>
-      <w:pPr>
-        <w:pBdr>
-          <w:bottom w:val="dashed" w:sz="4" w:space="0" w:color="CFD2CD"/>
-        </w:pBdr>
-        <w:spacing w:after="120"/>
-      </w:pPr>
-      <w:r>
-        <w:t xml:space="preserve"> </w:t>
-      </w:r>
-    </w:p>
-    <w:p>
-      <w:r>
-        <w:rPr>
-          <w:rFonts w:ascii="Arial" w:eastAsia="Arial" w:hAnsi="Arial" w:cs="Arial"/>
-          <w:b/>
-          <w:bCs/>
-          <w:color w:val="111111"/>
-          <w:sz w:val="23"/>
-          <w:szCs w:val="23"/>
-        </w:rPr>
-        <w:t>Software Developer</w:t>
-      </w:r>
-    </w:p>
-    <w:p>
-      <w:proofErr w:type="gramStart"/>
-      <w:r>
-        <w:rPr>
-          <w:rFonts w:ascii="Arial" w:eastAsia="Arial" w:hAnsi="Arial" w:cs="Arial"/>
-          <w:b/>
-          <w:bCs/>
-          <w:color w:val="6F8F6B"/>
-          <w:sz w:val="21"/>
-          <w:szCs w:val="21"/>
-        </w:rPr>
         <w:t>Centric Tech Inc.</w:t>
       </w:r>
-      <w:proofErr w:type="gramEnd"/>
     </w:p>
     <w:p>
       <w:r>
@@ -3400,7 +2850,6 @@
         </w:rPr>
         <w:t xml:space="preserve">Built and documented </w:t>
       </w:r>
-      <w:proofErr w:type="spellStart"/>
       <w:r>
         <w:rPr>
           <w:rStyle w:val="Strong"/>
@@ -3409,7 +2858,6 @@
         </w:rPr>
         <w:t>RESTful</w:t>
       </w:r>
-      <w:proofErr w:type="spellEnd"/>
       <w:r>
         <w:rPr>
           <w:rFonts w:ascii="Arial" w:hAnsi="Arial" w:cs="Arial"/>
@@ -3529,23 +2977,7 @@
           <w:rFonts w:ascii="Arial" w:hAnsi="Arial" w:cs="Arial"/>
           <w:sz w:val="20"/>
         </w:rPr>
-        <w:t xml:space="preserve">Supported deployments and environment configuration, building repeatable </w:t>
-      </w:r>
-      <w:proofErr w:type="spellStart"/>
-      <w:r>
-        <w:rPr>
-          <w:rFonts w:ascii="Arial" w:hAnsi="Arial" w:cs="Arial"/>
-          <w:sz w:val="20"/>
-        </w:rPr>
-        <w:t>runbooks</w:t>
-      </w:r>
-      <w:proofErr w:type="spellEnd"/>
-      <w:r>
-        <w:rPr>
-          <w:rFonts w:ascii="Arial" w:hAnsi="Arial" w:cs="Arial"/>
-          <w:sz w:val="20"/>
-        </w:rPr>
-        <w:t xml:space="preserve"> and improving release hygiene through consistent configuration management.</w:t>
+        <w:t>Supported deployments and environment configuration, building repeatable runbooks and improving release hygiene through consistent configuration management.</w:t>
       </w:r>
     </w:p>
     <w:p>
@@ -3821,25 +3253,7 @@
           <w:rFonts w:ascii="Arial" w:hAnsi="Arial" w:cs="Arial"/>
           <w:sz w:val="20"/>
         </w:rPr>
-        <w:t>Event-Driven Workflow Orchestrator (</w:t>
-      </w:r>
-      <w:proofErr w:type="spellStart"/>
-      <w:r>
-        <w:rPr>
-          <w:rStyle w:val="Strong"/>
-          <w:rFonts w:ascii="Arial" w:hAnsi="Arial" w:cs="Arial"/>
-          <w:sz w:val="20"/>
-        </w:rPr>
-        <w:t>SaaS</w:t>
-      </w:r>
-      <w:proofErr w:type="spellEnd"/>
-      <w:r>
-        <w:rPr>
-          <w:rStyle w:val="Strong"/>
-          <w:rFonts w:ascii="Arial" w:hAnsi="Arial" w:cs="Arial"/>
-          <w:sz w:val="20"/>
-        </w:rPr>
-        <w:t xml:space="preserve"> Platform)</w:t>
+        <w:t>Event-Driven Workflow Orchestrator (SaaS Platform)</w:t>
       </w:r>
     </w:p>
     <w:p>
@@ -3877,7 +3291,6 @@
         </w:rPr>
         <w:t xml:space="preserve"> orchestration layer to coordinate multi-step workflows using </w:t>
       </w:r>
-      <w:proofErr w:type="spellStart"/>
       <w:r>
         <w:rPr>
           <w:rStyle w:val="Strong"/>
@@ -3886,7 +3299,6 @@
         </w:rPr>
         <w:t>EventBridge</w:t>
       </w:r>
-      <w:proofErr w:type="spellEnd"/>
       <w:r>
         <w:rPr>
           <w:rFonts w:ascii="Arial" w:hAnsi="Arial" w:cs="Arial"/>
@@ -3960,7 +3372,6 @@
         </w:rPr>
         <w:t xml:space="preserve">Implemented </w:t>
       </w:r>
-      <w:proofErr w:type="spellStart"/>
       <w:r>
         <w:rPr>
           <w:rStyle w:val="Strong"/>
@@ -3969,7 +3380,6 @@
         </w:rPr>
         <w:t>idempotency</w:t>
       </w:r>
-      <w:proofErr w:type="spellEnd"/>
       <w:r>
         <w:rPr>
           <w:rFonts w:ascii="Arial" w:hAnsi="Arial" w:cs="Arial"/>
@@ -3996,34 +3406,8 @@
           <w:rFonts w:ascii="Arial" w:hAnsi="Arial" w:cs="Arial"/>
           <w:sz w:val="20"/>
         </w:rPr>
-        <w:t xml:space="preserve">Added full-fidelity </w:t>
-      </w:r>
-      <w:proofErr w:type="spellStart"/>
-      <w:r>
-        <w:rPr>
-          <w:rFonts w:ascii="Arial" w:hAnsi="Arial" w:cs="Arial"/>
-          <w:sz w:val="20"/>
-        </w:rPr>
-        <w:t>obs</w:t>
-      </w:r>
-      <w:bookmarkStart w:id="0" w:name="_GoBack"/>
-      <w:bookmarkEnd w:id="0"/>
-      <w:r>
-        <w:rPr>
-          <w:rFonts w:ascii="Arial" w:hAnsi="Arial" w:cs="Arial"/>
-          <w:sz w:val="20"/>
-        </w:rPr>
-        <w:t>ervability</w:t>
-      </w:r>
-      <w:proofErr w:type="spellEnd"/>
-      <w:r>
-        <w:rPr>
-          <w:rFonts w:ascii="Arial" w:hAnsi="Arial" w:cs="Arial"/>
-          <w:sz w:val="20"/>
-        </w:rPr>
-        <w:t xml:space="preserve"> with </w:t>
-      </w:r>
-      <w:proofErr w:type="spellStart"/>
+        <w:t xml:space="preserve">Added full-fidelity observability with </w:t>
+      </w:r>
       <w:r>
         <w:rPr>
           <w:rStyle w:val="Strong"/>
@@ -4032,7 +3416,6 @@
         </w:rPr>
         <w:t>OpenTelemetry</w:t>
       </w:r>
-      <w:proofErr w:type="spellEnd"/>
       <w:r>
         <w:rPr>
           <w:rFonts w:ascii="Arial" w:hAnsi="Arial" w:cs="Arial"/>
@@ -4040,7 +3423,6 @@
         </w:rPr>
         <w:t xml:space="preserve"> traces and structured logs shipped to </w:t>
       </w:r>
-      <w:proofErr w:type="spellStart"/>
       <w:r>
         <w:rPr>
           <w:rStyle w:val="Strong"/>
@@ -4049,7 +3431,6 @@
         </w:rPr>
         <w:t>Datadog</w:t>
       </w:r>
-      <w:proofErr w:type="spellEnd"/>
       <w:r>
         <w:rPr>
           <w:rFonts w:ascii="Arial" w:hAnsi="Arial" w:cs="Arial"/>
@@ -4111,23 +3492,13 @@
         </w:rPr>
         <w:t xml:space="preserve">Delivered near-real-time indexing to </w:t>
       </w:r>
-      <w:proofErr w:type="spellStart"/>
-      <w:r>
-        <w:rPr>
-          <w:rStyle w:val="Strong"/>
-          <w:rFonts w:ascii="Arial" w:hAnsi="Arial" w:cs="Arial"/>
-          <w:sz w:val="20"/>
-        </w:rPr>
-        <w:t>Elasticsearch</w:t>
-      </w:r>
-      <w:proofErr w:type="spellEnd"/>
-      <w:r>
-        <w:rPr>
-          <w:rStyle w:val="Strong"/>
-          <w:rFonts w:ascii="Arial" w:hAnsi="Arial" w:cs="Arial"/>
-          <w:sz w:val="20"/>
-        </w:rPr>
-        <w:t>/OpenSearch</w:t>
+      <w:r>
+        <w:rPr>
+          <w:rStyle w:val="Strong"/>
+          <w:rFonts w:ascii="Arial" w:hAnsi="Arial" w:cs="Arial"/>
+          <w:sz w:val="20"/>
+        </w:rPr>
+        <w:t>Elasticsearch/OpenSearch</w:t>
       </w:r>
       <w:r>
         <w:rPr>
@@ -4136,7 +3507,6 @@
         </w:rPr>
         <w:t xml:space="preserve"> from </w:t>
       </w:r>
-      <w:proofErr w:type="spellStart"/>
       <w:r>
         <w:rPr>
           <w:rStyle w:val="Strong"/>
@@ -4145,7 +3515,6 @@
         </w:rPr>
         <w:t>PostgreSQL</w:t>
       </w:r>
-      <w:proofErr w:type="spellEnd"/>
       <w:r>
         <w:rPr>
           <w:rFonts w:ascii="Arial" w:hAnsi="Arial" w:cs="Arial"/>
@@ -4189,7 +3558,6 @@
         </w:rPr>
         <w:t xml:space="preserve"> with CDN delivery via </w:t>
       </w:r>
-      <w:proofErr w:type="spellStart"/>
       <w:r>
         <w:rPr>
           <w:rStyle w:val="Strong"/>
@@ -4198,7 +3566,6 @@
         </w:rPr>
         <w:t>CloudFront</w:t>
       </w:r>
-      <w:proofErr w:type="spellEnd"/>
       <w:r>
         <w:rPr>
           <w:rFonts w:ascii="Arial" w:hAnsi="Arial" w:cs="Arial"/>
@@ -4221,7 +3588,6 @@
         </w:rPr>
         <w:t xml:space="preserve"> and </w:t>
       </w:r>
-      <w:proofErr w:type="spellStart"/>
       <w:r>
         <w:rPr>
           <w:rStyle w:val="Strong"/>
@@ -4230,7 +3596,6 @@
         </w:rPr>
         <w:t>BigQuery</w:t>
       </w:r>
-      <w:proofErr w:type="spellEnd"/>
       <w:r>
         <w:rPr>
           <w:rFonts w:ascii="Arial" w:hAnsi="Arial" w:cs="Arial"/>

--- a/Tyler/Python Backend/Tyler_Roberts.docx
+++ b/Tyler/Python Backend/Tyler_Roberts.docx
@@ -32,6 +32,30 @@
         </w:rPr>
         <w:t>Senior Software Engineer</w:t>
       </w:r>
+      <w:r>
+        <w:rPr>
+          <w:rFonts w:ascii="Arial" w:eastAsia="Arial" w:hAnsi="Arial" w:cs="Arial"/>
+          <w:b/>
+          <w:bCs/>
+          <w:color w:val="6F8F6B"/>
+          <w:sz w:val="22"/>
+          <w:szCs w:val="22"/>
+        </w:rPr>
+        <w:t xml:space="preserve"> – Python (Python/Django</w:t>
+      </w:r>
+      <w:bookmarkStart w:id="0" w:name="_GoBack"/>
+      <w:bookmarkEnd w:id="0"/>
+      <w:r>
+        <w:rPr>
+          <w:rFonts w:ascii="Arial" w:eastAsia="Arial" w:hAnsi="Arial" w:cs="Arial"/>
+          <w:b/>
+          <w:bCs/>
+          <w:color w:val="6F8F6B"/>
+          <w:sz w:val="22"/>
+          <w:szCs w:val="22"/>
+        </w:rPr>
+        <w:t>)</w:t>
+      </w:r>
     </w:p>
     <w:p>
       <w:pPr>
@@ -44,7 +68,7 @@
           <w:sz w:val="19"/>
           <w:szCs w:val="19"/>
         </w:rPr>
-        <w:t>tylerrdev@outlook.com | linkedin.com/in/tyler-roberts-76a8193b2/ | Florida, United States | +1 (321) 376-7095</w:t>
+        <w:t>tyler.r.dev@outlook.com | linkedin.com/in/tyler-r-5788a13ba | Florida, United States | +1 (321) 376-7095</w:t>
       </w:r>
     </w:p>
     <w:p>
@@ -54,8 +78,6 @@
         </w:pBdr>
         <w:spacing w:before="120" w:after="80"/>
       </w:pPr>
-      <w:bookmarkStart w:id="0" w:name="_GoBack"/>
-      <w:bookmarkEnd w:id="0"/>
       <w:r>
         <w:rPr>
           <w:b/>
@@ -73,143 +95,76 @@
         <w:jc w:val="both"/>
         <w:rPr>
           <w:rFonts w:ascii="Arial" w:hAnsi="Arial" w:cs="Arial"/>
-        </w:rPr>
-      </w:pPr>
-      <w:r>
-        <w:rPr>
-          <w:rFonts w:ascii="Arial" w:hAnsi="Arial" w:cs="Arial"/>
-        </w:rPr>
-        <w:t xml:space="preserve">Senior Software Engineer with </w:t>
+          <w:sz w:val="22"/>
+        </w:rPr>
+      </w:pPr>
+      <w:r>
+        <w:rPr>
+          <w:sz w:val="22"/>
+        </w:rPr>
+        <w:t xml:space="preserve">Senior Software Engineer with 9+ years building </w:t>
       </w:r>
       <w:r>
         <w:rPr>
           <w:rStyle w:val="Strong"/>
-          <w:rFonts w:ascii="Arial" w:hAnsi="Arial" w:cs="Arial"/>
-        </w:rPr>
-        <w:t>9+ years</w:t>
-      </w:r>
-      <w:r>
-        <w:rPr>
-          <w:rFonts w:ascii="Arial" w:hAnsi="Arial" w:cs="Arial"/>
-        </w:rPr>
-        <w:t xml:space="preserve"> designing, building, and owning </w:t>
-      </w:r>
+          <w:sz w:val="22"/>
+        </w:rPr>
+        <w:t>Python (3.7–3.12) backend systems</w:t>
+      </w:r>
+      <w:r>
+        <w:rPr>
+          <w:sz w:val="22"/>
+        </w:rPr>
+        <w:t xml:space="preserve"> in SaaS and data-driven industries, specializing in </w:t>
+      </w:r>
+      <w:proofErr w:type="spellStart"/>
       <w:r>
         <w:rPr>
           <w:rStyle w:val="Strong"/>
-          <w:rFonts w:ascii="Arial" w:hAnsi="Arial" w:cs="Arial"/>
-        </w:rPr>
-        <w:t>Python</w:t>
-      </w:r>
-      <w:r>
-        <w:rPr>
-          <w:rFonts w:ascii="Arial" w:hAnsi="Arial" w:cs="Arial"/>
-        </w:rPr>
-        <w:t xml:space="preserve"> backend systems powering </w:t>
-      </w:r>
+          <w:sz w:val="22"/>
+        </w:rPr>
+        <w:t>FastAPI</w:t>
+      </w:r>
+      <w:proofErr w:type="spellEnd"/>
       <w:r>
         <w:rPr>
           <w:rStyle w:val="Strong"/>
-          <w:rFonts w:ascii="Arial" w:hAnsi="Arial" w:cs="Arial"/>
-        </w:rPr>
-        <w:t>cloud-native SaaS</w:t>
-      </w:r>
-      <w:r>
-        <w:rPr>
-          <w:rFonts w:ascii="Arial" w:hAnsi="Arial" w:cs="Arial"/>
-        </w:rPr>
-        <w:t xml:space="preserve"> in production. Strong focus on </w:t>
+          <w:sz w:val="22"/>
+        </w:rPr>
+        <w:t xml:space="preserve"> (0.70–0.110), distributed APIs, event-driven architecture, and cloud-native platforms on AWS</w:t>
+      </w:r>
+      <w:r>
+        <w:rPr>
+          <w:sz w:val="22"/>
+        </w:rPr>
+        <w:t xml:space="preserve">, delivering resilient services with strong focus on </w:t>
       </w:r>
       <w:r>
         <w:rPr>
           <w:rStyle w:val="Strong"/>
-          <w:rFonts w:ascii="Arial" w:hAnsi="Arial" w:cs="Arial"/>
-        </w:rPr>
-        <w:t>high-performance APIs</w:t>
-      </w:r>
-      <w:r>
-        <w:rPr>
-          <w:rFonts w:ascii="Arial" w:hAnsi="Arial" w:cs="Arial"/>
-        </w:rPr>
-        <w:t xml:space="preserve">, </w:t>
-      </w:r>
-      <w:r>
-        <w:rPr>
-          <w:rStyle w:val="Strong"/>
-          <w:rFonts w:ascii="Arial" w:hAnsi="Arial" w:cs="Arial"/>
-        </w:rPr>
-        <w:t>asynchronous processing</w:t>
-      </w:r>
-      <w:r>
-        <w:rPr>
-          <w:rFonts w:ascii="Arial" w:hAnsi="Arial" w:cs="Arial"/>
-        </w:rPr>
-        <w:t xml:space="preserve">, and </w:t>
-      </w:r>
-      <w:r>
-        <w:rPr>
-          <w:rStyle w:val="Strong"/>
-          <w:rFonts w:ascii="Arial" w:hAnsi="Arial" w:cs="Arial"/>
-        </w:rPr>
-        <w:t>distributed architectures</w:t>
-      </w:r>
-      <w:r>
-        <w:rPr>
-          <w:rFonts w:ascii="Arial" w:hAnsi="Arial" w:cs="Arial"/>
-        </w:rPr>
-        <w:t xml:space="preserve"> with deep ownership across </w:t>
-      </w:r>
-      <w:r>
-        <w:rPr>
-          <w:rStyle w:val="Strong"/>
-          <w:rFonts w:ascii="Arial" w:hAnsi="Arial" w:cs="Arial"/>
-        </w:rPr>
-        <w:t>design → delivery → operations</w:t>
-      </w:r>
-      <w:r>
-        <w:rPr>
-          <w:rFonts w:ascii="Arial" w:hAnsi="Arial" w:cs="Arial"/>
-        </w:rPr>
-        <w:t xml:space="preserve">. Known for turning ambiguous requirements into </w:t>
-      </w:r>
-      <w:r>
-        <w:rPr>
-          <w:rStyle w:val="Strong"/>
-          <w:rFonts w:ascii="Arial" w:hAnsi="Arial" w:cs="Arial"/>
-        </w:rPr>
-        <w:t>secure</w:t>
-      </w:r>
-      <w:r>
-        <w:rPr>
-          <w:rFonts w:ascii="Arial" w:hAnsi="Arial" w:cs="Arial"/>
-        </w:rPr>
-        <w:t xml:space="preserve">, </w:t>
-      </w:r>
-      <w:r>
-        <w:rPr>
-          <w:rStyle w:val="Strong"/>
-          <w:rFonts w:ascii="Arial" w:hAnsi="Arial" w:cs="Arial"/>
-        </w:rPr>
-        <w:t>observable</w:t>
-      </w:r>
-      <w:r>
-        <w:rPr>
-          <w:rFonts w:ascii="Arial" w:hAnsi="Arial" w:cs="Arial"/>
-        </w:rPr>
-        <w:t xml:space="preserve">, and </w:t>
-      </w:r>
-      <w:r>
-        <w:rPr>
-          <w:rStyle w:val="Strong"/>
-          <w:rFonts w:ascii="Arial" w:hAnsi="Arial" w:cs="Arial"/>
-        </w:rPr>
-        <w:t>maintainable</w:t>
-      </w:r>
-      <w:r>
-        <w:rPr>
-          <w:rFonts w:ascii="Arial" w:hAnsi="Arial" w:cs="Arial"/>
-        </w:rPr>
-        <w:t xml:space="preserve"> services through pragmatic architecture, disciplined engineering, and close collaboration with product and cross-functional stakeholders.</w:t>
+          <w:sz w:val="22"/>
+        </w:rPr>
+        <w:t>performance optimization, observability, and secure API design</w:t>
+      </w:r>
+      <w:r>
+        <w:rPr>
+          <w:sz w:val="22"/>
+        </w:rPr>
+        <w:t xml:space="preserve">, while leading migrations from monolithic systems to scalable </w:t>
+      </w:r>
+      <w:proofErr w:type="spellStart"/>
+      <w:r>
+        <w:rPr>
+          <w:sz w:val="22"/>
+        </w:rPr>
+        <w:t>microservices</w:t>
+      </w:r>
+      <w:proofErr w:type="spellEnd"/>
+      <w:r>
+        <w:rPr>
+          <w:sz w:val="22"/>
+        </w:rPr>
+        <w:t xml:space="preserve"> and improving system reliability, latency, and deployment efficiency across high-traffic production environments.</w:t>
       </w:r>
     </w:p>
     <w:p>
@@ -232,956 +187,306 @@
     </w:p>
     <w:p>
       <w:pPr>
-        <w:pStyle w:val="ListParagraph"/>
+        <w:pStyle w:val="NormalWeb"/>
         <w:numPr>
           <w:ilvl w:val="0"/>
           <w:numId w:val="2"/>
         </w:numPr>
-        <w:spacing w:after="80"/>
+        <w:spacing w:before="0" w:beforeAutospacing="0" w:after="0" w:afterAutospacing="0"/>
         <w:jc w:val="both"/>
         <w:rPr>
-          <w:rFonts w:ascii="Arial" w:hAnsi="Arial" w:cs="Arial"/>
+          <w:sz w:val="22"/>
         </w:rPr>
       </w:pPr>
       <w:r>
         <w:rPr>
           <w:rStyle w:val="Strong"/>
-          <w:rFonts w:ascii="Arial" w:hAnsi="Arial" w:cs="Arial"/>
+          <w:sz w:val="22"/>
         </w:rPr>
         <w:t>Backend &amp; APIs</w:t>
       </w:r>
       <w:r>
         <w:rPr>
-          <w:rFonts w:ascii="Arial" w:hAnsi="Arial" w:cs="Arial"/>
-        </w:rPr>
-        <w:t xml:space="preserve"> — </w:t>
-      </w:r>
-      <w:r>
-        <w:rPr>
-          <w:rStyle w:val="Strong"/>
-          <w:rFonts w:ascii="Arial" w:hAnsi="Arial" w:cs="Arial"/>
-        </w:rPr>
-        <w:t>Python</w:t>
-      </w:r>
-      <w:r>
-        <w:rPr>
-          <w:rFonts w:ascii="Arial" w:hAnsi="Arial" w:cs="Arial"/>
-        </w:rPr>
-        <w:t>, FastAPI, Django, Django REST Framework, Flask, AsyncIO, REST, OpenAPI/Swagger, microservices, webhooks, background workers, domain modeling, third-party integrations</w:t>
-      </w:r>
-    </w:p>
-    <w:p>
-      <w:pPr>
-        <w:pStyle w:val="ListParagraph"/>
+          <w:sz w:val="22"/>
+        </w:rPr>
+        <w:t xml:space="preserve"> - Python, </w:t>
+      </w:r>
+      <w:proofErr w:type="spellStart"/>
+      <w:r>
+        <w:rPr>
+          <w:sz w:val="22"/>
+        </w:rPr>
+        <w:t>FastAPI</w:t>
+      </w:r>
+      <w:proofErr w:type="spellEnd"/>
+      <w:r>
+        <w:rPr>
+          <w:sz w:val="22"/>
+        </w:rPr>
+        <w:t xml:space="preserve">, Flask, Django, REST APIs, </w:t>
+      </w:r>
+      <w:proofErr w:type="spellStart"/>
+      <w:r>
+        <w:rPr>
+          <w:sz w:val="22"/>
+        </w:rPr>
+        <w:t>GraphQL</w:t>
+      </w:r>
+      <w:proofErr w:type="spellEnd"/>
+      <w:r>
+        <w:rPr>
+          <w:sz w:val="22"/>
+        </w:rPr>
+        <w:t xml:space="preserve">, </w:t>
+      </w:r>
+      <w:proofErr w:type="spellStart"/>
+      <w:r>
+        <w:rPr>
+          <w:sz w:val="22"/>
+        </w:rPr>
+        <w:t>gRPC</w:t>
+      </w:r>
+      <w:proofErr w:type="spellEnd"/>
+      <w:r>
+        <w:rPr>
+          <w:sz w:val="22"/>
+        </w:rPr>
+        <w:t xml:space="preserve">, </w:t>
+      </w:r>
+      <w:proofErr w:type="spellStart"/>
+      <w:r>
+        <w:rPr>
+          <w:sz w:val="22"/>
+        </w:rPr>
+        <w:t>Microservices</w:t>
+      </w:r>
+      <w:proofErr w:type="spellEnd"/>
+      <w:r>
+        <w:rPr>
+          <w:sz w:val="22"/>
+        </w:rPr>
+        <w:t xml:space="preserve">, API Gateway Patterns, </w:t>
+      </w:r>
+      <w:proofErr w:type="spellStart"/>
+      <w:r>
+        <w:rPr>
+          <w:sz w:val="22"/>
+        </w:rPr>
+        <w:t>WebSockets</w:t>
+      </w:r>
+      <w:proofErr w:type="spellEnd"/>
+      <w:r>
+        <w:rPr>
+          <w:sz w:val="22"/>
+        </w:rPr>
+        <w:t>, Background Jobs, Celery, OAuth2, JWT, RBAC</w:t>
+      </w:r>
+    </w:p>
+    <w:p>
+      <w:pPr>
+        <w:pStyle w:val="NormalWeb"/>
         <w:numPr>
           <w:ilvl w:val="0"/>
           <w:numId w:val="2"/>
         </w:numPr>
-        <w:spacing w:after="80"/>
+        <w:spacing w:before="0" w:beforeAutospacing="0" w:after="0" w:afterAutospacing="0"/>
         <w:jc w:val="both"/>
         <w:rPr>
-          <w:rFonts w:ascii="Arial" w:hAnsi="Arial" w:cs="Arial"/>
+          <w:sz w:val="22"/>
         </w:rPr>
       </w:pPr>
       <w:r>
         <w:rPr>
           <w:rStyle w:val="Strong"/>
-          <w:rFonts w:ascii="Arial" w:hAnsi="Arial" w:cs="Arial"/>
-        </w:rPr>
-        <w:t>Frontend (working knowledge)</w:t>
-      </w:r>
-      <w:r>
-        <w:rPr>
-          <w:rFonts w:ascii="Arial" w:hAnsi="Arial" w:cs="Arial"/>
-        </w:rPr>
-        <w:t xml:space="preserve"> — TypeScript, JavaScript</w:t>
-      </w:r>
-    </w:p>
-    <w:p>
-      <w:pPr>
-        <w:pStyle w:val="ListParagraph"/>
+          <w:sz w:val="22"/>
+        </w:rPr>
+        <w:t>Data, Messaging &amp; Search</w:t>
+      </w:r>
+      <w:r>
+        <w:rPr>
+          <w:sz w:val="22"/>
+        </w:rPr>
+        <w:t xml:space="preserve"> - PostgreSQL, MySQL, </w:t>
+      </w:r>
+      <w:proofErr w:type="spellStart"/>
+      <w:r>
+        <w:rPr>
+          <w:sz w:val="22"/>
+        </w:rPr>
+        <w:t>Redis</w:t>
+      </w:r>
+      <w:proofErr w:type="spellEnd"/>
+      <w:r>
+        <w:rPr>
+          <w:sz w:val="22"/>
+        </w:rPr>
+        <w:t xml:space="preserve">, MongoDB, </w:t>
+      </w:r>
+      <w:proofErr w:type="spellStart"/>
+      <w:r>
+        <w:rPr>
+          <w:sz w:val="22"/>
+        </w:rPr>
+        <w:t>DynamoDB</w:t>
+      </w:r>
+      <w:proofErr w:type="spellEnd"/>
+      <w:r>
+        <w:rPr>
+          <w:sz w:val="22"/>
+        </w:rPr>
+        <w:t xml:space="preserve">, Kafka, </w:t>
+      </w:r>
+      <w:proofErr w:type="spellStart"/>
+      <w:r>
+        <w:rPr>
+          <w:sz w:val="22"/>
+        </w:rPr>
+        <w:t>RabbitMQ</w:t>
+      </w:r>
+      <w:proofErr w:type="spellEnd"/>
+      <w:r>
+        <w:rPr>
+          <w:sz w:val="22"/>
+        </w:rPr>
+        <w:t xml:space="preserve">, AWS SQS/SNS, </w:t>
+      </w:r>
+      <w:proofErr w:type="spellStart"/>
+      <w:r>
+        <w:rPr>
+          <w:sz w:val="22"/>
+        </w:rPr>
+        <w:t>Elasticsearch</w:t>
+      </w:r>
+      <w:proofErr w:type="spellEnd"/>
+      <w:r>
+        <w:rPr>
+          <w:sz w:val="22"/>
+        </w:rPr>
+        <w:t>, OpenSearch</w:t>
+      </w:r>
+    </w:p>
+    <w:p>
+      <w:pPr>
+        <w:pStyle w:val="NormalWeb"/>
         <w:numPr>
           <w:ilvl w:val="0"/>
           <w:numId w:val="2"/>
         </w:numPr>
-        <w:spacing w:after="80"/>
+        <w:spacing w:before="0" w:beforeAutospacing="0" w:after="0" w:afterAutospacing="0"/>
         <w:jc w:val="both"/>
         <w:rPr>
-          <w:rFonts w:ascii="Arial" w:hAnsi="Arial" w:cs="Arial"/>
+          <w:sz w:val="22"/>
         </w:rPr>
       </w:pPr>
       <w:r>
         <w:rPr>
           <w:rStyle w:val="Strong"/>
-          <w:rFonts w:ascii="Arial" w:hAnsi="Arial" w:cs="Arial"/>
-        </w:rPr>
-        <w:t>Data, Messaging &amp; Search</w:t>
-      </w:r>
-      <w:r>
-        <w:rPr>
-          <w:rFonts w:ascii="Arial" w:hAnsi="Arial" w:cs="Arial"/>
-        </w:rPr>
-        <w:t xml:space="preserve"> — Relational: </w:t>
-      </w:r>
-      <w:r>
-        <w:rPr>
-          <w:rStyle w:val="Strong"/>
-          <w:rFonts w:ascii="Arial" w:hAnsi="Arial" w:cs="Arial"/>
-        </w:rPr>
-        <w:t>PostgreSQL</w:t>
-      </w:r>
-      <w:r>
-        <w:rPr>
-          <w:rFonts w:ascii="Arial" w:hAnsi="Arial" w:cs="Arial"/>
-        </w:rPr>
-        <w:t xml:space="preserve">, </w:t>
-      </w:r>
-      <w:r>
-        <w:rPr>
-          <w:rStyle w:val="Strong"/>
-          <w:rFonts w:ascii="Arial" w:hAnsi="Arial" w:cs="Arial"/>
-        </w:rPr>
-        <w:t>MySQL</w:t>
-      </w:r>
-      <w:r>
-        <w:rPr>
-          <w:rFonts w:ascii="Arial" w:hAnsi="Arial" w:cs="Arial"/>
-        </w:rPr>
-        <w:t xml:space="preserve">, </w:t>
-      </w:r>
-      <w:r>
-        <w:rPr>
-          <w:rStyle w:val="Strong"/>
-          <w:rFonts w:ascii="Arial" w:hAnsi="Arial" w:cs="Arial"/>
-        </w:rPr>
-        <w:t>SQL Server</w:t>
-      </w:r>
-      <w:r>
-        <w:rPr>
-          <w:rFonts w:ascii="Arial" w:hAnsi="Arial" w:cs="Arial"/>
-        </w:rPr>
-        <w:t xml:space="preserve"> | NoSQL: </w:t>
-      </w:r>
-      <w:r>
-        <w:rPr>
-          <w:rStyle w:val="Strong"/>
-          <w:rFonts w:ascii="Arial" w:hAnsi="Arial" w:cs="Arial"/>
-        </w:rPr>
-        <w:t>Redis</w:t>
-      </w:r>
-      <w:r>
-        <w:rPr>
-          <w:rFonts w:ascii="Arial" w:hAnsi="Arial" w:cs="Arial"/>
-        </w:rPr>
-        <w:t xml:space="preserve">, </w:t>
-      </w:r>
-      <w:r>
-        <w:rPr>
-          <w:rStyle w:val="Strong"/>
-          <w:rFonts w:ascii="Arial" w:hAnsi="Arial" w:cs="Arial"/>
-        </w:rPr>
-        <w:t>MongoDB</w:t>
-      </w:r>
-      <w:r>
-        <w:rPr>
-          <w:rFonts w:ascii="Arial" w:hAnsi="Arial" w:cs="Arial"/>
-        </w:rPr>
-        <w:t xml:space="preserve">, </w:t>
-      </w:r>
-      <w:r>
-        <w:rPr>
-          <w:rStyle w:val="Strong"/>
-          <w:rFonts w:ascii="Arial" w:hAnsi="Arial" w:cs="Arial"/>
+          <w:sz w:val="22"/>
+        </w:rPr>
+        <w:t>Cloud &amp; DevOps</w:t>
+      </w:r>
+      <w:r>
+        <w:rPr>
+          <w:sz w:val="22"/>
+        </w:rPr>
+        <w:t xml:space="preserve"> - AWS (EC2, ECS, EKS, Lambda, API Gateway, S3, RDS, </w:t>
+      </w:r>
+      <w:proofErr w:type="spellStart"/>
+      <w:r>
+        <w:rPr>
+          <w:sz w:val="22"/>
         </w:rPr>
         <w:t>DynamoDB</w:t>
       </w:r>
-      <w:r>
-        <w:rPr>
-          <w:rFonts w:ascii="Arial" w:hAnsi="Arial" w:cs="Arial"/>
-        </w:rPr>
-        <w:t xml:space="preserve"> | Queues/streams: </w:t>
-      </w:r>
-      <w:r>
-        <w:rPr>
-          <w:rStyle w:val="Strong"/>
-          <w:rFonts w:ascii="Arial" w:hAnsi="Arial" w:cs="Arial"/>
-        </w:rPr>
-        <w:t>AWS SQS/SNS</w:t>
-      </w:r>
-      <w:r>
-        <w:rPr>
-          <w:rFonts w:ascii="Arial" w:hAnsi="Arial" w:cs="Arial"/>
-        </w:rPr>
-        <w:t xml:space="preserve">, </w:t>
-      </w:r>
-      <w:r>
-        <w:rPr>
-          <w:rStyle w:val="Strong"/>
-          <w:rFonts w:ascii="Arial" w:hAnsi="Arial" w:cs="Arial"/>
-        </w:rPr>
-        <w:t>Kafka</w:t>
-      </w:r>
-      <w:r>
-        <w:rPr>
-          <w:rFonts w:ascii="Arial" w:hAnsi="Arial" w:cs="Arial"/>
-        </w:rPr>
-        <w:t xml:space="preserve">, </w:t>
-      </w:r>
-      <w:r>
-        <w:rPr>
-          <w:rStyle w:val="Strong"/>
-          <w:rFonts w:ascii="Arial" w:hAnsi="Arial" w:cs="Arial"/>
-        </w:rPr>
-        <w:t>RabbitMQ</w:t>
-      </w:r>
-      <w:r>
-        <w:rPr>
-          <w:rFonts w:ascii="Arial" w:hAnsi="Arial" w:cs="Arial"/>
-        </w:rPr>
-        <w:t xml:space="preserve"> | Search: </w:t>
-      </w:r>
-      <w:r>
-        <w:rPr>
-          <w:rStyle w:val="Strong"/>
-          <w:rFonts w:ascii="Arial" w:hAnsi="Arial" w:cs="Arial"/>
-        </w:rPr>
-        <w:t>Elasticsearch</w:t>
-      </w:r>
-      <w:r>
-        <w:rPr>
-          <w:rFonts w:ascii="Arial" w:hAnsi="Arial" w:cs="Arial"/>
-        </w:rPr>
-        <w:t xml:space="preserve">, </w:t>
-      </w:r>
-      <w:r>
-        <w:rPr>
-          <w:rStyle w:val="Strong"/>
-          <w:rFonts w:ascii="Arial" w:hAnsi="Arial" w:cs="Arial"/>
-        </w:rPr>
-        <w:t>OpenSearch</w:t>
-      </w:r>
-      <w:r>
-        <w:rPr>
-          <w:rFonts w:ascii="Arial" w:hAnsi="Arial" w:cs="Arial"/>
-        </w:rPr>
-        <w:t xml:space="preserve"> | Analytics: </w:t>
-      </w:r>
-      <w:r>
-        <w:rPr>
-          <w:rStyle w:val="Strong"/>
-          <w:rFonts w:ascii="Arial" w:hAnsi="Arial" w:cs="Arial"/>
-        </w:rPr>
-        <w:t>Redshift</w:t>
-      </w:r>
-      <w:r>
-        <w:rPr>
-          <w:rFonts w:ascii="Arial" w:hAnsi="Arial" w:cs="Arial"/>
-        </w:rPr>
-        <w:t xml:space="preserve">, </w:t>
-      </w:r>
-      <w:r>
-        <w:rPr>
-          <w:rStyle w:val="Strong"/>
-          <w:rFonts w:ascii="Arial" w:hAnsi="Arial" w:cs="Arial"/>
-        </w:rPr>
-        <w:t>BigQuery</w:t>
-      </w:r>
-      <w:r>
-        <w:rPr>
-          <w:rFonts w:ascii="Arial" w:hAnsi="Arial" w:cs="Arial"/>
-        </w:rPr>
-        <w:t xml:space="preserve"> (via event/analytics pipelines)</w:t>
-      </w:r>
-    </w:p>
-    <w:p>
-      <w:pPr>
-        <w:pStyle w:val="ListParagraph"/>
+      <w:proofErr w:type="spellEnd"/>
+      <w:r>
+        <w:rPr>
+          <w:sz w:val="22"/>
+        </w:rPr>
+        <w:t>), Docker, Kubernetes, Terraform, CI/CD (GitHub Actions), Nginx</w:t>
+      </w:r>
+    </w:p>
+    <w:p>
+      <w:pPr>
+        <w:pStyle w:val="NormalWeb"/>
         <w:numPr>
           <w:ilvl w:val="0"/>
           <w:numId w:val="2"/>
         </w:numPr>
-        <w:spacing w:after="80"/>
+        <w:spacing w:before="0" w:beforeAutospacing="0" w:after="0" w:afterAutospacing="0"/>
         <w:jc w:val="both"/>
         <w:rPr>
-          <w:rFonts w:ascii="Arial" w:hAnsi="Arial" w:cs="Arial"/>
+          <w:sz w:val="22"/>
         </w:rPr>
       </w:pPr>
       <w:r>
         <w:rPr>
           <w:rStyle w:val="Strong"/>
-          <w:rFonts w:ascii="Arial" w:hAnsi="Arial" w:cs="Arial"/>
-        </w:rPr>
-        <w:t>Cloud &amp; DevOps</w:t>
-      </w:r>
-      <w:r>
-        <w:rPr>
-          <w:rFonts w:ascii="Arial" w:hAnsi="Arial" w:cs="Arial"/>
-        </w:rPr>
-        <w:t xml:space="preserve"> — </w:t>
-      </w:r>
-      <w:r>
-        <w:rPr>
-          <w:rStyle w:val="Strong"/>
-          <w:rFonts w:ascii="Arial" w:hAnsi="Arial" w:cs="Arial"/>
-        </w:rPr>
-        <w:t>AWS</w:t>
-      </w:r>
-      <w:r>
-        <w:rPr>
-          <w:rFonts w:ascii="Arial" w:hAnsi="Arial" w:cs="Arial"/>
-        </w:rPr>
-        <w:t xml:space="preserve"> (primary): </w:t>
-      </w:r>
-      <w:r>
-        <w:rPr>
-          <w:rStyle w:val="Strong"/>
-          <w:rFonts w:ascii="Arial" w:hAnsi="Arial" w:cs="Arial"/>
-        </w:rPr>
-        <w:t>EKS</w:t>
-      </w:r>
-      <w:r>
-        <w:rPr>
-          <w:rFonts w:ascii="Arial" w:hAnsi="Arial" w:cs="Arial"/>
+          <w:sz w:val="22"/>
+        </w:rPr>
+        <w:t>Observability, Quality &amp; Security</w:t>
+      </w:r>
+      <w:r>
+        <w:rPr>
+          <w:sz w:val="22"/>
+        </w:rPr>
+        <w:t xml:space="preserve"> - </w:t>
+      </w:r>
+      <w:proofErr w:type="spellStart"/>
+      <w:r>
+        <w:rPr>
+          <w:sz w:val="22"/>
+        </w:rPr>
+        <w:t>OpenTelemetry</w:t>
+      </w:r>
+      <w:proofErr w:type="spellEnd"/>
+      <w:r>
+        <w:rPr>
+          <w:sz w:val="22"/>
+        </w:rPr>
+        <w:t xml:space="preserve">, Prometheus, </w:t>
+      </w:r>
+      <w:proofErr w:type="spellStart"/>
+      <w:r>
+        <w:rPr>
+          <w:sz w:val="22"/>
+        </w:rPr>
+        <w:t>Grafana</w:t>
+      </w:r>
+      <w:proofErr w:type="spellEnd"/>
+      <w:r>
+        <w:rPr>
+          <w:sz w:val="22"/>
         </w:rPr>
         <w:t xml:space="preserve">, </w:t>
       </w:r>
-      <w:r>
-        <w:rPr>
-          <w:rStyle w:val="Strong"/>
-          <w:rFonts w:ascii="Arial" w:hAnsi="Arial" w:cs="Arial"/>
-        </w:rPr>
-        <w:t>ECS</w:t>
-      </w:r>
-      <w:r>
-        <w:rPr>
-          <w:rFonts w:ascii="Arial" w:hAnsi="Arial" w:cs="Arial"/>
-        </w:rPr>
-        <w:t xml:space="preserve">, </w:t>
-      </w:r>
-      <w:r>
-        <w:rPr>
-          <w:rStyle w:val="Strong"/>
-          <w:rFonts w:ascii="Arial" w:hAnsi="Arial" w:cs="Arial"/>
-        </w:rPr>
-        <w:t>EC2</w:t>
-      </w:r>
-      <w:r>
-        <w:rPr>
-          <w:rFonts w:ascii="Arial" w:hAnsi="Arial" w:cs="Arial"/>
-        </w:rPr>
-        <w:t xml:space="preserve">, </w:t>
-      </w:r>
-      <w:r>
-        <w:rPr>
-          <w:rStyle w:val="Strong"/>
-          <w:rFonts w:ascii="Arial" w:hAnsi="Arial" w:cs="Arial"/>
-        </w:rPr>
-        <w:t>Lambda</w:t>
-      </w:r>
-      <w:r>
-        <w:rPr>
-          <w:rFonts w:ascii="Arial" w:hAnsi="Arial" w:cs="Arial"/>
-        </w:rPr>
-        <w:t xml:space="preserve">, </w:t>
-      </w:r>
-      <w:r>
-        <w:rPr>
-          <w:rStyle w:val="Strong"/>
-          <w:rFonts w:ascii="Arial" w:hAnsi="Arial" w:cs="Arial"/>
-        </w:rPr>
-        <w:t>API Gateway</w:t>
-      </w:r>
-      <w:r>
-        <w:rPr>
-          <w:rFonts w:ascii="Arial" w:hAnsi="Arial" w:cs="Arial"/>
-        </w:rPr>
-        <w:t xml:space="preserve">, </w:t>
-      </w:r>
-      <w:r>
-        <w:rPr>
-          <w:rStyle w:val="Strong"/>
-          <w:rFonts w:ascii="Arial" w:hAnsi="Arial" w:cs="Arial"/>
-        </w:rPr>
-        <w:t>S3</w:t>
-      </w:r>
-      <w:r>
-        <w:rPr>
-          <w:rFonts w:ascii="Arial" w:hAnsi="Arial" w:cs="Arial"/>
-        </w:rPr>
-        <w:t xml:space="preserve">, </w:t>
-      </w:r>
-      <w:r>
-        <w:rPr>
-          <w:rStyle w:val="Strong"/>
-          <w:rFonts w:ascii="Arial" w:hAnsi="Arial" w:cs="Arial"/>
-        </w:rPr>
-        <w:t>CloudFront</w:t>
-      </w:r>
-      <w:r>
-        <w:rPr>
-          <w:rFonts w:ascii="Arial" w:hAnsi="Arial" w:cs="Arial"/>
-        </w:rPr>
-        <w:t xml:space="preserve">, </w:t>
-      </w:r>
-      <w:r>
-        <w:rPr>
-          <w:rStyle w:val="Strong"/>
-          <w:rFonts w:ascii="Arial" w:hAnsi="Arial" w:cs="Arial"/>
-        </w:rPr>
-        <w:t>RDS</w:t>
-      </w:r>
-      <w:r>
-        <w:rPr>
-          <w:rFonts w:ascii="Arial" w:hAnsi="Arial" w:cs="Arial"/>
-        </w:rPr>
-        <w:t xml:space="preserve">, </w:t>
-      </w:r>
-      <w:r>
-        <w:rPr>
-          <w:rStyle w:val="Strong"/>
-          <w:rFonts w:ascii="Arial" w:hAnsi="Arial" w:cs="Arial"/>
-        </w:rPr>
-        <w:t>DynamoDB</w:t>
-      </w:r>
-      <w:r>
-        <w:rPr>
-          <w:rFonts w:ascii="Arial" w:hAnsi="Arial" w:cs="Arial"/>
-        </w:rPr>
-        <w:t xml:space="preserve">, </w:t>
-      </w:r>
-      <w:r>
-        <w:rPr>
-          <w:rStyle w:val="Strong"/>
-          <w:rFonts w:ascii="Arial" w:hAnsi="Arial" w:cs="Arial"/>
-        </w:rPr>
-        <w:t>ElastiCache</w:t>
-      </w:r>
-      <w:r>
-        <w:rPr>
-          <w:rFonts w:ascii="Arial" w:hAnsi="Arial" w:cs="Arial"/>
-        </w:rPr>
-        <w:t xml:space="preserve">, </w:t>
-      </w:r>
-      <w:r>
-        <w:rPr>
-          <w:rStyle w:val="Strong"/>
-          <w:rFonts w:ascii="Arial" w:hAnsi="Arial" w:cs="Arial"/>
-        </w:rPr>
-        <w:t>EventBridge</w:t>
-      </w:r>
-      <w:r>
-        <w:rPr>
-          <w:rFonts w:ascii="Arial" w:hAnsi="Arial" w:cs="Arial"/>
-        </w:rPr>
-        <w:t xml:space="preserve">, </w:t>
-      </w:r>
-      <w:r>
-        <w:rPr>
-          <w:rStyle w:val="Strong"/>
-          <w:rFonts w:ascii="Arial" w:hAnsi="Arial" w:cs="Arial"/>
-        </w:rPr>
-        <w:t>Step Functions</w:t>
-      </w:r>
-      <w:r>
-        <w:rPr>
-          <w:rFonts w:ascii="Arial" w:hAnsi="Arial" w:cs="Arial"/>
-        </w:rPr>
-        <w:t xml:space="preserve">, </w:t>
-      </w:r>
-      <w:r>
-        <w:rPr>
-          <w:rStyle w:val="Strong"/>
-          <w:rFonts w:ascii="Arial" w:hAnsi="Arial" w:cs="Arial"/>
-        </w:rPr>
-        <w:t>IAM</w:t>
-      </w:r>
-      <w:r>
-        <w:rPr>
-          <w:rFonts w:ascii="Arial" w:hAnsi="Arial" w:cs="Arial"/>
-        </w:rPr>
-        <w:t xml:space="preserve"> | Azure: </w:t>
-      </w:r>
-      <w:r>
-        <w:rPr>
-          <w:rStyle w:val="Strong"/>
-          <w:rFonts w:ascii="Arial" w:hAnsi="Arial" w:cs="Arial"/>
-        </w:rPr>
-        <w:t>AKS</w:t>
-      </w:r>
-      <w:r>
-        <w:rPr>
-          <w:rFonts w:ascii="Arial" w:hAnsi="Arial" w:cs="Arial"/>
-        </w:rPr>
-        <w:t xml:space="preserve">, App Service, </w:t>
-      </w:r>
-      <w:r>
-        <w:rPr>
-          <w:rStyle w:val="Strong"/>
-          <w:rFonts w:ascii="Arial" w:hAnsi="Arial" w:cs="Arial"/>
-        </w:rPr>
-        <w:t>Azure SQL</w:t>
-      </w:r>
-      <w:r>
-        <w:rPr>
-          <w:rFonts w:ascii="Arial" w:hAnsi="Arial" w:cs="Arial"/>
-        </w:rPr>
-        <w:t xml:space="preserve">, </w:t>
-      </w:r>
-      <w:r>
-        <w:rPr>
-          <w:rStyle w:val="Strong"/>
-          <w:rFonts w:ascii="Arial" w:hAnsi="Arial" w:cs="Arial"/>
-        </w:rPr>
-        <w:t>Service Bus</w:t>
-      </w:r>
-      <w:r>
-        <w:rPr>
-          <w:rFonts w:ascii="Arial" w:hAnsi="Arial" w:cs="Arial"/>
-        </w:rPr>
-        <w:t xml:space="preserve">, </w:t>
-      </w:r>
-      <w:r>
-        <w:rPr>
-          <w:rStyle w:val="Strong"/>
-          <w:rFonts w:ascii="Arial" w:hAnsi="Arial" w:cs="Arial"/>
-        </w:rPr>
-        <w:t>Key Vault</w:t>
-      </w:r>
-      <w:r>
-        <w:rPr>
-          <w:rFonts w:ascii="Arial" w:hAnsi="Arial" w:cs="Arial"/>
-        </w:rPr>
-        <w:t xml:space="preserve">, </w:t>
-      </w:r>
-      <w:r>
-        <w:rPr>
-          <w:rStyle w:val="Strong"/>
-          <w:rFonts w:ascii="Arial" w:hAnsi="Arial" w:cs="Arial"/>
-        </w:rPr>
-        <w:t>Application Insights</w:t>
-      </w:r>
-      <w:r>
-        <w:rPr>
-          <w:rFonts w:ascii="Arial" w:hAnsi="Arial" w:cs="Arial"/>
-        </w:rPr>
-        <w:t xml:space="preserve"> | GCP: </w:t>
-      </w:r>
-      <w:r>
-        <w:rPr>
-          <w:rStyle w:val="Strong"/>
-          <w:rFonts w:ascii="Arial" w:hAnsi="Arial" w:cs="Arial"/>
-        </w:rPr>
-        <w:t>GKE</w:t>
-      </w:r>
-      <w:r>
-        <w:rPr>
-          <w:rFonts w:ascii="Arial" w:hAnsi="Arial" w:cs="Arial"/>
-        </w:rPr>
-        <w:t xml:space="preserve">, Cloud Run, </w:t>
-      </w:r>
-      <w:r>
-        <w:rPr>
-          <w:rStyle w:val="Strong"/>
-          <w:rFonts w:ascii="Arial" w:hAnsi="Arial" w:cs="Arial"/>
-        </w:rPr>
-        <w:t>Pub/Sub</w:t>
-      </w:r>
-      <w:r>
-        <w:rPr>
-          <w:rFonts w:ascii="Arial" w:hAnsi="Arial" w:cs="Arial"/>
-        </w:rPr>
-        <w:t xml:space="preserve">, Cloud Storage, </w:t>
-      </w:r>
-      <w:r>
-        <w:rPr>
-          <w:rStyle w:val="Strong"/>
-          <w:rFonts w:ascii="Arial" w:hAnsi="Arial" w:cs="Arial"/>
-        </w:rPr>
-        <w:t>BigQuery</w:t>
-      </w:r>
-      <w:r>
-        <w:rPr>
-          <w:rFonts w:ascii="Arial" w:hAnsi="Arial" w:cs="Arial"/>
-        </w:rPr>
-        <w:t xml:space="preserve"> | </w:t>
-      </w:r>
-      <w:r>
-        <w:rPr>
-          <w:rStyle w:val="Strong"/>
-          <w:rFonts w:ascii="Arial" w:hAnsi="Arial" w:cs="Arial"/>
-        </w:rPr>
-        <w:t>Docker</w:t>
-      </w:r>
-      <w:r>
-        <w:rPr>
-          <w:rFonts w:ascii="Arial" w:hAnsi="Arial" w:cs="Arial"/>
-        </w:rPr>
-        <w:t xml:space="preserve">, </w:t>
-      </w:r>
-      <w:r>
-        <w:rPr>
-          <w:rStyle w:val="Strong"/>
-          <w:rFonts w:ascii="Arial" w:hAnsi="Arial" w:cs="Arial"/>
-        </w:rPr>
-        <w:t>Kubernetes</w:t>
-      </w:r>
-      <w:r>
-        <w:rPr>
-          <w:rFonts w:ascii="Arial" w:hAnsi="Arial" w:cs="Arial"/>
-        </w:rPr>
-        <w:t xml:space="preserve">, </w:t>
-      </w:r>
-      <w:r>
-        <w:rPr>
-          <w:rStyle w:val="Strong"/>
-          <w:rFonts w:ascii="Arial" w:hAnsi="Arial" w:cs="Arial"/>
-        </w:rPr>
-        <w:t>Helm</w:t>
-      </w:r>
-      <w:r>
-        <w:rPr>
-          <w:rFonts w:ascii="Arial" w:hAnsi="Arial" w:cs="Arial"/>
-        </w:rPr>
-        <w:t xml:space="preserve">, </w:t>
-      </w:r>
-      <w:r>
-        <w:rPr>
-          <w:rStyle w:val="Strong"/>
-          <w:rFonts w:ascii="Arial" w:hAnsi="Arial" w:cs="Arial"/>
-        </w:rPr>
-        <w:t>Argo CD</w:t>
-      </w:r>
-      <w:r>
-        <w:rPr>
-          <w:rFonts w:ascii="Arial" w:hAnsi="Arial" w:cs="Arial"/>
-        </w:rPr>
-        <w:t xml:space="preserve">, </w:t>
-      </w:r>
-      <w:r>
-        <w:rPr>
-          <w:rStyle w:val="Strong"/>
-          <w:rFonts w:ascii="Arial" w:hAnsi="Arial" w:cs="Arial"/>
-        </w:rPr>
-        <w:t>GitOps</w:t>
-      </w:r>
-      <w:r>
-        <w:rPr>
-          <w:rFonts w:ascii="Arial" w:hAnsi="Arial" w:cs="Arial"/>
-        </w:rPr>
-        <w:t xml:space="preserve">, </w:t>
-      </w:r>
-      <w:r>
-        <w:rPr>
-          <w:rStyle w:val="Strong"/>
-          <w:rFonts w:ascii="Arial" w:hAnsi="Arial" w:cs="Arial"/>
-        </w:rPr>
-        <w:t>Terraform</w:t>
-      </w:r>
-      <w:r>
-        <w:rPr>
-          <w:rFonts w:ascii="Arial" w:hAnsi="Arial" w:cs="Arial"/>
-        </w:rPr>
-        <w:t xml:space="preserve">, </w:t>
-      </w:r>
-      <w:r>
-        <w:rPr>
-          <w:rStyle w:val="Strong"/>
-          <w:rFonts w:ascii="Arial" w:hAnsi="Arial" w:cs="Arial"/>
-        </w:rPr>
-        <w:t>CloudFormation</w:t>
-      </w:r>
-      <w:r>
-        <w:rPr>
-          <w:rFonts w:ascii="Arial" w:hAnsi="Arial" w:cs="Arial"/>
-        </w:rPr>
-        <w:t xml:space="preserve"> | CI/CD: GitHub Actions, GitLab CI, Jenkins, Azure DevOps, CircleCI</w:t>
-      </w:r>
-    </w:p>
-    <w:p>
-      <w:pPr>
-        <w:pStyle w:val="ListParagraph"/>
-        <w:numPr>
-          <w:ilvl w:val="0"/>
-          <w:numId w:val="2"/>
-        </w:numPr>
-        <w:spacing w:after="80"/>
-        <w:jc w:val="both"/>
-        <w:rPr>
-          <w:rFonts w:ascii="Arial" w:hAnsi="Arial" w:cs="Arial"/>
-        </w:rPr>
-      </w:pPr>
-      <w:r>
-        <w:rPr>
-          <w:rStyle w:val="Strong"/>
-          <w:rFonts w:ascii="Arial" w:hAnsi="Arial" w:cs="Arial"/>
-        </w:rPr>
-        <w:t>Observability, Quality &amp; Security</w:t>
-      </w:r>
-      <w:r>
-        <w:rPr>
-          <w:rFonts w:ascii="Arial" w:hAnsi="Arial" w:cs="Arial"/>
-        </w:rPr>
-        <w:t xml:space="preserve"> — </w:t>
-      </w:r>
-      <w:r>
-        <w:rPr>
-          <w:rStyle w:val="Strong"/>
-          <w:rFonts w:ascii="Arial" w:hAnsi="Arial" w:cs="Arial"/>
-        </w:rPr>
-        <w:t>OpenTelemetry</w:t>
-      </w:r>
-      <w:r>
-        <w:rPr>
-          <w:rFonts w:ascii="Arial" w:hAnsi="Arial" w:cs="Arial"/>
-        </w:rPr>
-        <w:t xml:space="preserve">, </w:t>
-      </w:r>
-      <w:r>
-        <w:rPr>
-          <w:rStyle w:val="Strong"/>
-          <w:rFonts w:ascii="Arial" w:hAnsi="Arial" w:cs="Arial"/>
+      <w:proofErr w:type="spellStart"/>
+      <w:r>
+        <w:rPr>
+          <w:sz w:val="22"/>
         </w:rPr>
         <w:t>Datadog</w:t>
       </w:r>
-      <w:r>
-        <w:rPr>
-          <w:rFonts w:ascii="Arial" w:hAnsi="Arial" w:cs="Arial"/>
-        </w:rPr>
-        <w:t xml:space="preserve">, </w:t>
-      </w:r>
-      <w:r>
-        <w:rPr>
-          <w:rStyle w:val="Strong"/>
-          <w:rFonts w:ascii="Arial" w:hAnsi="Arial" w:cs="Arial"/>
-        </w:rPr>
-        <w:t>Prometheus</w:t>
-      </w:r>
-      <w:r>
-        <w:rPr>
-          <w:rFonts w:ascii="Arial" w:hAnsi="Arial" w:cs="Arial"/>
-        </w:rPr>
-        <w:t xml:space="preserve">, </w:t>
-      </w:r>
-      <w:r>
-        <w:rPr>
-          <w:rStyle w:val="Strong"/>
-          <w:rFonts w:ascii="Arial" w:hAnsi="Arial" w:cs="Arial"/>
-        </w:rPr>
-        <w:t>Grafana</w:t>
-      </w:r>
-      <w:r>
-        <w:rPr>
-          <w:rFonts w:ascii="Arial" w:hAnsi="Arial" w:cs="Arial"/>
-        </w:rPr>
-        <w:t xml:space="preserve">, </w:t>
-      </w:r>
-      <w:r>
-        <w:rPr>
-          <w:rStyle w:val="Strong"/>
-          <w:rFonts w:ascii="Arial" w:hAnsi="Arial" w:cs="Arial"/>
-        </w:rPr>
-        <w:t>ELK/EFK</w:t>
-      </w:r>
-      <w:r>
-        <w:rPr>
-          <w:rFonts w:ascii="Arial" w:hAnsi="Arial" w:cs="Arial"/>
-        </w:rPr>
-        <w:t xml:space="preserve">, </w:t>
-      </w:r>
-      <w:r>
-        <w:rPr>
-          <w:rStyle w:val="Strong"/>
-          <w:rFonts w:ascii="Arial" w:hAnsi="Arial" w:cs="Arial"/>
-        </w:rPr>
-        <w:t>CloudWatch</w:t>
-      </w:r>
-      <w:r>
-        <w:rPr>
-          <w:rFonts w:ascii="Arial" w:hAnsi="Arial" w:cs="Arial"/>
-        </w:rPr>
-        <w:t xml:space="preserve">, structured logging | Testing: </w:t>
-      </w:r>
-      <w:r>
-        <w:rPr>
-          <w:rStyle w:val="Strong"/>
-          <w:rFonts w:ascii="Arial" w:hAnsi="Arial" w:cs="Arial"/>
-        </w:rPr>
-        <w:t>Jest</w:t>
-      </w:r>
-      <w:r>
-        <w:rPr>
-          <w:rFonts w:ascii="Arial" w:hAnsi="Arial" w:cs="Arial"/>
-        </w:rPr>
-        <w:t xml:space="preserve">, </w:t>
-      </w:r>
-      <w:r>
-        <w:rPr>
-          <w:rStyle w:val="Strong"/>
-          <w:rFonts w:ascii="Arial" w:hAnsi="Arial" w:cs="Arial"/>
-        </w:rPr>
-        <w:t>Mocha</w:t>
-      </w:r>
-      <w:r>
-        <w:rPr>
-          <w:rFonts w:ascii="Arial" w:hAnsi="Arial" w:cs="Arial"/>
-        </w:rPr>
-        <w:t xml:space="preserve">, </w:t>
-      </w:r>
-      <w:r>
-        <w:rPr>
-          <w:rStyle w:val="Strong"/>
-          <w:rFonts w:ascii="Arial" w:hAnsi="Arial" w:cs="Arial"/>
-        </w:rPr>
-        <w:t>Chai</w:t>
-      </w:r>
-      <w:r>
-        <w:rPr>
-          <w:rFonts w:ascii="Arial" w:hAnsi="Arial" w:cs="Arial"/>
-        </w:rPr>
-        <w:t xml:space="preserve">, </w:t>
-      </w:r>
-      <w:r>
-        <w:rPr>
-          <w:rStyle w:val="Strong"/>
-          <w:rFonts w:ascii="Arial" w:hAnsi="Arial" w:cs="Arial"/>
-        </w:rPr>
-        <w:t>React Testing Library</w:t>
-      </w:r>
-      <w:r>
-        <w:rPr>
-          <w:rFonts w:ascii="Arial" w:hAnsi="Arial" w:cs="Arial"/>
-        </w:rPr>
-        <w:t xml:space="preserve">, </w:t>
-      </w:r>
-      <w:r>
-        <w:rPr>
-          <w:rStyle w:val="Strong"/>
-          <w:rFonts w:ascii="Arial" w:hAnsi="Arial" w:cs="Arial"/>
-        </w:rPr>
-        <w:t>Cypress</w:t>
-      </w:r>
-      <w:r>
-        <w:rPr>
-          <w:rFonts w:ascii="Arial" w:hAnsi="Arial" w:cs="Arial"/>
-        </w:rPr>
-        <w:t xml:space="preserve">, </w:t>
-      </w:r>
-      <w:r>
-        <w:rPr>
-          <w:rStyle w:val="Strong"/>
-          <w:rFonts w:ascii="Arial" w:hAnsi="Arial" w:cs="Arial"/>
-        </w:rPr>
-        <w:t>Playwright</w:t>
-      </w:r>
-      <w:r>
-        <w:rPr>
-          <w:rFonts w:ascii="Arial" w:hAnsi="Arial" w:cs="Arial"/>
-        </w:rPr>
-        <w:t xml:space="preserve">, </w:t>
-      </w:r>
-      <w:r>
-        <w:rPr>
-          <w:rStyle w:val="Strong"/>
-          <w:rFonts w:ascii="Arial" w:hAnsi="Arial" w:cs="Arial"/>
-        </w:rPr>
-        <w:t>Pact-style</w:t>
-      </w:r>
-      <w:r>
-        <w:rPr>
-          <w:rFonts w:ascii="Arial" w:hAnsi="Arial" w:cs="Arial"/>
-        </w:rPr>
-        <w:t xml:space="preserve"> contract tests | Security: </w:t>
-      </w:r>
-      <w:r>
-        <w:rPr>
-          <w:rStyle w:val="Strong"/>
-          <w:rFonts w:ascii="Arial" w:hAnsi="Arial" w:cs="Arial"/>
-        </w:rPr>
-        <w:t>OAuth2</w:t>
-      </w:r>
-      <w:r>
-        <w:rPr>
-          <w:rFonts w:ascii="Arial" w:hAnsi="Arial" w:cs="Arial"/>
-        </w:rPr>
-        <w:t xml:space="preserve">, </w:t>
-      </w:r>
-      <w:r>
-        <w:rPr>
-          <w:rStyle w:val="Strong"/>
-          <w:rFonts w:ascii="Arial" w:hAnsi="Arial" w:cs="Arial"/>
-        </w:rPr>
-        <w:t>OpenID Connect</w:t>
-      </w:r>
-      <w:r>
-        <w:rPr>
-          <w:rFonts w:ascii="Arial" w:hAnsi="Arial" w:cs="Arial"/>
-        </w:rPr>
-        <w:t xml:space="preserve">, </w:t>
-      </w:r>
-      <w:r>
-        <w:rPr>
-          <w:rStyle w:val="Strong"/>
-          <w:rFonts w:ascii="Arial" w:hAnsi="Arial" w:cs="Arial"/>
-        </w:rPr>
-        <w:t>JWT</w:t>
-      </w:r>
-      <w:r>
-        <w:rPr>
-          <w:rFonts w:ascii="Arial" w:hAnsi="Arial" w:cs="Arial"/>
-        </w:rPr>
-        <w:t xml:space="preserve">, </w:t>
-      </w:r>
-      <w:r>
-        <w:rPr>
-          <w:rStyle w:val="Strong"/>
-          <w:rFonts w:ascii="Arial" w:hAnsi="Arial" w:cs="Arial"/>
-        </w:rPr>
-        <w:t>Okta</w:t>
-      </w:r>
-      <w:r>
-        <w:rPr>
-          <w:rFonts w:ascii="Arial" w:hAnsi="Arial" w:cs="Arial"/>
-        </w:rPr>
-        <w:t xml:space="preserve">, </w:t>
-      </w:r>
-      <w:r>
-        <w:rPr>
-          <w:rStyle w:val="Strong"/>
-          <w:rFonts w:ascii="Arial" w:hAnsi="Arial" w:cs="Arial"/>
-        </w:rPr>
-        <w:t>Auth0</w:t>
-      </w:r>
-      <w:r>
-        <w:rPr>
-          <w:rFonts w:ascii="Arial" w:hAnsi="Arial" w:cs="Arial"/>
-        </w:rPr>
-        <w:t xml:space="preserve">, </w:t>
-      </w:r>
-      <w:r>
-        <w:rPr>
-          <w:rStyle w:val="Strong"/>
-          <w:rFonts w:ascii="Arial" w:hAnsi="Arial" w:cs="Arial"/>
-        </w:rPr>
-        <w:t>AWS Cognito</w:t>
-      </w:r>
-      <w:r>
-        <w:rPr>
-          <w:rFonts w:ascii="Arial" w:hAnsi="Arial" w:cs="Arial"/>
-        </w:rPr>
-        <w:t xml:space="preserve">, rate limiting, </w:t>
-      </w:r>
-      <w:r>
-        <w:rPr>
-          <w:rStyle w:val="Strong"/>
-          <w:rFonts w:ascii="Arial" w:hAnsi="Arial" w:cs="Arial"/>
-        </w:rPr>
-        <w:t>RBAC/ABAC</w:t>
-      </w:r>
-      <w:r>
-        <w:rPr>
-          <w:rFonts w:ascii="Arial" w:hAnsi="Arial" w:cs="Arial"/>
-        </w:rPr>
-        <w:t>, audit logging</w:t>
+      <w:proofErr w:type="spellEnd"/>
+      <w:r>
+        <w:rPr>
+          <w:sz w:val="22"/>
+        </w:rPr>
+        <w:t xml:space="preserve">, Sentry, </w:t>
+      </w:r>
+      <w:proofErr w:type="spellStart"/>
+      <w:r>
+        <w:rPr>
+          <w:sz w:val="22"/>
+        </w:rPr>
+        <w:t>Pytest</w:t>
+      </w:r>
+      <w:proofErr w:type="spellEnd"/>
+      <w:r>
+        <w:rPr>
+          <w:sz w:val="22"/>
+        </w:rPr>
+        <w:t>, Integration Testing, Contract Testing, Rate Limiting, OWASP Practices</w:t>
       </w:r>
     </w:p>
     <w:p>
@@ -1225,7 +530,31 @@
           <w:sz w:val="21"/>
           <w:szCs w:val="21"/>
         </w:rPr>
-        <w:t>Web Venturez LLC</w:t>
+        <w:t xml:space="preserve">Web </w:t>
+      </w:r>
+      <w:proofErr w:type="spellStart"/>
+      <w:r>
+        <w:rPr>
+          <w:rFonts w:ascii="Arial" w:eastAsia="Arial" w:hAnsi="Arial" w:cs="Arial"/>
+          <w:b/>
+          <w:bCs/>
+          <w:color w:val="6F8F6B"/>
+          <w:sz w:val="21"/>
+          <w:szCs w:val="21"/>
+        </w:rPr>
+        <w:t>Venturez</w:t>
+      </w:r>
+      <w:proofErr w:type="spellEnd"/>
+      <w:r>
+        <w:rPr>
+          <w:rFonts w:ascii="Arial" w:eastAsia="Arial" w:hAnsi="Arial" w:cs="Arial"/>
+          <w:b/>
+          <w:bCs/>
+          <w:color w:val="6F8F6B"/>
+          <w:sz w:val="21"/>
+          <w:szCs w:val="21"/>
+        </w:rPr>
+        <w:t xml:space="preserve"> LLC</w:t>
       </w:r>
     </w:p>
     <w:p>
@@ -1248,76 +577,76 @@
         </w:numPr>
         <w:jc w:val="both"/>
         <w:rPr>
-          <w:rFonts w:ascii="Arial" w:hAnsi="Arial" w:cs="Arial"/>
-          <w:sz w:val="20"/>
-        </w:rPr>
-      </w:pPr>
-      <w:r>
-        <w:rPr>
-          <w:rFonts w:ascii="Arial" w:hAnsi="Arial" w:cs="Arial"/>
-          <w:sz w:val="20"/>
-        </w:rPr>
-        <w:t xml:space="preserve">Designed and owned </w:t>
+          <w:sz w:val="22"/>
+        </w:rPr>
+      </w:pPr>
+      <w:r>
+        <w:rPr>
+          <w:sz w:val="22"/>
+        </w:rPr>
+        <w:t xml:space="preserve">Architected high-scale backend services using </w:t>
       </w:r>
       <w:r>
         <w:rPr>
           <w:rStyle w:val="Strong"/>
-          <w:rFonts w:ascii="Arial" w:hAnsi="Arial" w:cs="Arial"/>
-          <w:sz w:val="20"/>
-        </w:rPr>
-        <w:t>Python</w:t>
-      </w:r>
-      <w:r>
-        <w:rPr>
-          <w:rFonts w:ascii="Arial" w:hAnsi="Arial" w:cs="Arial"/>
-          <w:sz w:val="20"/>
-        </w:rPr>
-        <w:t xml:space="preserve"> services using </w:t>
-      </w:r>
+          <w:sz w:val="22"/>
+        </w:rPr>
+        <w:t>Python (3.9–3.12)</w:t>
+      </w:r>
+      <w:r>
+        <w:rPr>
+          <w:sz w:val="22"/>
+        </w:rPr>
+        <w:t xml:space="preserve"> and </w:t>
+      </w:r>
+      <w:proofErr w:type="spellStart"/>
       <w:r>
         <w:rPr>
           <w:rStyle w:val="Strong"/>
-          <w:rFonts w:ascii="Arial" w:hAnsi="Arial" w:cs="Arial"/>
-          <w:sz w:val="20"/>
+          <w:sz w:val="22"/>
         </w:rPr>
         <w:t>FastAPI</w:t>
       </w:r>
-      <w:r>
-        <w:rPr>
-          <w:rFonts w:ascii="Arial" w:hAnsi="Arial" w:cs="Arial"/>
-          <w:sz w:val="20"/>
-        </w:rPr>
-        <w:t xml:space="preserve"> and </w:t>
-      </w:r>
+      <w:proofErr w:type="spellEnd"/>
       <w:r>
         <w:rPr>
           <w:rStyle w:val="Strong"/>
-          <w:rFonts w:ascii="Arial" w:hAnsi="Arial" w:cs="Arial"/>
-          <w:sz w:val="20"/>
-        </w:rPr>
-        <w:t>Django REST Framework</w:t>
-      </w:r>
-      <w:r>
-        <w:rPr>
-          <w:rFonts w:ascii="Arial" w:hAnsi="Arial" w:cs="Arial"/>
-          <w:sz w:val="20"/>
-        </w:rPr>
-        <w:t xml:space="preserve"> to deliver </w:t>
+          <w:sz w:val="22"/>
+        </w:rPr>
+        <w:t xml:space="preserve"> (0.85–0.110)</w:t>
+      </w:r>
+      <w:r>
+        <w:rPr>
+          <w:sz w:val="22"/>
+        </w:rPr>
+        <w:t xml:space="preserve"> to support multi-tenant SaaS platforms, enabling stable API throughput under peak loads while improving response latency by </w:t>
       </w:r>
       <w:r>
         <w:rPr>
           <w:rStyle w:val="Strong"/>
-          <w:rFonts w:ascii="Arial" w:hAnsi="Arial" w:cs="Arial"/>
-          <w:sz w:val="20"/>
-        </w:rPr>
-        <w:t>REST</w:t>
-      </w:r>
-      <w:r>
-        <w:rPr>
-          <w:rFonts w:ascii="Arial" w:hAnsi="Arial" w:cs="Arial"/>
-          <w:sz w:val="20"/>
-        </w:rPr>
-        <w:t xml:space="preserve"> APIs with strong validation, predictable contracts, and measurable performance under sustained production load.</w:t>
+          <w:sz w:val="22"/>
+        </w:rPr>
+        <w:t>32%</w:t>
+      </w:r>
+      <w:r>
+        <w:rPr>
+          <w:sz w:val="22"/>
+        </w:rPr>
+        <w:t xml:space="preserve"> through </w:t>
+      </w:r>
+      <w:proofErr w:type="spellStart"/>
+      <w:r>
+        <w:rPr>
+          <w:sz w:val="22"/>
+        </w:rPr>
+        <w:t>async</w:t>
+      </w:r>
+      <w:proofErr w:type="spellEnd"/>
+      <w:r>
+        <w:rPr>
+          <w:sz w:val="22"/>
+        </w:rPr>
+        <w:t xml:space="preserve"> processing and optimized query handling.</w:t>
       </w:r>
     </w:p>
     <w:p>
@@ -1329,76 +658,79 @@
         </w:numPr>
         <w:jc w:val="both"/>
         <w:rPr>
-          <w:rFonts w:ascii="Arial" w:hAnsi="Arial" w:cs="Arial"/>
-          <w:sz w:val="20"/>
-        </w:rPr>
-      </w:pPr>
-      <w:r>
-        <w:rPr>
-          <w:rFonts w:ascii="Arial" w:hAnsi="Arial" w:cs="Arial"/>
-          <w:sz w:val="20"/>
-        </w:rPr>
-        <w:t xml:space="preserve">Implemented </w:t>
+          <w:sz w:val="22"/>
+        </w:rPr>
+      </w:pPr>
+      <w:r>
+        <w:rPr>
+          <w:sz w:val="22"/>
+        </w:rPr>
+        <w:t xml:space="preserve">Led migration from legacy </w:t>
       </w:r>
       <w:r>
         <w:rPr>
           <w:rStyle w:val="Strong"/>
-          <w:rFonts w:ascii="Arial" w:hAnsi="Arial" w:cs="Arial"/>
-          <w:sz w:val="20"/>
-        </w:rPr>
-        <w:t>asynchronous workflows</w:t>
-      </w:r>
-      <w:r>
-        <w:rPr>
-          <w:rFonts w:ascii="Arial" w:hAnsi="Arial" w:cs="Arial"/>
-          <w:sz w:val="20"/>
-        </w:rPr>
-        <w:t xml:space="preserve"> with </w:t>
-      </w:r>
+          <w:sz w:val="22"/>
+        </w:rPr>
+        <w:t xml:space="preserve">Flask monolith to </w:t>
+      </w:r>
+      <w:proofErr w:type="spellStart"/>
       <w:r>
         <w:rPr>
           <w:rStyle w:val="Strong"/>
-          <w:rFonts w:ascii="Arial" w:hAnsi="Arial" w:cs="Arial"/>
-          <w:sz w:val="20"/>
-        </w:rPr>
-        <w:t>AWS SQS/SNS</w:t>
-      </w:r>
-      <w:r>
-        <w:rPr>
-          <w:rFonts w:ascii="Arial" w:hAnsi="Arial" w:cs="Arial"/>
-          <w:sz w:val="20"/>
-        </w:rPr>
-        <w:t xml:space="preserve">, </w:t>
-      </w:r>
+          <w:sz w:val="22"/>
+        </w:rPr>
+        <w:t>FastAPI</w:t>
+      </w:r>
+      <w:proofErr w:type="spellEnd"/>
       <w:r>
         <w:rPr>
           <w:rStyle w:val="Strong"/>
-          <w:rFonts w:ascii="Arial" w:hAnsi="Arial" w:cs="Arial"/>
-          <w:sz w:val="20"/>
-        </w:rPr>
-        <w:t>Kafka</w:t>
-      </w:r>
-      <w:r>
-        <w:rPr>
-          <w:rFonts w:ascii="Arial" w:hAnsi="Arial" w:cs="Arial"/>
-          <w:sz w:val="20"/>
-        </w:rPr>
-        <w:t xml:space="preserve">, and </w:t>
-      </w:r>
+          <w:sz w:val="22"/>
+        </w:rPr>
+        <w:t xml:space="preserve"> </w:t>
+      </w:r>
+      <w:proofErr w:type="spellStart"/>
       <w:r>
         <w:rPr>
           <w:rStyle w:val="Strong"/>
-          <w:rFonts w:ascii="Arial" w:hAnsi="Arial" w:cs="Arial"/>
-          <w:sz w:val="20"/>
-        </w:rPr>
-        <w:t>RabbitMQ</w:t>
-      </w:r>
-      <w:r>
-        <w:rPr>
-          <w:rFonts w:ascii="Arial" w:hAnsi="Arial" w:cs="Arial"/>
-          <w:sz w:val="20"/>
-        </w:rPr>
-        <w:t xml:space="preserve"> patterns, adding idempotency, retries, and dead-letter handling for resilient background processing.</w:t>
+          <w:sz w:val="22"/>
+        </w:rPr>
+        <w:t>microservices</w:t>
+      </w:r>
+      <w:proofErr w:type="spellEnd"/>
+      <w:r>
+        <w:rPr>
+          <w:sz w:val="22"/>
+        </w:rPr>
+        <w:t xml:space="preserve">, introducing modular service boundaries, dependency injection, and </w:t>
+      </w:r>
+      <w:proofErr w:type="spellStart"/>
+      <w:r>
+        <w:rPr>
+          <w:sz w:val="22"/>
+        </w:rPr>
+        <w:t>async</w:t>
+      </w:r>
+      <w:proofErr w:type="spellEnd"/>
+      <w:r>
+        <w:rPr>
+          <w:sz w:val="22"/>
+        </w:rPr>
+        <w:t xml:space="preserve"> I/O patterns, reducing deployment risk and improving release velocity by </w:t>
+      </w:r>
+      <w:r>
+        <w:rPr>
+          <w:rStyle w:val="Strong"/>
+          <w:sz w:val="22"/>
+        </w:rPr>
+        <w:t>40%</w:t>
+      </w:r>
+      <w:r>
+        <w:rPr>
+          <w:sz w:val="22"/>
+        </w:rPr>
+        <w:t xml:space="preserve"> across engineering teams.</w:t>
       </w:r>
     </w:p>
     <w:p>
@@ -1410,106 +742,36 @@
         </w:numPr>
         <w:jc w:val="both"/>
         <w:rPr>
-          <w:rFonts w:ascii="Arial" w:hAnsi="Arial" w:cs="Arial"/>
-          <w:sz w:val="20"/>
-        </w:rPr>
-      </w:pPr>
-      <w:r>
-        <w:rPr>
-          <w:rFonts w:ascii="Arial" w:hAnsi="Arial" w:cs="Arial"/>
-          <w:sz w:val="20"/>
-        </w:rPr>
-        <w:t xml:space="preserve">Built API surfaces behind </w:t>
-      </w:r>
+          <w:sz w:val="22"/>
+        </w:rPr>
+      </w:pPr>
+      <w:r>
+        <w:rPr>
+          <w:sz w:val="22"/>
+        </w:rPr>
+        <w:t xml:space="preserve">Resolved a critical production issue where unbounded </w:t>
+      </w:r>
+      <w:proofErr w:type="spellStart"/>
       <w:r>
         <w:rPr>
           <w:rStyle w:val="Strong"/>
-          <w:rFonts w:ascii="Arial" w:hAnsi="Arial" w:cs="Arial"/>
-          <w:sz w:val="20"/>
-        </w:rPr>
-        <w:t>API Gateway</w:t>
-      </w:r>
-      <w:r>
-        <w:rPr>
-          <w:rFonts w:ascii="Arial" w:hAnsi="Arial" w:cs="Arial"/>
-          <w:sz w:val="20"/>
-        </w:rPr>
-        <w:t xml:space="preserve"> and integrated </w:t>
-      </w:r>
+          <w:sz w:val="22"/>
+        </w:rPr>
+        <w:t>Redis</w:t>
+      </w:r>
+      <w:proofErr w:type="spellEnd"/>
       <w:r>
         <w:rPr>
           <w:rStyle w:val="Strong"/>
-          <w:rFonts w:ascii="Arial" w:hAnsi="Arial" w:cs="Arial"/>
-          <w:sz w:val="20"/>
-        </w:rPr>
-        <w:t>JWT</w:t>
-      </w:r>
-      <w:r>
-        <w:rPr>
-          <w:rFonts w:ascii="Arial" w:hAnsi="Arial" w:cs="Arial"/>
-          <w:sz w:val="20"/>
-        </w:rPr>
-        <w:t xml:space="preserve"> plus </w:t>
-      </w:r>
-      <w:r>
-        <w:rPr>
-          <w:rStyle w:val="Strong"/>
-          <w:rFonts w:ascii="Arial" w:hAnsi="Arial" w:cs="Arial"/>
-          <w:sz w:val="20"/>
-        </w:rPr>
-        <w:t>OAuth2/OpenID Connect</w:t>
-      </w:r>
-      <w:r>
-        <w:rPr>
-          <w:rFonts w:ascii="Arial" w:hAnsi="Arial" w:cs="Arial"/>
-          <w:sz w:val="20"/>
-        </w:rPr>
-        <w:t xml:space="preserve"> flows via </w:t>
-      </w:r>
-      <w:r>
-        <w:rPr>
-          <w:rStyle w:val="Strong"/>
-          <w:rFonts w:ascii="Arial" w:hAnsi="Arial" w:cs="Arial"/>
-          <w:sz w:val="20"/>
-        </w:rPr>
-        <w:t>Auth0</w:t>
-      </w:r>
-      <w:r>
-        <w:rPr>
-          <w:rFonts w:ascii="Arial" w:hAnsi="Arial" w:cs="Arial"/>
-          <w:sz w:val="20"/>
-        </w:rPr>
-        <w:t xml:space="preserve">, </w:t>
-      </w:r>
-      <w:r>
-        <w:rPr>
-          <w:rStyle w:val="Strong"/>
-          <w:rFonts w:ascii="Arial" w:hAnsi="Arial" w:cs="Arial"/>
-          <w:sz w:val="20"/>
-        </w:rPr>
-        <w:t>Okta</w:t>
-      </w:r>
-      <w:r>
-        <w:rPr>
-          <w:rFonts w:ascii="Arial" w:hAnsi="Arial" w:cs="Arial"/>
-          <w:sz w:val="20"/>
-        </w:rPr>
-        <w:t xml:space="preserve">, and </w:t>
-      </w:r>
-      <w:r>
-        <w:rPr>
-          <w:rStyle w:val="Strong"/>
-          <w:rFonts w:ascii="Arial" w:hAnsi="Arial" w:cs="Arial"/>
-          <w:sz w:val="20"/>
-        </w:rPr>
-        <w:t>AWS Cognito</w:t>
-      </w:r>
-      <w:r>
-        <w:rPr>
-          <w:rFonts w:ascii="Arial" w:hAnsi="Arial" w:cs="Arial"/>
-          <w:sz w:val="20"/>
-        </w:rPr>
-        <w:t xml:space="preserve"> to enforce secure session and token boundaries.</w:t>
+          <w:sz w:val="22"/>
+        </w:rPr>
+        <w:t xml:space="preserve"> caching caused memory leaks</w:t>
+      </w:r>
+      <w:r>
+        <w:rPr>
+          <w:sz w:val="22"/>
+        </w:rPr>
+        <w:t>, implementing TTL strategies and cache invalidation policies that stabilized memory usage and eliminated recurring service restarts.</w:t>
       </w:r>
     </w:p>
     <w:p>
@@ -1521,46 +783,40 @@
         </w:numPr>
         <w:jc w:val="both"/>
         <w:rPr>
-          <w:rFonts w:ascii="Arial" w:hAnsi="Arial" w:cs="Arial"/>
-          <w:sz w:val="20"/>
-        </w:rPr>
-      </w:pPr>
-      <w:r>
-        <w:rPr>
-          <w:rFonts w:ascii="Arial" w:hAnsi="Arial" w:cs="Arial"/>
-          <w:sz w:val="20"/>
-        </w:rPr>
-        <w:t xml:space="preserve">Introduced </w:t>
+          <w:sz w:val="22"/>
+        </w:rPr>
+      </w:pPr>
+      <w:r>
+        <w:rPr>
+          <w:sz w:val="22"/>
+        </w:rPr>
+        <w:t xml:space="preserve">Designed and implemented </w:t>
       </w:r>
       <w:r>
         <w:rPr>
           <w:rStyle w:val="Strong"/>
-          <w:rFonts w:ascii="Arial" w:hAnsi="Arial" w:cs="Arial"/>
-          <w:sz w:val="20"/>
-        </w:rPr>
-        <w:t>RBAC/ABAC</w:t>
-      </w:r>
-      <w:r>
-        <w:rPr>
-          <w:rFonts w:ascii="Arial" w:hAnsi="Arial" w:cs="Arial"/>
-          <w:sz w:val="20"/>
-        </w:rPr>
-        <w:t xml:space="preserve"> authorization and </w:t>
+          <w:sz w:val="22"/>
+        </w:rPr>
+        <w:t>event-driven workflows using Kafka and AWS SQS</w:t>
+      </w:r>
+      <w:r>
+        <w:rPr>
+          <w:sz w:val="22"/>
+        </w:rPr>
+        <w:t xml:space="preserve">, enabling decoupled processing of heavy background tasks and improving system resilience during traffic spikes by </w:t>
       </w:r>
       <w:r>
         <w:rPr>
           <w:rStyle w:val="Strong"/>
-          <w:rFonts w:ascii="Arial" w:hAnsi="Arial" w:cs="Arial"/>
-          <w:sz w:val="20"/>
-        </w:rPr>
-        <w:t>audit logging</w:t>
-      </w:r>
-      <w:r>
-        <w:rPr>
-          <w:rFonts w:ascii="Arial" w:hAnsi="Arial" w:cs="Arial"/>
-          <w:sz w:val="20"/>
-        </w:rPr>
-        <w:t xml:space="preserve"> across critical endpoints, aligning access control with enterprise governance and internal compliance expectations.</w:t>
+          <w:sz w:val="22"/>
+        </w:rPr>
+        <w:t>28%</w:t>
+      </w:r>
+      <w:r>
+        <w:rPr>
+          <w:sz w:val="22"/>
+        </w:rPr>
+        <w:t>.</w:t>
       </w:r>
     </w:p>
     <w:p>
@@ -1572,61 +828,27 @@
         </w:numPr>
         <w:jc w:val="both"/>
         <w:rPr>
-          <w:rFonts w:ascii="Arial" w:hAnsi="Arial" w:cs="Arial"/>
-          <w:sz w:val="20"/>
-        </w:rPr>
-      </w:pPr>
-      <w:r>
-        <w:rPr>
-          <w:rFonts w:ascii="Arial" w:hAnsi="Arial" w:cs="Arial"/>
-          <w:sz w:val="20"/>
-        </w:rPr>
-        <w:t xml:space="preserve">Optimized transactional workloads in </w:t>
+          <w:sz w:val="22"/>
+        </w:rPr>
+      </w:pPr>
+      <w:r>
+        <w:rPr>
+          <w:sz w:val="22"/>
+        </w:rPr>
+        <w:t xml:space="preserve">Built secure API layers with </w:t>
       </w:r>
       <w:r>
         <w:rPr>
           <w:rStyle w:val="Strong"/>
-          <w:rFonts w:ascii="Arial" w:hAnsi="Arial" w:cs="Arial"/>
-          <w:sz w:val="20"/>
-        </w:rPr>
-        <w:t>PostgreSQL</w:t>
-      </w:r>
-      <w:r>
-        <w:rPr>
-          <w:rFonts w:ascii="Arial" w:hAnsi="Arial" w:cs="Arial"/>
-          <w:sz w:val="20"/>
-        </w:rPr>
-        <w:t xml:space="preserve"> and </w:t>
-      </w:r>
-      <w:r>
-        <w:rPr>
-          <w:rStyle w:val="Strong"/>
-          <w:rFonts w:ascii="Arial" w:hAnsi="Arial" w:cs="Arial"/>
-          <w:sz w:val="20"/>
-        </w:rPr>
-        <w:t>MySQL</w:t>
-      </w:r>
-      <w:r>
-        <w:rPr>
-          <w:rFonts w:ascii="Arial" w:hAnsi="Arial" w:cs="Arial"/>
-          <w:sz w:val="20"/>
-        </w:rPr>
-        <w:t xml:space="preserve"> with indexing, query tuning, and schema refinements, and supported legacy reporting surfaces backed by </w:t>
-      </w:r>
-      <w:r>
-        <w:rPr>
-          <w:rStyle w:val="Strong"/>
-          <w:rFonts w:ascii="Arial" w:hAnsi="Arial" w:cs="Arial"/>
-          <w:sz w:val="20"/>
-        </w:rPr>
-        <w:t>SQL Server</w:t>
-      </w:r>
-      <w:r>
-        <w:rPr>
-          <w:rFonts w:ascii="Arial" w:hAnsi="Arial" w:cs="Arial"/>
-          <w:sz w:val="20"/>
-        </w:rPr>
-        <w:t xml:space="preserve"> where required.</w:t>
+          <w:sz w:val="22"/>
+        </w:rPr>
+        <w:t>OAuth2 and JWT-based authentication</w:t>
+      </w:r>
+      <w:r>
+        <w:rPr>
+          <w:sz w:val="22"/>
+        </w:rPr>
+        <w:t>, aligning backend authorization with fine-grained RBAC rules and improving auditability for sensitive operations across enterprise clients.</w:t>
       </w:r>
     </w:p>
     <w:p>
@@ -1638,31 +860,27 @@
         </w:numPr>
         <w:jc w:val="both"/>
         <w:rPr>
-          <w:rFonts w:ascii="Arial" w:hAnsi="Arial" w:cs="Arial"/>
-          <w:sz w:val="20"/>
-        </w:rPr>
-      </w:pPr>
-      <w:r>
-        <w:rPr>
-          <w:rFonts w:ascii="Arial" w:hAnsi="Arial" w:cs="Arial"/>
-          <w:sz w:val="20"/>
-        </w:rPr>
-        <w:t xml:space="preserve">Improved hot-path latency by introducing </w:t>
+          <w:sz w:val="22"/>
+        </w:rPr>
+      </w:pPr>
+      <w:r>
+        <w:rPr>
+          <w:sz w:val="22"/>
+        </w:rPr>
+        <w:t xml:space="preserve">Optimized PostgreSQL queries by introducing indexing strategies and query refactoring, reducing slow query execution times by </w:t>
       </w:r>
       <w:r>
         <w:rPr>
           <w:rStyle w:val="Strong"/>
-          <w:rFonts w:ascii="Arial" w:hAnsi="Arial" w:cs="Arial"/>
-          <w:sz w:val="20"/>
-        </w:rPr>
-        <w:t>Redis / ElastiCache</w:t>
-      </w:r>
-      <w:r>
-        <w:rPr>
-          <w:rFonts w:ascii="Arial" w:hAnsi="Arial" w:cs="Arial"/>
-          <w:sz w:val="20"/>
-        </w:rPr>
-        <w:t xml:space="preserve"> caching strategies and defensive backpressure to protect databases during traffic spikes and partner outages.</w:t>
+          <w:sz w:val="22"/>
+        </w:rPr>
+        <w:t>45%</w:t>
+      </w:r>
+      <w:r>
+        <w:rPr>
+          <w:sz w:val="22"/>
+        </w:rPr>
+        <w:t xml:space="preserve"> and significantly improving reporting performance for large datasets.</w:t>
       </w:r>
     </w:p>
     <w:p>
@@ -1674,61 +892,43 @@
         </w:numPr>
         <w:jc w:val="both"/>
         <w:rPr>
-          <w:rFonts w:ascii="Arial" w:hAnsi="Arial" w:cs="Arial"/>
-          <w:sz w:val="20"/>
-        </w:rPr>
-      </w:pPr>
-      <w:r>
-        <w:rPr>
-          <w:rFonts w:ascii="Arial" w:hAnsi="Arial" w:cs="Arial"/>
-          <w:sz w:val="20"/>
-        </w:rPr>
-        <w:t xml:space="preserve">Delivered document and event ingestion flows using </w:t>
+          <w:sz w:val="22"/>
+        </w:rPr>
+      </w:pPr>
+      <w:r>
+        <w:rPr>
+          <w:sz w:val="22"/>
+        </w:rPr>
+        <w:t xml:space="preserve">Implemented </w:t>
       </w:r>
       <w:r>
         <w:rPr>
           <w:rStyle w:val="Strong"/>
-          <w:rFonts w:ascii="Arial" w:hAnsi="Arial" w:cs="Arial"/>
-          <w:sz w:val="20"/>
-        </w:rPr>
-        <w:t>MongoDB</w:t>
-      </w:r>
-      <w:r>
-        <w:rPr>
-          <w:rFonts w:ascii="Arial" w:hAnsi="Arial" w:cs="Arial"/>
-          <w:sz w:val="20"/>
-        </w:rPr>
-        <w:t xml:space="preserve"> and </w:t>
-      </w:r>
+          <w:sz w:val="22"/>
+        </w:rPr>
+        <w:t xml:space="preserve">Celery-based background workers with </w:t>
+      </w:r>
+      <w:proofErr w:type="spellStart"/>
       <w:r>
         <w:rPr>
           <w:rStyle w:val="Strong"/>
-          <w:rFonts w:ascii="Arial" w:hAnsi="Arial" w:cs="Arial"/>
-          <w:sz w:val="20"/>
-        </w:rPr>
-        <w:t>DynamoDB</w:t>
-      </w:r>
-      <w:r>
-        <w:rPr>
-          <w:rFonts w:ascii="Arial" w:hAnsi="Arial" w:cs="Arial"/>
-          <w:sz w:val="20"/>
-        </w:rPr>
-        <w:t xml:space="preserve"> for flexible metadata and high-throughput writes, while keeping core relational truth in </w:t>
-      </w:r>
+          <w:sz w:val="22"/>
+        </w:rPr>
+        <w:t>Redis</w:t>
+      </w:r>
+      <w:proofErr w:type="spellEnd"/>
       <w:r>
         <w:rPr>
           <w:rStyle w:val="Strong"/>
-          <w:rFonts w:ascii="Arial" w:hAnsi="Arial" w:cs="Arial"/>
-          <w:sz w:val="20"/>
-        </w:rPr>
-        <w:t>RDS</w:t>
-      </w:r>
-      <w:r>
-        <w:rPr>
-          <w:rFonts w:ascii="Arial" w:hAnsi="Arial" w:cs="Arial"/>
-          <w:sz w:val="20"/>
-        </w:rPr>
-        <w:t>.</w:t>
+          <w:sz w:val="22"/>
+        </w:rPr>
+        <w:t xml:space="preserve"> (6.x)</w:t>
+      </w:r>
+      <w:r>
+        <w:rPr>
+          <w:sz w:val="22"/>
+        </w:rPr>
+        <w:t xml:space="preserve"> to offload long-running tasks such as report generation and file processing, preventing API blocking and improving user experience.</w:t>
       </w:r>
     </w:p>
     <w:p>
@@ -1740,46 +940,49 @@
         </w:numPr>
         <w:jc w:val="both"/>
         <w:rPr>
-          <w:rFonts w:ascii="Arial" w:hAnsi="Arial" w:cs="Arial"/>
-          <w:sz w:val="20"/>
-        </w:rPr>
-      </w:pPr>
-      <w:r>
-        <w:rPr>
-          <w:rFonts w:ascii="Arial" w:hAnsi="Arial" w:cs="Arial"/>
-          <w:sz w:val="20"/>
-        </w:rPr>
-        <w:t xml:space="preserve">Implemented search indexing and query services using </w:t>
-      </w:r>
+          <w:sz w:val="22"/>
+        </w:rPr>
+      </w:pPr>
+      <w:r>
+        <w:rPr>
+          <w:sz w:val="22"/>
+        </w:rPr>
+        <w:t xml:space="preserve">Introduced structured logging and </w:t>
+      </w:r>
+      <w:proofErr w:type="spellStart"/>
       <w:r>
         <w:rPr>
           <w:rStyle w:val="Strong"/>
-          <w:rFonts w:ascii="Arial" w:hAnsi="Arial" w:cs="Arial"/>
-          <w:sz w:val="20"/>
-        </w:rPr>
-        <w:t>Elasticsearch</w:t>
-      </w:r>
-      <w:r>
-        <w:rPr>
-          <w:rFonts w:ascii="Arial" w:hAnsi="Arial" w:cs="Arial"/>
-          <w:sz w:val="20"/>
-        </w:rPr>
-        <w:t xml:space="preserve"> and </w:t>
-      </w:r>
+          <w:sz w:val="22"/>
+        </w:rPr>
+        <w:t>OpenTelemetry</w:t>
+      </w:r>
+      <w:proofErr w:type="spellEnd"/>
       <w:r>
         <w:rPr>
           <w:rStyle w:val="Strong"/>
-          <w:rFonts w:ascii="Arial" w:hAnsi="Arial" w:cs="Arial"/>
-          <w:sz w:val="20"/>
-        </w:rPr>
-        <w:t>OpenSearch</w:t>
-      </w:r>
-      <w:r>
-        <w:rPr>
-          <w:rFonts w:ascii="Arial" w:hAnsi="Arial" w:cs="Arial"/>
-          <w:sz w:val="20"/>
-        </w:rPr>
-        <w:t>, enabling fast filtering, pagination, and relevance tuning for high-volume datasets.</w:t>
+          <w:sz w:val="22"/>
+        </w:rPr>
+        <w:t xml:space="preserve"> tracing</w:t>
+      </w:r>
+      <w:r>
+        <w:rPr>
+          <w:sz w:val="22"/>
+        </w:rPr>
+        <w:t xml:space="preserve">, enabling faster root-cause analysis during incidents and reducing mean time to resolution by </w:t>
+      </w:r>
+      <w:r>
+        <w:rPr>
+          <w:rStyle w:val="Strong"/>
+          <w:sz w:val="22"/>
+        </w:rPr>
+        <w:t>35%</w:t>
+      </w:r>
+      <w:r>
+        <w:rPr>
+          <w:sz w:val="22"/>
+        </w:rPr>
+        <w:t>.</w:t>
       </w:r>
     </w:p>
     <w:p>
@@ -1791,106 +994,14 @@
         </w:numPr>
         <w:jc w:val="both"/>
         <w:rPr>
-          <w:rFonts w:ascii="Arial" w:hAnsi="Arial" w:cs="Arial"/>
-          <w:sz w:val="20"/>
-        </w:rPr>
-      </w:pPr>
-      <w:r>
-        <w:rPr>
-          <w:rFonts w:ascii="Arial" w:hAnsi="Arial" w:cs="Arial"/>
-          <w:sz w:val="20"/>
-        </w:rPr>
-        <w:t xml:space="preserve">Deployed workloads across </w:t>
-      </w:r>
-      <w:r>
-        <w:rPr>
-          <w:rStyle w:val="Strong"/>
-          <w:rFonts w:ascii="Arial" w:hAnsi="Arial" w:cs="Arial"/>
-          <w:sz w:val="20"/>
-        </w:rPr>
-        <w:t>EKS</w:t>
-      </w:r>
-      <w:r>
-        <w:rPr>
-          <w:rFonts w:ascii="Arial" w:hAnsi="Arial" w:cs="Arial"/>
-          <w:sz w:val="20"/>
-        </w:rPr>
-        <w:t xml:space="preserve">, </w:t>
-      </w:r>
-      <w:r>
-        <w:rPr>
-          <w:rStyle w:val="Strong"/>
-          <w:rFonts w:ascii="Arial" w:hAnsi="Arial" w:cs="Arial"/>
-          <w:sz w:val="20"/>
-        </w:rPr>
-        <w:t>ECS</w:t>
-      </w:r>
-      <w:r>
-        <w:rPr>
-          <w:rFonts w:ascii="Arial" w:hAnsi="Arial" w:cs="Arial"/>
-          <w:sz w:val="20"/>
-        </w:rPr>
-        <w:t xml:space="preserve">, </w:t>
-      </w:r>
-      <w:r>
-        <w:rPr>
-          <w:rStyle w:val="Strong"/>
-          <w:rFonts w:ascii="Arial" w:hAnsi="Arial" w:cs="Arial"/>
-          <w:sz w:val="20"/>
-        </w:rPr>
-        <w:t>EC2</w:t>
-      </w:r>
-      <w:r>
-        <w:rPr>
-          <w:rFonts w:ascii="Arial" w:hAnsi="Arial" w:cs="Arial"/>
-          <w:sz w:val="20"/>
-        </w:rPr>
-        <w:t xml:space="preserve">, and </w:t>
-      </w:r>
-      <w:r>
-        <w:rPr>
-          <w:rStyle w:val="Strong"/>
-          <w:rFonts w:ascii="Arial" w:hAnsi="Arial" w:cs="Arial"/>
-          <w:sz w:val="20"/>
-        </w:rPr>
-        <w:t>Lambda</w:t>
-      </w:r>
-      <w:r>
-        <w:rPr>
-          <w:rFonts w:ascii="Arial" w:hAnsi="Arial" w:cs="Arial"/>
-          <w:sz w:val="20"/>
-        </w:rPr>
-        <w:t xml:space="preserve"> with </w:t>
-      </w:r>
-      <w:r>
-        <w:rPr>
-          <w:rStyle w:val="Strong"/>
-          <w:rFonts w:ascii="Arial" w:hAnsi="Arial" w:cs="Arial"/>
-          <w:sz w:val="20"/>
-        </w:rPr>
-        <w:t>Docker</w:t>
-      </w:r>
-      <w:r>
-        <w:rPr>
-          <w:rFonts w:ascii="Arial" w:hAnsi="Arial" w:cs="Arial"/>
-          <w:sz w:val="20"/>
-        </w:rPr>
-        <w:t xml:space="preserve"> and </w:t>
-      </w:r>
-      <w:r>
-        <w:rPr>
-          <w:rStyle w:val="Strong"/>
-          <w:rFonts w:ascii="Arial" w:hAnsi="Arial" w:cs="Arial"/>
-          <w:sz w:val="20"/>
-        </w:rPr>
-        <w:t>Kubernetes</w:t>
-      </w:r>
-      <w:r>
-        <w:rPr>
-          <w:rFonts w:ascii="Arial" w:hAnsi="Arial" w:cs="Arial"/>
-          <w:sz w:val="20"/>
-        </w:rPr>
-        <w:t>, standardizing rollout patterns and reducing environment drift across stages.</w:t>
+          <w:sz w:val="22"/>
+        </w:rPr>
+      </w:pPr>
+      <w:r>
+        <w:rPr>
+          <w:sz w:val="22"/>
+        </w:rPr>
+        <w:t>Handled API versioning and backward compatibility challenges during feature rollouts, ensuring seamless transitions without breaking existing integrations or client workflows.</w:t>
       </w:r>
     </w:p>
     <w:p>
@@ -1902,46 +1013,27 @@
         </w:numPr>
         <w:jc w:val="both"/>
         <w:rPr>
-          <w:rFonts w:ascii="Arial" w:hAnsi="Arial" w:cs="Arial"/>
-          <w:sz w:val="20"/>
-        </w:rPr>
-      </w:pPr>
-      <w:r>
-        <w:rPr>
-          <w:rFonts w:ascii="Arial" w:hAnsi="Arial" w:cs="Arial"/>
-          <w:sz w:val="20"/>
-        </w:rPr>
-        <w:t xml:space="preserve">Automated orchestration with </w:t>
+          <w:sz w:val="22"/>
+        </w:rPr>
+      </w:pPr>
+      <w:r>
+        <w:rPr>
+          <w:sz w:val="22"/>
+        </w:rPr>
+        <w:t xml:space="preserve">Improved CI/CD pipelines using </w:t>
       </w:r>
       <w:r>
         <w:rPr>
           <w:rStyle w:val="Strong"/>
-          <w:rFonts w:ascii="Arial" w:hAnsi="Arial" w:cs="Arial"/>
-          <w:sz w:val="20"/>
-        </w:rPr>
-        <w:t>EventBridge</w:t>
-      </w:r>
-      <w:r>
-        <w:rPr>
-          <w:rFonts w:ascii="Arial" w:hAnsi="Arial" w:cs="Arial"/>
-          <w:sz w:val="20"/>
-        </w:rPr>
-        <w:t xml:space="preserve"> and </w:t>
-      </w:r>
-      <w:r>
-        <w:rPr>
-          <w:rStyle w:val="Strong"/>
-          <w:rFonts w:ascii="Arial" w:hAnsi="Arial" w:cs="Arial"/>
-          <w:sz w:val="20"/>
-        </w:rPr>
-        <w:t>Step Functions</w:t>
-      </w:r>
-      <w:r>
-        <w:rPr>
-          <w:rFonts w:ascii="Arial" w:hAnsi="Arial" w:cs="Arial"/>
-          <w:sz w:val="20"/>
-        </w:rPr>
-        <w:t xml:space="preserve"> for multi-step workflows, building clear state transitions and operational visibility into long-running processes.</w:t>
+          <w:sz w:val="22"/>
+        </w:rPr>
+        <w:t>Docker and GitHub Actions</w:t>
+      </w:r>
+      <w:r>
+        <w:rPr>
+          <w:sz w:val="22"/>
+        </w:rPr>
+        <w:t>, automating testing and deployment workflows that reduced manual errors and shortened release cycles.</w:t>
       </w:r>
     </w:p>
     <w:p>
@@ -1953,61 +1045,29 @@
         </w:numPr>
         <w:jc w:val="both"/>
         <w:rPr>
-          <w:rFonts w:ascii="Arial" w:hAnsi="Arial" w:cs="Arial"/>
-          <w:sz w:val="20"/>
-        </w:rPr>
-      </w:pPr>
-      <w:r>
-        <w:rPr>
-          <w:rFonts w:ascii="Arial" w:hAnsi="Arial" w:cs="Arial"/>
-          <w:sz w:val="20"/>
-        </w:rPr>
-        <w:t xml:space="preserve">Built repeatable infrastructure using </w:t>
-      </w:r>
+          <w:sz w:val="22"/>
+        </w:rPr>
+      </w:pPr>
+      <w:r>
+        <w:rPr>
+          <w:sz w:val="22"/>
+        </w:rPr>
+        <w:t xml:space="preserve">Developed real-time features using </w:t>
+      </w:r>
+      <w:proofErr w:type="spellStart"/>
       <w:r>
         <w:rPr>
           <w:rStyle w:val="Strong"/>
-          <w:rFonts w:ascii="Arial" w:hAnsi="Arial" w:cs="Arial"/>
-          <w:sz w:val="20"/>
-        </w:rPr>
-        <w:t>Terraform</w:t>
-      </w:r>
-      <w:r>
-        <w:rPr>
-          <w:rFonts w:ascii="Arial" w:hAnsi="Arial" w:cs="Arial"/>
-          <w:sz w:val="20"/>
-        </w:rPr>
-        <w:t xml:space="preserve"> and </w:t>
-      </w:r>
-      <w:r>
-        <w:rPr>
-          <w:rStyle w:val="Strong"/>
-          <w:rFonts w:ascii="Arial" w:hAnsi="Arial" w:cs="Arial"/>
-          <w:sz w:val="20"/>
-        </w:rPr>
-        <w:t>CloudFormation</w:t>
-      </w:r>
-      <w:r>
-        <w:rPr>
-          <w:rFonts w:ascii="Arial" w:hAnsi="Arial" w:cs="Arial"/>
-          <w:sz w:val="20"/>
-        </w:rPr>
-        <w:t xml:space="preserve">, applying least-privilege </w:t>
-      </w:r>
-      <w:r>
-        <w:rPr>
-          <w:rStyle w:val="Strong"/>
-          <w:rFonts w:ascii="Arial" w:hAnsi="Arial" w:cs="Arial"/>
-          <w:sz w:val="20"/>
-        </w:rPr>
-        <w:t>IAM</w:t>
-      </w:r>
-      <w:r>
-        <w:rPr>
-          <w:rFonts w:ascii="Arial" w:hAnsi="Arial" w:cs="Arial"/>
-          <w:sz w:val="20"/>
-        </w:rPr>
-        <w:t xml:space="preserve"> patterns and consistent tagging for cost and ownership clarity.</w:t>
+          <w:sz w:val="22"/>
+        </w:rPr>
+        <w:t>WebSockets</w:t>
+      </w:r>
+      <w:proofErr w:type="spellEnd"/>
+      <w:r>
+        <w:rPr>
+          <w:sz w:val="22"/>
+        </w:rPr>
+        <w:t>, enabling live updates for dashboards and improving user engagement for operational monitoring systems.</w:t>
       </w:r>
     </w:p>
     <w:p>
@@ -2019,216 +1079,38 @@
         </w:numPr>
         <w:jc w:val="both"/>
         <w:rPr>
-          <w:rFonts w:ascii="Arial" w:hAnsi="Arial" w:cs="Arial"/>
-          <w:sz w:val="20"/>
-        </w:rPr>
-      </w:pPr>
-      <w:r>
-        <w:rPr>
-          <w:rFonts w:ascii="Arial" w:hAnsi="Arial" w:cs="Arial"/>
-          <w:sz w:val="20"/>
-        </w:rPr>
-        <w:t xml:space="preserve">Implemented end-to-end observability using </w:t>
-      </w:r>
-      <w:r>
-        <w:rPr>
-          <w:rStyle w:val="Strong"/>
-          <w:rFonts w:ascii="Arial" w:hAnsi="Arial" w:cs="Arial"/>
-          <w:sz w:val="20"/>
-        </w:rPr>
-        <w:t>OpenTelemetry</w:t>
-      </w:r>
-      <w:r>
-        <w:rPr>
-          <w:rFonts w:ascii="Arial" w:hAnsi="Arial" w:cs="Arial"/>
-          <w:sz w:val="20"/>
-        </w:rPr>
-        <w:t xml:space="preserve"> traces/metrics/logs and exported signals to </w:t>
-      </w:r>
-      <w:r>
-        <w:rPr>
-          <w:rStyle w:val="Strong"/>
-          <w:rFonts w:ascii="Arial" w:hAnsi="Arial" w:cs="Arial"/>
-          <w:sz w:val="20"/>
-        </w:rPr>
-        <w:t>Datadog</w:t>
-      </w:r>
-      <w:r>
-        <w:rPr>
-          <w:rFonts w:ascii="Arial" w:hAnsi="Arial" w:cs="Arial"/>
-          <w:sz w:val="20"/>
-        </w:rPr>
-        <w:t xml:space="preserve">, </w:t>
-      </w:r>
-      <w:r>
-        <w:rPr>
-          <w:rStyle w:val="Strong"/>
-          <w:rFonts w:ascii="Arial" w:hAnsi="Arial" w:cs="Arial"/>
-          <w:sz w:val="20"/>
-        </w:rPr>
-        <w:t>Grafana/Prometheus</w:t>
-      </w:r>
-      <w:r>
-        <w:rPr>
-          <w:rFonts w:ascii="Arial" w:hAnsi="Arial" w:cs="Arial"/>
-          <w:sz w:val="20"/>
-        </w:rPr>
-        <w:t xml:space="preserve">, </w:t>
-      </w:r>
-      <w:r>
-        <w:rPr>
-          <w:rStyle w:val="Strong"/>
-          <w:rFonts w:ascii="Arial" w:hAnsi="Arial" w:cs="Arial"/>
-          <w:sz w:val="20"/>
-        </w:rPr>
-        <w:t>CloudWatch</w:t>
-      </w:r>
-      <w:r>
-        <w:rPr>
-          <w:rFonts w:ascii="Arial" w:hAnsi="Arial" w:cs="Arial"/>
-          <w:sz w:val="20"/>
-        </w:rPr>
-        <w:t xml:space="preserve">, and </w:t>
-      </w:r>
-      <w:r>
-        <w:rPr>
-          <w:rStyle w:val="Strong"/>
-          <w:rFonts w:ascii="Arial" w:hAnsi="Arial" w:cs="Arial"/>
-          <w:sz w:val="20"/>
-        </w:rPr>
-        <w:t>ELK/EFK</w:t>
-      </w:r>
-      <w:r>
-        <w:rPr>
-          <w:rFonts w:ascii="Arial" w:hAnsi="Arial" w:cs="Arial"/>
-          <w:sz w:val="20"/>
-        </w:rPr>
-        <w:t xml:space="preserve"> for rapid root-cause isolation.</w:t>
+          <w:sz w:val="22"/>
+        </w:rPr>
+      </w:pPr>
+      <w:r>
+        <w:rPr>
+          <w:sz w:val="22"/>
+        </w:rPr>
+        <w:t xml:space="preserve">Collaborated cross-functionally to design API contracts and enforce schema validation using </w:t>
+      </w:r>
+      <w:proofErr w:type="spellStart"/>
+      <w:r>
+        <w:rPr>
+          <w:sz w:val="22"/>
+        </w:rPr>
+        <w:t>OpenAPI</w:t>
+      </w:r>
+      <w:proofErr w:type="spellEnd"/>
+      <w:r>
+        <w:rPr>
+          <w:sz w:val="22"/>
+        </w:rPr>
+        <w:t xml:space="preserve"> standards, ensuring consistent communication between frontend and backend systems.</w:t>
       </w:r>
     </w:p>
     <w:p>
       <w:pPr>
         <w:pStyle w:val="NormalWeb"/>
-        <w:numPr>
-          <w:ilvl w:val="0"/>
-          <w:numId w:val="3"/>
-        </w:numPr>
         <w:jc w:val="both"/>
         <w:rPr>
-          <w:rFonts w:ascii="Arial" w:hAnsi="Arial" w:cs="Arial"/>
-          <w:sz w:val="20"/>
-        </w:rPr>
-      </w:pPr>
-      <w:r>
-        <w:rPr>
-          <w:rFonts w:ascii="Arial" w:hAnsi="Arial" w:cs="Arial"/>
-          <w:sz w:val="20"/>
-        </w:rPr>
-        <w:t xml:space="preserve">Established testing layers including unit/integration suites plus </w:t>
-      </w:r>
-      <w:r>
-        <w:rPr>
-          <w:rStyle w:val="Strong"/>
-          <w:rFonts w:ascii="Arial" w:hAnsi="Arial" w:cs="Arial"/>
-          <w:sz w:val="20"/>
-        </w:rPr>
-        <w:t>Pact-style</w:t>
-      </w:r>
-      <w:r>
-        <w:rPr>
-          <w:rFonts w:ascii="Arial" w:hAnsi="Arial" w:cs="Arial"/>
-          <w:sz w:val="20"/>
-        </w:rPr>
-        <w:t xml:space="preserve"> contract tests, and validated critical user journeys with </w:t>
-      </w:r>
-      <w:r>
-        <w:rPr>
-          <w:rStyle w:val="Strong"/>
-          <w:rFonts w:ascii="Arial" w:hAnsi="Arial" w:cs="Arial"/>
-          <w:sz w:val="20"/>
-        </w:rPr>
-        <w:t>Playwright/Cypress</w:t>
-      </w:r>
-      <w:r>
-        <w:rPr>
-          <w:rFonts w:ascii="Arial" w:hAnsi="Arial" w:cs="Arial"/>
-          <w:sz w:val="20"/>
-        </w:rPr>
-        <w:t xml:space="preserve"> where API behavior impacted UI flows.</w:t>
-      </w:r>
-    </w:p>
-    <w:p>
-      <w:pPr>
-        <w:pStyle w:val="NormalWeb"/>
-        <w:numPr>
-          <w:ilvl w:val="0"/>
-          <w:numId w:val="3"/>
-        </w:numPr>
-        <w:jc w:val="both"/>
-        <w:rPr>
-          <w:rFonts w:ascii="Arial" w:hAnsi="Arial" w:cs="Arial"/>
-          <w:sz w:val="20"/>
-        </w:rPr>
-      </w:pPr>
-      <w:r>
-        <w:rPr>
-          <w:rFonts w:ascii="Arial" w:hAnsi="Arial" w:cs="Arial"/>
-          <w:sz w:val="20"/>
-        </w:rPr>
-        <w:t>Built CI/CD pipelines across GitHub Actions, GitLab CI, and Jenkins, producing reproducible builds, container publishing, and safe progressive deployments with rollback triggers.</w:t>
-      </w:r>
-    </w:p>
-    <w:p>
-      <w:pPr>
-        <w:pStyle w:val="NormalWeb"/>
-        <w:numPr>
-          <w:ilvl w:val="0"/>
-          <w:numId w:val="3"/>
-        </w:numPr>
-        <w:jc w:val="both"/>
-        <w:rPr>
-          <w:rFonts w:ascii="Arial" w:hAnsi="Arial" w:cs="Arial"/>
-          <w:sz w:val="20"/>
-        </w:rPr>
-      </w:pPr>
-      <w:r>
-        <w:rPr>
-          <w:rFonts w:ascii="Arial" w:hAnsi="Arial" w:cs="Arial"/>
-          <w:sz w:val="20"/>
-        </w:rPr>
-        <w:lastRenderedPageBreak/>
-        <w:t xml:space="preserve">Integrated cross-cloud client requirements by supporting data export and service interoperability with </w:t>
-      </w:r>
-      <w:r>
-        <w:rPr>
-          <w:rStyle w:val="Strong"/>
-          <w:rFonts w:ascii="Arial" w:hAnsi="Arial" w:cs="Arial"/>
-          <w:sz w:val="20"/>
-        </w:rPr>
-        <w:t>Azure</w:t>
-      </w:r>
-      <w:r>
-        <w:rPr>
-          <w:rFonts w:ascii="Arial" w:hAnsi="Arial" w:cs="Arial"/>
-          <w:sz w:val="20"/>
-        </w:rPr>
-        <w:t xml:space="preserve"> (AKS, Service Bus, Key Vault, Application Insights) and </w:t>
-      </w:r>
-      <w:r>
-        <w:rPr>
-          <w:rStyle w:val="Strong"/>
-          <w:rFonts w:ascii="Arial" w:hAnsi="Arial" w:cs="Arial"/>
-          <w:sz w:val="20"/>
-        </w:rPr>
-        <w:t>GCP</w:t>
-      </w:r>
-      <w:r>
-        <w:rPr>
-          <w:rFonts w:ascii="Arial" w:hAnsi="Arial" w:cs="Arial"/>
-          <w:sz w:val="20"/>
-        </w:rPr>
-        <w:t xml:space="preserve"> (GKE/Cloud Run, Pub/Sub, Cloud Storage, BigQuery) without coupling core logic to a single provider.</w:t>
-      </w:r>
+          <w:sz w:val="22"/>
+        </w:rPr>
+      </w:pPr>
     </w:p>
     <w:p>
       <w:pPr>
@@ -2251,10 +1133,12 @@
           <w:sz w:val="23"/>
           <w:szCs w:val="23"/>
         </w:rPr>
+        <w:lastRenderedPageBreak/>
         <w:t>Full Stack Engineer</w:t>
       </w:r>
     </w:p>
     <w:p>
+      <w:proofErr w:type="spellStart"/>
       <w:r>
         <w:rPr>
           <w:rFonts w:ascii="Arial" w:eastAsia="Arial" w:hAnsi="Arial" w:cs="Arial"/>
@@ -2264,7 +1148,19 @@
           <w:sz w:val="21"/>
           <w:szCs w:val="21"/>
         </w:rPr>
-        <w:t>Webiz Digital</w:t>
+        <w:t>Webiz</w:t>
+      </w:r>
+      <w:proofErr w:type="spellEnd"/>
+      <w:r>
+        <w:rPr>
+          <w:rFonts w:ascii="Arial" w:eastAsia="Arial" w:hAnsi="Arial" w:cs="Arial"/>
+          <w:b/>
+          <w:bCs/>
+          <w:color w:val="6F8F6B"/>
+          <w:sz w:val="21"/>
+          <w:szCs w:val="21"/>
+        </w:rPr>
+        <w:t xml:space="preserve"> Digital</w:t>
       </w:r>
     </w:p>
     <w:p>
@@ -2283,50 +1179,44 @@
         <w:pStyle w:val="NormalWeb"/>
         <w:numPr>
           <w:ilvl w:val="0"/>
-          <w:numId w:val="5"/>
+          <w:numId w:val="14"/>
         </w:numPr>
         <w:jc w:val="both"/>
         <w:rPr>
-          <w:rFonts w:ascii="Arial" w:hAnsi="Arial" w:cs="Arial"/>
-          <w:sz w:val="20"/>
-        </w:rPr>
-      </w:pPr>
-      <w:r>
-        <w:rPr>
-          <w:rFonts w:ascii="Arial" w:hAnsi="Arial" w:cs="Arial"/>
-          <w:sz w:val="20"/>
-        </w:rPr>
-        <w:t xml:space="preserve">Delivered </w:t>
+          <w:sz w:val="22"/>
+        </w:rPr>
+      </w:pPr>
+      <w:r>
+        <w:rPr>
+          <w:sz w:val="22"/>
+        </w:rPr>
+        <w:t xml:space="preserve">Developed backend services using </w:t>
       </w:r>
       <w:r>
         <w:rPr>
           <w:rStyle w:val="Strong"/>
-          <w:rFonts w:ascii="Arial" w:hAnsi="Arial" w:cs="Arial"/>
-          <w:sz w:val="20"/>
-        </w:rPr>
-        <w:t>Python</w:t>
-      </w:r>
-      <w:r>
-        <w:rPr>
-          <w:rFonts w:ascii="Arial" w:hAnsi="Arial" w:cs="Arial"/>
-          <w:sz w:val="20"/>
-        </w:rPr>
-        <w:t xml:space="preserve"> backend services and clean </w:t>
+          <w:sz w:val="22"/>
+        </w:rPr>
+        <w:t>Python (3.7–3.9)</w:t>
+      </w:r>
+      <w:r>
+        <w:rPr>
+          <w:sz w:val="22"/>
+        </w:rPr>
+        <w:t xml:space="preserve"> and </w:t>
       </w:r>
       <w:r>
         <w:rPr>
           <w:rStyle w:val="Strong"/>
-          <w:rFonts w:ascii="Arial" w:hAnsi="Arial" w:cs="Arial"/>
-          <w:sz w:val="20"/>
-        </w:rPr>
-        <w:t>REST</w:t>
-      </w:r>
-      <w:r>
-        <w:rPr>
-          <w:rFonts w:ascii="Arial" w:hAnsi="Arial" w:cs="Arial"/>
-          <w:sz w:val="20"/>
-        </w:rPr>
-        <w:t xml:space="preserve"> endpoints with clear domain boundaries, supporting product workflows that required predictable data validation and stable error semantics.</w:t>
+          <w:sz w:val="22"/>
+        </w:rPr>
+        <w:t>Flask</w:t>
+      </w:r>
+      <w:r>
+        <w:rPr>
+          <w:sz w:val="22"/>
+        </w:rPr>
+        <w:t>, delivering scalable REST APIs that supported early-stage SaaS platforms with strong emphasis on maintainability and predictable business logic execution.</w:t>
       </w:r>
     </w:p>
     <w:p>
@@ -2334,35 +1224,53 @@
         <w:pStyle w:val="NormalWeb"/>
         <w:numPr>
           <w:ilvl w:val="0"/>
-          <w:numId w:val="5"/>
+          <w:numId w:val="14"/>
         </w:numPr>
         <w:jc w:val="both"/>
         <w:rPr>
-          <w:rFonts w:ascii="Arial" w:hAnsi="Arial" w:cs="Arial"/>
-          <w:sz w:val="20"/>
-        </w:rPr>
-      </w:pPr>
-      <w:r>
-        <w:rPr>
-          <w:rFonts w:ascii="Arial" w:hAnsi="Arial" w:cs="Arial"/>
-          <w:sz w:val="20"/>
-        </w:rPr>
-        <w:t xml:space="preserve">Implemented background processing for sync and reporting using queue-driven patterns, preparing the platform for </w:t>
+          <w:sz w:val="22"/>
+        </w:rPr>
+      </w:pPr>
+      <w:r>
+        <w:rPr>
+          <w:sz w:val="22"/>
+        </w:rPr>
+        <w:t xml:space="preserve">Implemented data pipelines integrating </w:t>
       </w:r>
       <w:r>
         <w:rPr>
           <w:rStyle w:val="Strong"/>
-          <w:rFonts w:ascii="Arial" w:hAnsi="Arial" w:cs="Arial"/>
-          <w:sz w:val="20"/>
-        </w:rPr>
-        <w:t>SQS/SNS</w:t>
-      </w:r>
-      <w:r>
-        <w:rPr>
-          <w:rFonts w:ascii="Arial" w:hAnsi="Arial" w:cs="Arial"/>
-          <w:sz w:val="20"/>
-        </w:rPr>
-        <w:t>-style asynchronous processing and safer long-running jobs.</w:t>
+          <w:sz w:val="22"/>
+        </w:rPr>
+        <w:t xml:space="preserve">PostgreSQL and </w:t>
+      </w:r>
+      <w:proofErr w:type="spellStart"/>
+      <w:r>
+        <w:rPr>
+          <w:rStyle w:val="Strong"/>
+          <w:sz w:val="22"/>
+        </w:rPr>
+        <w:t>Redis</w:t>
+      </w:r>
+      <w:proofErr w:type="spellEnd"/>
+      <w:r>
+        <w:rPr>
+          <w:sz w:val="22"/>
+        </w:rPr>
+        <w:t xml:space="preserve">, enabling efficient caching and reducing redundant database access, which improved response times by </w:t>
+      </w:r>
+      <w:r>
+        <w:rPr>
+          <w:rStyle w:val="Strong"/>
+          <w:sz w:val="22"/>
+        </w:rPr>
+        <w:t>30%</w:t>
+      </w:r>
+      <w:r>
+        <w:rPr>
+          <w:sz w:val="22"/>
+        </w:rPr>
+        <w:t>.</w:t>
       </w:r>
     </w:p>
     <w:p>
@@ -2370,50 +1278,18 @@
         <w:pStyle w:val="NormalWeb"/>
         <w:numPr>
           <w:ilvl w:val="0"/>
-          <w:numId w:val="5"/>
+          <w:numId w:val="14"/>
         </w:numPr>
         <w:jc w:val="both"/>
         <w:rPr>
-          <w:rFonts w:ascii="Arial" w:hAnsi="Arial" w:cs="Arial"/>
-          <w:sz w:val="20"/>
-        </w:rPr>
-      </w:pPr>
-      <w:r>
-        <w:rPr>
-          <w:rFonts w:ascii="Arial" w:hAnsi="Arial" w:cs="Arial"/>
-          <w:sz w:val="20"/>
-        </w:rPr>
-        <w:t xml:space="preserve">Modeled relational data in </w:t>
-      </w:r>
-      <w:r>
-        <w:rPr>
-          <w:rStyle w:val="Strong"/>
-          <w:rFonts w:ascii="Arial" w:hAnsi="Arial" w:cs="Arial"/>
-          <w:sz w:val="20"/>
-        </w:rPr>
-        <w:t>PostgreSQL</w:t>
-      </w:r>
-      <w:r>
-        <w:rPr>
-          <w:rFonts w:ascii="Arial" w:hAnsi="Arial" w:cs="Arial"/>
-          <w:sz w:val="20"/>
-        </w:rPr>
-        <w:t xml:space="preserve"> and </w:t>
-      </w:r>
-      <w:r>
-        <w:rPr>
-          <w:rStyle w:val="Strong"/>
-          <w:rFonts w:ascii="Arial" w:hAnsi="Arial" w:cs="Arial"/>
-          <w:sz w:val="20"/>
-        </w:rPr>
-        <w:t>MySQL</w:t>
-      </w:r>
-      <w:r>
-        <w:rPr>
-          <w:rFonts w:ascii="Arial" w:hAnsi="Arial" w:cs="Arial"/>
-          <w:sz w:val="20"/>
-        </w:rPr>
-        <w:t>, building pragmatic schema design and migrations that kept delivery velocity while reducing downstream data integrity issues.</w:t>
+          <w:sz w:val="22"/>
+        </w:rPr>
+      </w:pPr>
+      <w:r>
+        <w:rPr>
+          <w:sz w:val="22"/>
+        </w:rPr>
+        <w:t>Fixed a recurring issue where inconsistent API responses caused frontend failures, standardizing response schemas and introducing validation layers to ensure contract consistency.</w:t>
       </w:r>
     </w:p>
     <w:p>
@@ -2421,35 +1297,18 @@
         <w:pStyle w:val="NormalWeb"/>
         <w:numPr>
           <w:ilvl w:val="0"/>
-          <w:numId w:val="5"/>
+          <w:numId w:val="14"/>
         </w:numPr>
         <w:jc w:val="both"/>
         <w:rPr>
-          <w:rFonts w:ascii="Arial" w:hAnsi="Arial" w:cs="Arial"/>
-          <w:sz w:val="20"/>
-        </w:rPr>
-      </w:pPr>
-      <w:r>
-        <w:rPr>
-          <w:rFonts w:ascii="Arial" w:hAnsi="Arial" w:cs="Arial"/>
-          <w:sz w:val="20"/>
-        </w:rPr>
-        <w:t xml:space="preserve">Added selective caching using </w:t>
-      </w:r>
-      <w:r>
-        <w:rPr>
-          <w:rStyle w:val="Strong"/>
-          <w:rFonts w:ascii="Arial" w:hAnsi="Arial" w:cs="Arial"/>
-          <w:sz w:val="20"/>
-        </w:rPr>
-        <w:t>Redis</w:t>
-      </w:r>
-      <w:r>
-        <w:rPr>
-          <w:rFonts w:ascii="Arial" w:hAnsi="Arial" w:cs="Arial"/>
-          <w:sz w:val="20"/>
-        </w:rPr>
-        <w:t xml:space="preserve"> patterns to reduce redundant database reads and stabilize performance during periodic traffic bursts.</w:t>
+          <w:sz w:val="22"/>
+        </w:rPr>
+      </w:pPr>
+      <w:r>
+        <w:rPr>
+          <w:sz w:val="22"/>
+        </w:rPr>
+        <w:t>Enhanced application performance by refactoring synchronous endpoints into asynchronous processing patterns, reducing request blocking and improving throughput under concurrent load.</w:t>
       </w:r>
     </w:p>
     <w:p>
@@ -2457,20 +1316,31 @@
         <w:pStyle w:val="NormalWeb"/>
         <w:numPr>
           <w:ilvl w:val="0"/>
-          <w:numId w:val="5"/>
+          <w:numId w:val="14"/>
         </w:numPr>
         <w:jc w:val="both"/>
         <w:rPr>
-          <w:rFonts w:ascii="Arial" w:hAnsi="Arial" w:cs="Arial"/>
-          <w:sz w:val="20"/>
-        </w:rPr>
-      </w:pPr>
-      <w:r>
-        <w:rPr>
-          <w:rFonts w:ascii="Arial" w:hAnsi="Arial" w:cs="Arial"/>
-          <w:sz w:val="20"/>
-        </w:rPr>
-        <w:t>Built integrations with third-party systems using defensive retries, rate limits, and payload normalization to keep external variability from leaking into core service behavior.</w:t>
+          <w:sz w:val="22"/>
+        </w:rPr>
+      </w:pPr>
+      <w:r>
+        <w:rPr>
+          <w:sz w:val="22"/>
+        </w:rPr>
+        <w:t xml:space="preserve">Built background job systems using </w:t>
+      </w:r>
+      <w:r>
+        <w:rPr>
+          <w:rStyle w:val="Strong"/>
+          <w:sz w:val="22"/>
+        </w:rPr>
+        <w:t>Celery</w:t>
+      </w:r>
+      <w:r>
+        <w:rPr>
+          <w:sz w:val="22"/>
+        </w:rPr>
+        <w:t>, enabling asynchronous execution of email notifications, data exports, and scheduled workflows without affecting API responsiveness.</w:t>
       </w:r>
     </w:p>
     <w:p>
@@ -2478,50 +1348,18 @@
         <w:pStyle w:val="NormalWeb"/>
         <w:numPr>
           <w:ilvl w:val="0"/>
-          <w:numId w:val="5"/>
+          <w:numId w:val="14"/>
         </w:numPr>
         <w:jc w:val="both"/>
         <w:rPr>
-          <w:rFonts w:ascii="Arial" w:hAnsi="Arial" w:cs="Arial"/>
-          <w:sz w:val="20"/>
-        </w:rPr>
-      </w:pPr>
-      <w:r>
-        <w:rPr>
-          <w:rFonts w:ascii="Arial" w:hAnsi="Arial" w:cs="Arial"/>
-          <w:sz w:val="20"/>
-        </w:rPr>
-        <w:t xml:space="preserve">Introduced structured logging and baseline metrics, later extending visibility using </w:t>
-      </w:r>
-      <w:r>
-        <w:rPr>
-          <w:rStyle w:val="Strong"/>
-          <w:rFonts w:ascii="Arial" w:hAnsi="Arial" w:cs="Arial"/>
-          <w:sz w:val="20"/>
-        </w:rPr>
-        <w:t>OpenTelemetry</w:t>
-      </w:r>
-      <w:r>
-        <w:rPr>
-          <w:rFonts w:ascii="Arial" w:hAnsi="Arial" w:cs="Arial"/>
-          <w:sz w:val="20"/>
-        </w:rPr>
-        <w:t xml:space="preserve"> concepts and log aggregation aligned with </w:t>
-      </w:r>
-      <w:r>
-        <w:rPr>
-          <w:rStyle w:val="Strong"/>
-          <w:rFonts w:ascii="Arial" w:hAnsi="Arial" w:cs="Arial"/>
-          <w:sz w:val="20"/>
-        </w:rPr>
-        <w:t>ELK/EFK</w:t>
-      </w:r>
-      <w:r>
-        <w:rPr>
-          <w:rFonts w:ascii="Arial" w:hAnsi="Arial" w:cs="Arial"/>
-          <w:sz w:val="20"/>
-        </w:rPr>
-        <w:t xml:space="preserve"> practices.</w:t>
+          <w:sz w:val="22"/>
+        </w:rPr>
+      </w:pPr>
+      <w:r>
+        <w:rPr>
+          <w:sz w:val="22"/>
+        </w:rPr>
+        <w:t>Introduced role-based access control mechanisms aligned with backend services, improving security posture and reducing unauthorized data exposure risks.</w:t>
       </w:r>
     </w:p>
     <w:p>
@@ -2529,35 +1367,40 @@
         <w:pStyle w:val="NormalWeb"/>
         <w:numPr>
           <w:ilvl w:val="0"/>
-          <w:numId w:val="5"/>
+          <w:numId w:val="14"/>
         </w:numPr>
         <w:jc w:val="both"/>
         <w:rPr>
-          <w:rFonts w:ascii="Arial" w:hAnsi="Arial" w:cs="Arial"/>
-          <w:sz w:val="20"/>
-        </w:rPr>
-      </w:pPr>
-      <w:r>
-        <w:rPr>
-          <w:rFonts w:ascii="Arial" w:hAnsi="Arial" w:cs="Arial"/>
-          <w:sz w:val="20"/>
-        </w:rPr>
-        <w:t xml:space="preserve">Containerized services with </w:t>
-      </w:r>
+          <w:sz w:val="22"/>
+        </w:rPr>
+      </w:pPr>
+      <w:r>
+        <w:rPr>
+          <w:sz w:val="22"/>
+        </w:rPr>
+        <w:t xml:space="preserve">Optimized search functionality using </w:t>
+      </w:r>
+      <w:proofErr w:type="spellStart"/>
       <w:r>
         <w:rPr>
           <w:rStyle w:val="Strong"/>
-          <w:rFonts w:ascii="Arial" w:hAnsi="Arial" w:cs="Arial"/>
-          <w:sz w:val="20"/>
-        </w:rPr>
-        <w:t>Docker</w:t>
-      </w:r>
-      <w:r>
-        <w:rPr>
-          <w:rFonts w:ascii="Arial" w:hAnsi="Arial" w:cs="Arial"/>
-          <w:sz w:val="20"/>
-        </w:rPr>
-        <w:t xml:space="preserve"> to standardize local and staging environments and reduce “works on my machine” deployment defects.</w:t>
+          <w:sz w:val="22"/>
+        </w:rPr>
+        <w:t>Elasticsearch</w:t>
+      </w:r>
+      <w:proofErr w:type="spellEnd"/>
+      <w:r>
+        <w:rPr>
+          <w:rStyle w:val="Strong"/>
+          <w:sz w:val="22"/>
+        </w:rPr>
+        <w:t xml:space="preserve"> (7.x)</w:t>
+      </w:r>
+      <w:r>
+        <w:rPr>
+          <w:sz w:val="22"/>
+        </w:rPr>
+        <w:t>, improving query relevance and reducing search latency for large datasets.</w:t>
       </w:r>
     </w:p>
     <w:p>
@@ -2565,50 +1408,18 @@
         <w:pStyle w:val="NormalWeb"/>
         <w:numPr>
           <w:ilvl w:val="0"/>
-          <w:numId w:val="5"/>
+          <w:numId w:val="14"/>
         </w:numPr>
         <w:jc w:val="both"/>
         <w:rPr>
-          <w:rFonts w:ascii="Arial" w:hAnsi="Arial" w:cs="Arial"/>
-          <w:sz w:val="20"/>
-        </w:rPr>
-      </w:pPr>
-      <w:r>
-        <w:rPr>
-          <w:rFonts w:ascii="Arial" w:hAnsi="Arial" w:cs="Arial"/>
-          <w:sz w:val="20"/>
-        </w:rPr>
-        <w:t xml:space="preserve">Supported cloud deployment workflows on </w:t>
-      </w:r>
-      <w:r>
-        <w:rPr>
-          <w:rStyle w:val="Strong"/>
-          <w:rFonts w:ascii="Arial" w:hAnsi="Arial" w:cs="Arial"/>
-          <w:sz w:val="20"/>
-        </w:rPr>
-        <w:t>AWS</w:t>
-      </w:r>
-      <w:r>
-        <w:rPr>
-          <w:rFonts w:ascii="Arial" w:hAnsi="Arial" w:cs="Arial"/>
-          <w:sz w:val="20"/>
-        </w:rPr>
-        <w:t xml:space="preserve"> and contributed to infrastructure automation efforts using </w:t>
-      </w:r>
-      <w:r>
-        <w:rPr>
-          <w:rStyle w:val="Strong"/>
-          <w:rFonts w:ascii="Arial" w:hAnsi="Arial" w:cs="Arial"/>
-          <w:sz w:val="20"/>
-        </w:rPr>
-        <w:t>Terraform</w:t>
-      </w:r>
-      <w:r>
-        <w:rPr>
-          <w:rFonts w:ascii="Arial" w:hAnsi="Arial" w:cs="Arial"/>
-          <w:sz w:val="20"/>
-        </w:rPr>
-        <w:t xml:space="preserve"> patterns for repeatability and environment consistency.</w:t>
+          <w:sz w:val="22"/>
+        </w:rPr>
+      </w:pPr>
+      <w:r>
+        <w:rPr>
+          <w:sz w:val="22"/>
+        </w:rPr>
+        <w:t>Migrated legacy SQL queries into optimized ORM-based structures while maintaining performance through indexing and query tuning strategies.</w:t>
       </w:r>
     </w:p>
     <w:p>
@@ -2616,35 +1427,18 @@
         <w:pStyle w:val="NormalWeb"/>
         <w:numPr>
           <w:ilvl w:val="0"/>
-          <w:numId w:val="5"/>
+          <w:numId w:val="14"/>
         </w:numPr>
         <w:jc w:val="both"/>
         <w:rPr>
-          <w:rFonts w:ascii="Arial" w:hAnsi="Arial" w:cs="Arial"/>
-          <w:sz w:val="20"/>
-        </w:rPr>
-      </w:pPr>
-      <w:r>
-        <w:rPr>
-          <w:rFonts w:ascii="Arial" w:hAnsi="Arial" w:cs="Arial"/>
-          <w:sz w:val="20"/>
-        </w:rPr>
-        <w:t xml:space="preserve">Worked with search and filtering use cases by shaping data for indexing and retrieval, preparing for adoption of </w:t>
-      </w:r>
-      <w:r>
-        <w:rPr>
-          <w:rStyle w:val="Strong"/>
-          <w:rFonts w:ascii="Arial" w:hAnsi="Arial" w:cs="Arial"/>
-          <w:sz w:val="20"/>
-        </w:rPr>
-        <w:t>Elasticsearch/OpenSearch</w:t>
-      </w:r>
-      <w:r>
-        <w:rPr>
-          <w:rFonts w:ascii="Arial" w:hAnsi="Arial" w:cs="Arial"/>
-          <w:sz w:val="20"/>
-        </w:rPr>
-        <w:t>-style query experiences.</w:t>
+          <w:sz w:val="22"/>
+        </w:rPr>
+      </w:pPr>
+      <w:r>
+        <w:rPr>
+          <w:sz w:val="22"/>
+        </w:rPr>
+        <w:t>Implemented API rate limiting and request throttling to prevent abuse and stabilize system behavior during unexpected traffic spikes.</w:t>
       </w:r>
     </w:p>
     <w:p>
@@ -2652,35 +1446,18 @@
         <w:pStyle w:val="NormalWeb"/>
         <w:numPr>
           <w:ilvl w:val="0"/>
-          <w:numId w:val="5"/>
+          <w:numId w:val="14"/>
         </w:numPr>
         <w:jc w:val="both"/>
         <w:rPr>
-          <w:rFonts w:ascii="Arial" w:hAnsi="Arial" w:cs="Arial"/>
-          <w:sz w:val="20"/>
-        </w:rPr>
-      </w:pPr>
-      <w:r>
-        <w:rPr>
-          <w:rFonts w:ascii="Arial" w:hAnsi="Arial" w:cs="Arial"/>
-          <w:sz w:val="20"/>
-        </w:rPr>
-        <w:t xml:space="preserve">Collaborated across product and design to deliver end-to-end features, pairing backend contracts with UI-facing needs and documenting APIs using </w:t>
-      </w:r>
-      <w:r>
-        <w:rPr>
-          <w:rStyle w:val="Strong"/>
-          <w:rFonts w:ascii="Arial" w:hAnsi="Arial" w:cs="Arial"/>
-          <w:sz w:val="20"/>
-        </w:rPr>
-        <w:t>OpenAPI/Swagger</w:t>
-      </w:r>
-      <w:r>
-        <w:rPr>
-          <w:rFonts w:ascii="Arial" w:hAnsi="Arial" w:cs="Arial"/>
-          <w:sz w:val="20"/>
-        </w:rPr>
-        <w:t>.</w:t>
+          <w:sz w:val="22"/>
+        </w:rPr>
+      </w:pPr>
+      <w:r>
+        <w:rPr>
+          <w:sz w:val="22"/>
+        </w:rPr>
+        <w:t>Collaborated with frontend teams to design efficient API consumption patterns, reducing redundant calls and improving overall system efficiency.</w:t>
       </w:r>
     </w:p>
     <w:p>
@@ -2688,62 +1465,28 @@
         <w:pStyle w:val="NormalWeb"/>
         <w:numPr>
           <w:ilvl w:val="0"/>
-          <w:numId w:val="5"/>
+          <w:numId w:val="14"/>
         </w:numPr>
         <w:jc w:val="both"/>
-        <w:rPr>
-          <w:rFonts w:ascii="Arial" w:hAnsi="Arial" w:cs="Arial"/>
-          <w:sz w:val="20"/>
-        </w:rPr>
-      </w:pPr>
-      <w:r>
-        <w:rPr>
-          <w:rFonts w:ascii="Arial" w:hAnsi="Arial" w:cs="Arial"/>
-          <w:sz w:val="20"/>
-        </w:rPr>
-        <w:t>Improved reliability through pragmatic fault tolerance, including timeouts, circuit-style safeguards, and backoff to reduce cascading failures during partner instability.</w:t>
-      </w:r>
-    </w:p>
-    <w:p>
-      <w:pPr>
-        <w:pStyle w:val="NormalWeb"/>
-        <w:numPr>
-          <w:ilvl w:val="0"/>
-          <w:numId w:val="5"/>
-        </w:numPr>
-        <w:jc w:val="both"/>
-        <w:rPr>
-          <w:rFonts w:ascii="Arial" w:hAnsi="Arial" w:cs="Arial"/>
-          <w:sz w:val="20"/>
-        </w:rPr>
-      </w:pPr>
-      <w:r>
-        <w:rPr>
-          <w:rFonts w:ascii="Arial" w:hAnsi="Arial" w:cs="Arial"/>
-          <w:sz w:val="20"/>
-        </w:rPr>
-        <w:t>Participated in code reviews and refactoring initiatives, steadily improving maintainability through clearer module boundaries and consistent service conventions.</w:t>
-      </w:r>
-    </w:p>
-    <w:p>
-      <w:pPr>
-        <w:pStyle w:val="NormalWeb"/>
-        <w:numPr>
-          <w:ilvl w:val="0"/>
-          <w:numId w:val="5"/>
-        </w:numPr>
-        <w:jc w:val="both"/>
-        <w:rPr>
-          <w:rFonts w:ascii="Arial" w:hAnsi="Arial" w:cs="Arial"/>
-          <w:sz w:val="20"/>
-        </w:rPr>
-      </w:pPr>
-      <w:r>
-        <w:rPr>
-          <w:rFonts w:ascii="Arial" w:hAnsi="Arial" w:cs="Arial"/>
-          <w:sz w:val="20"/>
-        </w:rPr>
-        <w:t>Strengthened quality gates via CI pipelines and automated checks, setting a foundation for later expansion into broader CI/CD tooling across multiple systems.</w:t>
+      </w:pPr>
+      <w:r>
+        <w:rPr>
+          <w:sz w:val="22"/>
+        </w:rPr>
+        <w:t xml:space="preserve">Improved deployment workflows using containerization with </w:t>
+      </w:r>
+      <w:r>
+        <w:rPr>
+          <w:rStyle w:val="Strong"/>
+          <w:sz w:val="22"/>
+        </w:rPr>
+        <w:t>Docker</w:t>
+      </w:r>
+      <w:r>
+        <w:rPr>
+          <w:sz w:val="22"/>
+        </w:rPr>
+        <w:t>, ensuring consistent environments across development and production systems.</w:t>
       </w:r>
     </w:p>
     <w:p>
@@ -2771,6 +1514,7 @@
       </w:r>
     </w:p>
     <w:p>
+      <w:proofErr w:type="gramStart"/>
       <w:r>
         <w:rPr>
           <w:rFonts w:ascii="Arial" w:eastAsia="Arial" w:hAnsi="Arial" w:cs="Arial"/>
@@ -2782,6 +1526,7 @@
         </w:rPr>
         <w:t>Centric Tech Inc.</w:t>
       </w:r>
+      <w:proofErr w:type="gramEnd"/>
     </w:p>
     <w:p>
       <w:r>
@@ -2799,35 +1544,31 @@
         <w:pStyle w:val="NormalWeb"/>
         <w:numPr>
           <w:ilvl w:val="0"/>
-          <w:numId w:val="7"/>
+          <w:numId w:val="15"/>
         </w:numPr>
         <w:jc w:val="both"/>
         <w:rPr>
-          <w:rFonts w:ascii="Arial" w:hAnsi="Arial" w:cs="Arial"/>
-          <w:sz w:val="20"/>
-        </w:rPr>
-      </w:pPr>
-      <w:r>
-        <w:rPr>
-          <w:rFonts w:ascii="Arial" w:hAnsi="Arial" w:cs="Arial"/>
-          <w:sz w:val="20"/>
-        </w:rPr>
-        <w:t xml:space="preserve">Developed and maintained backend features using </w:t>
+          <w:sz w:val="22"/>
+        </w:rPr>
+      </w:pPr>
+      <w:r>
+        <w:rPr>
+          <w:sz w:val="22"/>
+        </w:rPr>
+        <w:t xml:space="preserve">Developed backend modules using </w:t>
       </w:r>
       <w:r>
         <w:rPr>
           <w:rStyle w:val="Strong"/>
-          <w:rFonts w:ascii="Arial" w:hAnsi="Arial" w:cs="Arial"/>
-          <w:sz w:val="20"/>
-        </w:rPr>
-        <w:t>Python</w:t>
-      </w:r>
-      <w:r>
-        <w:rPr>
-          <w:rFonts w:ascii="Arial" w:hAnsi="Arial" w:cs="Arial"/>
-          <w:sz w:val="20"/>
-        </w:rPr>
-        <w:t>, focusing on stable business workflows and clear service boundaries for internal and client-facing applications.</w:t>
+          <w:sz w:val="22"/>
+        </w:rPr>
+        <w:t>Python (2.7–3.6)</w:t>
+      </w:r>
+      <w:r>
+        <w:rPr>
+          <w:sz w:val="22"/>
+        </w:rPr>
+        <w:t xml:space="preserve"> and early Django frameworks, supporting internal business systems focused on reporting, data processing, and workflow automation.</w:t>
       </w:r>
     </w:p>
     <w:p>
@@ -2835,35 +1576,18 @@
         <w:pStyle w:val="NormalWeb"/>
         <w:numPr>
           <w:ilvl w:val="0"/>
-          <w:numId w:val="7"/>
+          <w:numId w:val="15"/>
         </w:numPr>
         <w:jc w:val="both"/>
         <w:rPr>
-          <w:rFonts w:ascii="Arial" w:hAnsi="Arial" w:cs="Arial"/>
-          <w:sz w:val="20"/>
-        </w:rPr>
-      </w:pPr>
-      <w:r>
-        <w:rPr>
-          <w:rFonts w:ascii="Arial" w:hAnsi="Arial" w:cs="Arial"/>
-          <w:sz w:val="20"/>
-        </w:rPr>
-        <w:t xml:space="preserve">Built and documented </w:t>
-      </w:r>
-      <w:r>
-        <w:rPr>
-          <w:rStyle w:val="Strong"/>
-          <w:rFonts w:ascii="Arial" w:hAnsi="Arial" w:cs="Arial"/>
-          <w:sz w:val="20"/>
-        </w:rPr>
-        <w:t>RESTful</w:t>
-      </w:r>
-      <w:r>
-        <w:rPr>
-          <w:rFonts w:ascii="Arial" w:hAnsi="Arial" w:cs="Arial"/>
-          <w:sz w:val="20"/>
-        </w:rPr>
-        <w:t xml:space="preserve"> endpoints, enforcing request validation and consistent serialization to reduce integration defects across consuming clients.</w:t>
+          <w:sz w:val="22"/>
+        </w:rPr>
+      </w:pPr>
+      <w:r>
+        <w:rPr>
+          <w:sz w:val="22"/>
+        </w:rPr>
+        <w:t>Built CRUD and reporting features with strong validation logic, ensuring data consistency and reducing manual correction efforts for operational teams.</w:t>
       </w:r>
     </w:p>
     <w:p>
@@ -2871,50 +1595,18 @@
         <w:pStyle w:val="NormalWeb"/>
         <w:numPr>
           <w:ilvl w:val="0"/>
-          <w:numId w:val="7"/>
+          <w:numId w:val="15"/>
         </w:numPr>
         <w:jc w:val="both"/>
         <w:rPr>
-          <w:rFonts w:ascii="Arial" w:hAnsi="Arial" w:cs="Arial"/>
-          <w:sz w:val="20"/>
-        </w:rPr>
-      </w:pPr>
-      <w:r>
-        <w:rPr>
-          <w:rFonts w:ascii="Arial" w:hAnsi="Arial" w:cs="Arial"/>
-          <w:sz w:val="20"/>
-        </w:rPr>
-        <w:t xml:space="preserve">Implemented relational persistence using </w:t>
-      </w:r>
-      <w:r>
-        <w:rPr>
-          <w:rStyle w:val="Strong"/>
-          <w:rFonts w:ascii="Arial" w:hAnsi="Arial" w:cs="Arial"/>
-          <w:sz w:val="20"/>
-        </w:rPr>
-        <w:t>MySQL</w:t>
-      </w:r>
-      <w:r>
-        <w:rPr>
-          <w:rFonts w:ascii="Arial" w:hAnsi="Arial" w:cs="Arial"/>
-          <w:sz w:val="20"/>
-        </w:rPr>
-        <w:t xml:space="preserve"> and </w:t>
-      </w:r>
-      <w:r>
-        <w:rPr>
-          <w:rStyle w:val="Strong"/>
-          <w:rFonts w:ascii="Arial" w:hAnsi="Arial" w:cs="Arial"/>
-          <w:sz w:val="20"/>
-        </w:rPr>
-        <w:t>SQL Server</w:t>
-      </w:r>
-      <w:r>
-        <w:rPr>
-          <w:rFonts w:ascii="Arial" w:hAnsi="Arial" w:cs="Arial"/>
-          <w:sz w:val="20"/>
-        </w:rPr>
-        <w:t>, improving query performance through indexing and careful transaction handling.</w:t>
+          <w:sz w:val="22"/>
+        </w:rPr>
+      </w:pPr>
+      <w:r>
+        <w:rPr>
+          <w:sz w:val="22"/>
+        </w:rPr>
+        <w:t>Resolved a major bug in reporting pipelines where incorrect joins caused duplicate records, redesigning SQL queries to ensure accurate aggregation and reporting outputs.</w:t>
       </w:r>
     </w:p>
     <w:p>
@@ -2922,20 +1614,31 @@
         <w:pStyle w:val="NormalWeb"/>
         <w:numPr>
           <w:ilvl w:val="0"/>
-          <w:numId w:val="7"/>
+          <w:numId w:val="15"/>
         </w:numPr>
         <w:jc w:val="both"/>
         <w:rPr>
-          <w:rFonts w:ascii="Arial" w:hAnsi="Arial" w:cs="Arial"/>
-          <w:sz w:val="20"/>
-        </w:rPr>
-      </w:pPr>
-      <w:r>
-        <w:rPr>
-          <w:rFonts w:ascii="Arial" w:hAnsi="Arial" w:cs="Arial"/>
-          <w:sz w:val="20"/>
-        </w:rPr>
-        <w:t>Added early asynchronous processing patterns for batch and scheduled jobs, improving responsiveness for long-running operations and operational reporting workloads.</w:t>
+          <w:sz w:val="22"/>
+        </w:rPr>
+      </w:pPr>
+      <w:r>
+        <w:rPr>
+          <w:sz w:val="22"/>
+        </w:rPr>
+        <w:t xml:space="preserve">Implemented scheduled data processing scripts to handle batch operations efficiently, reducing processing time for large datasets by </w:t>
+      </w:r>
+      <w:r>
+        <w:rPr>
+          <w:rStyle w:val="Strong"/>
+          <w:sz w:val="22"/>
+        </w:rPr>
+        <w:t>25%</w:t>
+      </w:r>
+      <w:r>
+        <w:rPr>
+          <w:sz w:val="22"/>
+        </w:rPr>
+        <w:t>.</w:t>
       </w:r>
     </w:p>
     <w:p>
@@ -2943,20 +1646,31 @@
         <w:pStyle w:val="NormalWeb"/>
         <w:numPr>
           <w:ilvl w:val="0"/>
-          <w:numId w:val="7"/>
+          <w:numId w:val="15"/>
         </w:numPr>
         <w:jc w:val="both"/>
         <w:rPr>
-          <w:rFonts w:ascii="Arial" w:hAnsi="Arial" w:cs="Arial"/>
-          <w:sz w:val="20"/>
-        </w:rPr>
-      </w:pPr>
-      <w:r>
-        <w:rPr>
-          <w:rFonts w:ascii="Arial" w:hAnsi="Arial" w:cs="Arial"/>
-          <w:sz w:val="20"/>
-        </w:rPr>
-        <w:t>Introduced structured logging conventions and basic monitoring hooks that improved incident triage and reduced mean time to isolate defects.</w:t>
+          <w:sz w:val="22"/>
+        </w:rPr>
+      </w:pPr>
+      <w:r>
+        <w:rPr>
+          <w:sz w:val="22"/>
+        </w:rPr>
+        <w:t xml:space="preserve">Maintained and enhanced relational database schemas in </w:t>
+      </w:r>
+      <w:r>
+        <w:rPr>
+          <w:rStyle w:val="Strong"/>
+          <w:sz w:val="22"/>
+        </w:rPr>
+        <w:t>MySQL</w:t>
+      </w:r>
+      <w:r>
+        <w:rPr>
+          <w:sz w:val="22"/>
+        </w:rPr>
+        <w:t>, ensuring stability and supporting evolving business requirements.</w:t>
       </w:r>
     </w:p>
     <w:p>
@@ -2964,20 +1678,34 @@
         <w:pStyle w:val="NormalWeb"/>
         <w:numPr>
           <w:ilvl w:val="0"/>
-          <w:numId w:val="7"/>
+          <w:numId w:val="15"/>
         </w:numPr>
         <w:jc w:val="both"/>
         <w:rPr>
-          <w:rFonts w:ascii="Arial" w:hAnsi="Arial" w:cs="Arial"/>
-          <w:sz w:val="20"/>
-        </w:rPr>
-      </w:pPr>
-      <w:r>
-        <w:rPr>
-          <w:rFonts w:ascii="Arial" w:hAnsi="Arial" w:cs="Arial"/>
-          <w:sz w:val="20"/>
-        </w:rPr>
-        <w:t>Supported deployments and environment configuration, building repeatable runbooks and improving release hygiene through consistent configuration management.</w:t>
+          <w:sz w:val="22"/>
+        </w:rPr>
+      </w:pPr>
+      <w:r>
+        <w:rPr>
+          <w:sz w:val="22"/>
+        </w:rPr>
+        <w:t xml:space="preserve">Introduced basic caching strategies using </w:t>
+      </w:r>
+      <w:proofErr w:type="spellStart"/>
+      <w:proofErr w:type="gramStart"/>
+      <w:r>
+        <w:rPr>
+          <w:sz w:val="22"/>
+        </w:rPr>
+        <w:t>Redis</w:t>
+      </w:r>
+      <w:proofErr w:type="spellEnd"/>
+      <w:proofErr w:type="gramEnd"/>
+      <w:r>
+        <w:rPr>
+          <w:sz w:val="22"/>
+        </w:rPr>
+        <w:t xml:space="preserve"> to improve performance for frequently accessed datasets.</w:t>
       </w:r>
     </w:p>
     <w:p>
@@ -2985,20 +1713,18 @@
         <w:pStyle w:val="NormalWeb"/>
         <w:numPr>
           <w:ilvl w:val="0"/>
-          <w:numId w:val="7"/>
+          <w:numId w:val="15"/>
         </w:numPr>
         <w:jc w:val="both"/>
         <w:rPr>
-          <w:rFonts w:ascii="Arial" w:hAnsi="Arial" w:cs="Arial"/>
-          <w:sz w:val="20"/>
-        </w:rPr>
-      </w:pPr>
-      <w:r>
-        <w:rPr>
-          <w:rFonts w:ascii="Arial" w:hAnsi="Arial" w:cs="Arial"/>
-          <w:sz w:val="20"/>
-        </w:rPr>
-        <w:t>Collaborated with senior engineers to refine architecture decisions, gradually taking ownership of larger modules and cross-team integration points.</w:t>
+          <w:sz w:val="22"/>
+        </w:rPr>
+      </w:pPr>
+      <w:r>
+        <w:rPr>
+          <w:sz w:val="22"/>
+        </w:rPr>
+        <w:t>Supported migration efforts from older Python versions to modern runtime environments, ensuring compatibility and reducing technical debt.</w:t>
       </w:r>
     </w:p>
     <w:p>
@@ -3006,20 +1732,18 @@
         <w:pStyle w:val="NormalWeb"/>
         <w:numPr>
           <w:ilvl w:val="0"/>
-          <w:numId w:val="7"/>
+          <w:numId w:val="15"/>
         </w:numPr>
         <w:jc w:val="both"/>
         <w:rPr>
-          <w:rFonts w:ascii="Arial" w:hAnsi="Arial" w:cs="Arial"/>
-          <w:sz w:val="20"/>
-        </w:rPr>
-      </w:pPr>
-      <w:r>
-        <w:rPr>
-          <w:rFonts w:ascii="Arial" w:hAnsi="Arial" w:cs="Arial"/>
-          <w:sz w:val="20"/>
-        </w:rPr>
-        <w:t>Debugged production issues by tracing execution paths, analyzing logs, and delivering targeted fixes with minimal disruption to customer operations.</w:t>
+          <w:sz w:val="22"/>
+        </w:rPr>
+      </w:pPr>
+      <w:r>
+        <w:rPr>
+          <w:sz w:val="22"/>
+        </w:rPr>
+        <w:t>Collaborated with cross-functional teams to debug production issues and deliver timely fixes, improving system reliability and user trust.</w:t>
       </w:r>
     </w:p>
     <w:p>
@@ -3027,77 +1751,15 @@
         <w:pStyle w:val="NormalWeb"/>
         <w:numPr>
           <w:ilvl w:val="0"/>
-          <w:numId w:val="7"/>
+          <w:numId w:val="15"/>
         </w:numPr>
         <w:jc w:val="both"/>
-        <w:rPr>
-          <w:rFonts w:ascii="Arial" w:hAnsi="Arial" w:cs="Arial"/>
-          <w:sz w:val="20"/>
-        </w:rPr>
-      </w:pPr>
-      <w:r>
-        <w:rPr>
-          <w:rFonts w:ascii="Arial" w:hAnsi="Arial" w:cs="Arial"/>
-          <w:sz w:val="20"/>
-        </w:rPr>
-        <w:t xml:space="preserve">Improved reliability by adding defensive input handling, permission checks, and early role-based access patterns aligned with </w:t>
-      </w:r>
-      <w:r>
-        <w:rPr>
-          <w:rStyle w:val="Strong"/>
-          <w:rFonts w:ascii="Arial" w:hAnsi="Arial" w:cs="Arial"/>
-          <w:sz w:val="20"/>
-        </w:rPr>
-        <w:t>RBAC</w:t>
-      </w:r>
-      <w:r>
-        <w:rPr>
-          <w:rFonts w:ascii="Arial" w:hAnsi="Arial" w:cs="Arial"/>
-          <w:sz w:val="20"/>
-        </w:rPr>
-        <w:t xml:space="preserve"> principles.</w:t>
-      </w:r>
-    </w:p>
-    <w:p>
-      <w:pPr>
-        <w:pStyle w:val="NormalWeb"/>
-        <w:numPr>
-          <w:ilvl w:val="0"/>
-          <w:numId w:val="7"/>
-        </w:numPr>
-        <w:jc w:val="both"/>
-        <w:rPr>
-          <w:rFonts w:ascii="Arial" w:hAnsi="Arial" w:cs="Arial"/>
-          <w:sz w:val="20"/>
-        </w:rPr>
-      </w:pPr>
-      <w:r>
-        <w:rPr>
-          <w:rFonts w:ascii="Arial" w:hAnsi="Arial" w:cs="Arial"/>
-          <w:sz w:val="20"/>
-        </w:rPr>
-        <w:t>Contributed to incremental refactoring of legacy modules into cleaner components, reducing technical debt while preserving business continuity.</w:t>
-      </w:r>
-    </w:p>
-    <w:p>
-      <w:pPr>
-        <w:pStyle w:val="NormalWeb"/>
-        <w:numPr>
-          <w:ilvl w:val="0"/>
-          <w:numId w:val="7"/>
-        </w:numPr>
-        <w:jc w:val="both"/>
-        <w:rPr>
-          <w:rFonts w:ascii="Arial" w:hAnsi="Arial" w:cs="Arial"/>
-          <w:sz w:val="20"/>
-        </w:rPr>
-      </w:pPr>
-      <w:r>
-        <w:rPr>
-          <w:rFonts w:ascii="Arial" w:hAnsi="Arial" w:cs="Arial"/>
-          <w:sz w:val="20"/>
-        </w:rPr>
-        <w:t>Partnered with QA and stakeholders to translate requirements into testable deliverables, improving release confidence through repeatable verification steps.</w:t>
+      </w:pPr>
+      <w:r>
+        <w:rPr>
+          <w:sz w:val="22"/>
+        </w:rPr>
+        <w:t>Improved logging practices to better capture system behavior and assist in debugging operational issues.</w:t>
       </w:r>
     </w:p>
     <w:p>
@@ -3115,7 +1777,6 @@
           <w:sz w:val="24"/>
           <w:szCs w:val="24"/>
         </w:rPr>
-        <w:lastRenderedPageBreak/>
         <w:t>EDUCATION</w:t>
       </w:r>
     </w:p>
@@ -3171,503 +1832,53 @@
         <w:spacing w:after="80"/>
         <w:jc w:val="both"/>
         <w:rPr>
-          <w:rFonts w:ascii="Arial" w:hAnsi="Arial" w:cs="Arial"/>
-        </w:rPr>
-      </w:pPr>
-      <w:r>
-        <w:rPr>
-          <w:rFonts w:ascii="Arial" w:hAnsi="Arial" w:cs="Arial"/>
+          <w:sz w:val="22"/>
+        </w:rPr>
+      </w:pPr>
+      <w:r>
+        <w:rPr>
+          <w:sz w:val="22"/>
         </w:rPr>
         <w:t xml:space="preserve">Focused on strong fundamentals in </w:t>
       </w:r>
       <w:r>
         <w:rPr>
           <w:rStyle w:val="Strong"/>
-          <w:rFonts w:ascii="Arial" w:hAnsi="Arial" w:cs="Arial"/>
+          <w:sz w:val="22"/>
         </w:rPr>
         <w:t>software engineering</w:t>
       </w:r>
       <w:r>
         <w:rPr>
-          <w:rFonts w:ascii="Arial" w:hAnsi="Arial" w:cs="Arial"/>
+          <w:sz w:val="22"/>
         </w:rPr>
         <w:t xml:space="preserve">, </w:t>
       </w:r>
       <w:r>
         <w:rPr>
           <w:rStyle w:val="Strong"/>
-          <w:rFonts w:ascii="Arial" w:hAnsi="Arial" w:cs="Arial"/>
+          <w:sz w:val="22"/>
         </w:rPr>
         <w:t>databases</w:t>
       </w:r>
       <w:r>
         <w:rPr>
-          <w:rFonts w:ascii="Arial" w:hAnsi="Arial" w:cs="Arial"/>
+          <w:sz w:val="22"/>
         </w:rPr>
         <w:t xml:space="preserve">, and </w:t>
       </w:r>
       <w:r>
         <w:rPr>
           <w:rStyle w:val="Strong"/>
-          <w:rFonts w:ascii="Arial" w:hAnsi="Arial" w:cs="Arial"/>
+          <w:sz w:val="22"/>
         </w:rPr>
         <w:t>distributed computing</w:t>
       </w:r>
       <w:r>
         <w:rPr>
-          <w:rFonts w:ascii="Arial" w:hAnsi="Arial" w:cs="Arial"/>
+          <w:sz w:val="22"/>
         </w:rPr>
         <w:t>, reinforced through team projects emphasizing production-style design and testing practices.</w:t>
-      </w:r>
-    </w:p>
-    <w:p>
-      <w:pPr>
-        <w:pBdr>
-          <w:bottom w:val="single" w:sz="6" w:space="0" w:color="111111"/>
-        </w:pBdr>
-        <w:spacing w:before="120" w:after="80"/>
-      </w:pPr>
-      <w:r>
-        <w:rPr>
-          <w:b/>
-          <w:bCs/>
-          <w:color w:val="111111"/>
-          <w:sz w:val="24"/>
-          <w:szCs w:val="24"/>
-        </w:rPr>
-        <w:t>PROJECTS</w:t>
-      </w:r>
-    </w:p>
-    <w:p>
-      <w:pPr>
-        <w:pStyle w:val="NormalWeb"/>
-        <w:jc w:val="both"/>
-        <w:rPr>
-          <w:rFonts w:ascii="Arial" w:hAnsi="Arial" w:cs="Arial"/>
-          <w:sz w:val="20"/>
-        </w:rPr>
-      </w:pPr>
-      <w:r>
-        <w:rPr>
-          <w:rStyle w:val="Strong"/>
-          <w:rFonts w:ascii="Arial" w:hAnsi="Arial" w:cs="Arial"/>
-          <w:sz w:val="20"/>
-        </w:rPr>
-        <w:t>Event-Driven Workflow Orchestrator (SaaS Platform)</w:t>
-      </w:r>
-    </w:p>
-    <w:p>
-      <w:pPr>
-        <w:pStyle w:val="NormalWeb"/>
-        <w:numPr>
-          <w:ilvl w:val="0"/>
-          <w:numId w:val="12"/>
-        </w:numPr>
-        <w:jc w:val="both"/>
-        <w:rPr>
-          <w:rFonts w:ascii="Arial" w:hAnsi="Arial" w:cs="Arial"/>
-          <w:sz w:val="20"/>
-        </w:rPr>
-      </w:pPr>
-      <w:r>
-        <w:rPr>
-          <w:rFonts w:ascii="Arial" w:hAnsi="Arial" w:cs="Arial"/>
-          <w:sz w:val="20"/>
-        </w:rPr>
-        <w:t xml:space="preserve">Built a </w:t>
-      </w:r>
-      <w:r>
-        <w:rPr>
-          <w:rStyle w:val="Strong"/>
-          <w:rFonts w:ascii="Arial" w:hAnsi="Arial" w:cs="Arial"/>
-          <w:sz w:val="20"/>
-        </w:rPr>
-        <w:t>Python</w:t>
-      </w:r>
-      <w:r>
-        <w:rPr>
-          <w:rFonts w:ascii="Arial" w:hAnsi="Arial" w:cs="Arial"/>
-          <w:sz w:val="20"/>
-        </w:rPr>
-        <w:t xml:space="preserve"> orchestration layer to coordinate multi-step workflows using </w:t>
-      </w:r>
-      <w:r>
-        <w:rPr>
-          <w:rStyle w:val="Strong"/>
-          <w:rFonts w:ascii="Arial" w:hAnsi="Arial" w:cs="Arial"/>
-          <w:sz w:val="20"/>
-        </w:rPr>
-        <w:t>EventBridge</w:t>
-      </w:r>
-      <w:r>
-        <w:rPr>
-          <w:rFonts w:ascii="Arial" w:hAnsi="Arial" w:cs="Arial"/>
-          <w:sz w:val="20"/>
-        </w:rPr>
-        <w:t xml:space="preserve">, </w:t>
-      </w:r>
-      <w:r>
-        <w:rPr>
-          <w:rStyle w:val="Strong"/>
-          <w:rFonts w:ascii="Arial" w:hAnsi="Arial" w:cs="Arial"/>
-          <w:sz w:val="20"/>
-        </w:rPr>
-        <w:t>Step Functions</w:t>
-      </w:r>
-      <w:r>
-        <w:rPr>
-          <w:rFonts w:ascii="Arial" w:hAnsi="Arial" w:cs="Arial"/>
-          <w:sz w:val="20"/>
-        </w:rPr>
-        <w:t xml:space="preserve">, and queue-backed workers with </w:t>
-      </w:r>
-      <w:r>
-        <w:rPr>
-          <w:rStyle w:val="Strong"/>
-          <w:rFonts w:ascii="Arial" w:hAnsi="Arial" w:cs="Arial"/>
-          <w:sz w:val="20"/>
-        </w:rPr>
-        <w:t>SQS/SNS</w:t>
-      </w:r>
-      <w:r>
-        <w:rPr>
-          <w:rFonts w:ascii="Arial" w:hAnsi="Arial" w:cs="Arial"/>
-          <w:sz w:val="20"/>
-        </w:rPr>
-        <w:t xml:space="preserve"> and </w:t>
-      </w:r>
-      <w:r>
-        <w:rPr>
-          <w:rStyle w:val="Strong"/>
-          <w:rFonts w:ascii="Arial" w:hAnsi="Arial" w:cs="Arial"/>
-          <w:sz w:val="20"/>
-        </w:rPr>
-        <w:t>Kafka</w:t>
-      </w:r>
-      <w:r>
-        <w:rPr>
-          <w:rFonts w:ascii="Arial" w:hAnsi="Arial" w:cs="Arial"/>
-          <w:sz w:val="20"/>
-        </w:rPr>
-        <w:t>-style patterns.</w:t>
-      </w:r>
-    </w:p>
-    <w:p>
-      <w:pPr>
-        <w:pStyle w:val="NormalWeb"/>
-        <w:numPr>
-          <w:ilvl w:val="0"/>
-          <w:numId w:val="12"/>
-        </w:numPr>
-        <w:jc w:val="both"/>
-        <w:rPr>
-          <w:rFonts w:ascii="Arial" w:hAnsi="Arial" w:cs="Arial"/>
-          <w:sz w:val="20"/>
-        </w:rPr>
-      </w:pPr>
-      <w:r>
-        <w:rPr>
-          <w:rFonts w:ascii="Arial" w:hAnsi="Arial" w:cs="Arial"/>
-          <w:sz w:val="20"/>
-        </w:rPr>
-        <w:t xml:space="preserve">Implemented </w:t>
-      </w:r>
-      <w:r>
-        <w:rPr>
-          <w:rStyle w:val="Strong"/>
-          <w:rFonts w:ascii="Arial" w:hAnsi="Arial" w:cs="Arial"/>
-          <w:sz w:val="20"/>
-        </w:rPr>
-        <w:t>idempotency</w:t>
-      </w:r>
-      <w:r>
-        <w:rPr>
-          <w:rFonts w:ascii="Arial" w:hAnsi="Arial" w:cs="Arial"/>
-          <w:sz w:val="20"/>
-        </w:rPr>
-        <w:t>, retry policies, and dead-letter handling to make long-running jobs safe to replay and easy to diagnose under partial failures.</w:t>
-      </w:r>
-    </w:p>
-    <w:p>
-      <w:pPr>
-        <w:pStyle w:val="NormalWeb"/>
-        <w:numPr>
-          <w:ilvl w:val="0"/>
-          <w:numId w:val="12"/>
-        </w:numPr>
-        <w:jc w:val="both"/>
-        <w:rPr>
-          <w:rFonts w:ascii="Arial" w:hAnsi="Arial" w:cs="Arial"/>
-          <w:sz w:val="20"/>
-        </w:rPr>
-      </w:pPr>
-      <w:r>
-        <w:rPr>
-          <w:rFonts w:ascii="Arial" w:hAnsi="Arial" w:cs="Arial"/>
-          <w:sz w:val="20"/>
-        </w:rPr>
-        <w:t xml:space="preserve">Added full-fidelity observability with </w:t>
-      </w:r>
-      <w:r>
-        <w:rPr>
-          <w:rStyle w:val="Strong"/>
-          <w:rFonts w:ascii="Arial" w:hAnsi="Arial" w:cs="Arial"/>
-          <w:sz w:val="20"/>
-        </w:rPr>
-        <w:t>OpenTelemetry</w:t>
-      </w:r>
-      <w:r>
-        <w:rPr>
-          <w:rFonts w:ascii="Arial" w:hAnsi="Arial" w:cs="Arial"/>
-          <w:sz w:val="20"/>
-        </w:rPr>
-        <w:t xml:space="preserve"> traces and structured logs shipped to </w:t>
-      </w:r>
-      <w:r>
-        <w:rPr>
-          <w:rStyle w:val="Strong"/>
-          <w:rFonts w:ascii="Arial" w:hAnsi="Arial" w:cs="Arial"/>
-          <w:sz w:val="20"/>
-        </w:rPr>
-        <w:t>Datadog</w:t>
-      </w:r>
-      <w:r>
-        <w:rPr>
-          <w:rFonts w:ascii="Arial" w:hAnsi="Arial" w:cs="Arial"/>
-          <w:sz w:val="20"/>
-        </w:rPr>
-        <w:t xml:space="preserve"> and </w:t>
-      </w:r>
-      <w:r>
-        <w:rPr>
-          <w:rStyle w:val="Strong"/>
-          <w:rFonts w:ascii="Arial" w:hAnsi="Arial" w:cs="Arial"/>
-          <w:sz w:val="20"/>
-        </w:rPr>
-        <w:t>ELK/EFK</w:t>
-      </w:r>
-      <w:r>
-        <w:rPr>
-          <w:rFonts w:ascii="Arial" w:hAnsi="Arial" w:cs="Arial"/>
-          <w:sz w:val="20"/>
-        </w:rPr>
-        <w:t>, improving debugging time for cross-service incidents.</w:t>
-      </w:r>
-    </w:p>
-    <w:p>
-      <w:pPr>
-        <w:pStyle w:val="NormalWeb"/>
-        <w:jc w:val="both"/>
-        <w:rPr>
-          <w:rFonts w:ascii="Arial" w:hAnsi="Arial" w:cs="Arial"/>
-          <w:sz w:val="20"/>
-        </w:rPr>
-      </w:pPr>
-      <w:r>
-        <w:rPr>
-          <w:rStyle w:val="Strong"/>
-          <w:rFonts w:ascii="Arial" w:hAnsi="Arial" w:cs="Arial"/>
-          <w:sz w:val="20"/>
-        </w:rPr>
-        <w:t>Search + Analytics Export Pipeline</w:t>
-      </w:r>
-    </w:p>
-    <w:p>
-      <w:pPr>
-        <w:pStyle w:val="NormalWeb"/>
-        <w:numPr>
-          <w:ilvl w:val="0"/>
-          <w:numId w:val="13"/>
-        </w:numPr>
-        <w:jc w:val="both"/>
-        <w:rPr>
-          <w:rFonts w:ascii="Arial" w:hAnsi="Arial" w:cs="Arial"/>
-          <w:sz w:val="20"/>
-        </w:rPr>
-      </w:pPr>
-      <w:r>
-        <w:rPr>
-          <w:rFonts w:ascii="Arial" w:hAnsi="Arial" w:cs="Arial"/>
-          <w:sz w:val="20"/>
-        </w:rPr>
-        <w:t xml:space="preserve">Delivered near-real-time indexing to </w:t>
-      </w:r>
-      <w:r>
-        <w:rPr>
-          <w:rStyle w:val="Strong"/>
-          <w:rFonts w:ascii="Arial" w:hAnsi="Arial" w:cs="Arial"/>
-          <w:sz w:val="20"/>
-        </w:rPr>
-        <w:t>Elasticsearch/OpenSearch</w:t>
-      </w:r>
-      <w:r>
-        <w:rPr>
-          <w:rFonts w:ascii="Arial" w:hAnsi="Arial" w:cs="Arial"/>
-          <w:sz w:val="20"/>
-        </w:rPr>
-        <w:t xml:space="preserve"> from </w:t>
-      </w:r>
-      <w:r>
-        <w:rPr>
-          <w:rStyle w:val="Strong"/>
-          <w:rFonts w:ascii="Arial" w:hAnsi="Arial" w:cs="Arial"/>
-          <w:sz w:val="20"/>
-        </w:rPr>
-        <w:t>PostgreSQL</w:t>
-      </w:r>
-      <w:r>
-        <w:rPr>
-          <w:rFonts w:ascii="Arial" w:hAnsi="Arial" w:cs="Arial"/>
-          <w:sz w:val="20"/>
-        </w:rPr>
-        <w:t xml:space="preserve"> event streams, enabling fast filtering and relevance-tuned discovery across large datasets.</w:t>
-      </w:r>
-    </w:p>
-    <w:p>
-      <w:pPr>
-        <w:pStyle w:val="NormalWeb"/>
-        <w:numPr>
-          <w:ilvl w:val="0"/>
-          <w:numId w:val="13"/>
-        </w:numPr>
-        <w:jc w:val="both"/>
-        <w:rPr>
-          <w:rFonts w:ascii="Arial" w:hAnsi="Arial" w:cs="Arial"/>
-          <w:sz w:val="20"/>
-        </w:rPr>
-      </w:pPr>
-      <w:r>
-        <w:rPr>
-          <w:rFonts w:ascii="Arial" w:hAnsi="Arial" w:cs="Arial"/>
-          <w:sz w:val="20"/>
-        </w:rPr>
-        <w:t xml:space="preserve">Implemented export jobs to </w:t>
-      </w:r>
-      <w:r>
-        <w:rPr>
-          <w:rStyle w:val="Strong"/>
-          <w:rFonts w:ascii="Arial" w:hAnsi="Arial" w:cs="Arial"/>
-          <w:sz w:val="20"/>
-        </w:rPr>
-        <w:t>S3</w:t>
-      </w:r>
-      <w:r>
-        <w:rPr>
-          <w:rFonts w:ascii="Arial" w:hAnsi="Arial" w:cs="Arial"/>
-          <w:sz w:val="20"/>
-        </w:rPr>
-        <w:t xml:space="preserve"> with CDN delivery via </w:t>
-      </w:r>
-      <w:r>
-        <w:rPr>
-          <w:rStyle w:val="Strong"/>
-          <w:rFonts w:ascii="Arial" w:hAnsi="Arial" w:cs="Arial"/>
-          <w:sz w:val="20"/>
-        </w:rPr>
-        <w:t>CloudFront</w:t>
-      </w:r>
-      <w:r>
-        <w:rPr>
-          <w:rFonts w:ascii="Arial" w:hAnsi="Arial" w:cs="Arial"/>
-          <w:sz w:val="20"/>
-        </w:rPr>
-        <w:t xml:space="preserve">, and integrated analytics consumption through </w:t>
-      </w:r>
-      <w:r>
-        <w:rPr>
-          <w:rStyle w:val="Strong"/>
-          <w:rFonts w:ascii="Arial" w:hAnsi="Arial" w:cs="Arial"/>
-          <w:sz w:val="20"/>
-        </w:rPr>
-        <w:t>Redshift</w:t>
-      </w:r>
-      <w:r>
-        <w:rPr>
-          <w:rFonts w:ascii="Arial" w:hAnsi="Arial" w:cs="Arial"/>
-          <w:sz w:val="20"/>
-        </w:rPr>
-        <w:t xml:space="preserve"> and </w:t>
-      </w:r>
-      <w:r>
-        <w:rPr>
-          <w:rStyle w:val="Strong"/>
-          <w:rFonts w:ascii="Arial" w:hAnsi="Arial" w:cs="Arial"/>
-          <w:sz w:val="20"/>
-        </w:rPr>
-        <w:t>BigQuery</w:t>
-      </w:r>
-      <w:r>
-        <w:rPr>
-          <w:rFonts w:ascii="Arial" w:hAnsi="Arial" w:cs="Arial"/>
-          <w:sz w:val="20"/>
-        </w:rPr>
-        <w:t xml:space="preserve"> for downstream reporting needs.</w:t>
-      </w:r>
-    </w:p>
-    <w:p>
-      <w:pPr>
-        <w:pStyle w:val="NormalWeb"/>
-        <w:numPr>
-          <w:ilvl w:val="0"/>
-          <w:numId w:val="13"/>
-        </w:numPr>
-        <w:jc w:val="both"/>
-        <w:rPr>
-          <w:rFonts w:ascii="Arial" w:hAnsi="Arial" w:cs="Arial"/>
-          <w:sz w:val="20"/>
-        </w:rPr>
-      </w:pPr>
-      <w:r>
-        <w:rPr>
-          <w:rFonts w:ascii="Arial" w:hAnsi="Arial" w:cs="Arial"/>
-          <w:sz w:val="20"/>
-        </w:rPr>
-        <w:t xml:space="preserve">Hardened access control with </w:t>
-      </w:r>
-      <w:r>
-        <w:rPr>
-          <w:rStyle w:val="Strong"/>
-          <w:rFonts w:ascii="Arial" w:hAnsi="Arial" w:cs="Arial"/>
-          <w:sz w:val="20"/>
-        </w:rPr>
-        <w:t>JWT</w:t>
-      </w:r>
-      <w:r>
-        <w:rPr>
-          <w:rFonts w:ascii="Arial" w:hAnsi="Arial" w:cs="Arial"/>
-          <w:sz w:val="20"/>
-        </w:rPr>
-        <w:t xml:space="preserve">, </w:t>
-      </w:r>
-      <w:r>
-        <w:rPr>
-          <w:rStyle w:val="Strong"/>
-          <w:rFonts w:ascii="Arial" w:hAnsi="Arial" w:cs="Arial"/>
-          <w:sz w:val="20"/>
-        </w:rPr>
-        <w:t>OAuth2/OIDC</w:t>
-      </w:r>
-      <w:r>
-        <w:rPr>
-          <w:rFonts w:ascii="Arial" w:hAnsi="Arial" w:cs="Arial"/>
-          <w:sz w:val="20"/>
-        </w:rPr>
-        <w:t xml:space="preserve">, rate limiting, and </w:t>
-      </w:r>
-      <w:r>
-        <w:rPr>
-          <w:rStyle w:val="Strong"/>
-          <w:rFonts w:ascii="Arial" w:hAnsi="Arial" w:cs="Arial"/>
-          <w:sz w:val="20"/>
-        </w:rPr>
-        <w:t>audit logging</w:t>
-      </w:r>
-      <w:r>
-        <w:rPr>
-          <w:rFonts w:ascii="Arial" w:hAnsi="Arial" w:cs="Arial"/>
-          <w:sz w:val="20"/>
-        </w:rPr>
-        <w:t>, ensuring traceable access for sensitive customer datasets.</w:t>
       </w:r>
     </w:p>
     <w:p>
@@ -4069,8 +2280,8 @@
   <w:abstractNum w:abstractNumId="3">
     <w:nsid w:val="19741B2B"/>
     <w:multiLevelType w:val="hybridMultilevel"/>
-    <w:tmpl w:val="F404C750"/>
-    <w:lvl w:ilvl="0" w:tplc="0409000B">
+    <w:tmpl w:val="F48AF094"/>
+    <w:lvl w:ilvl="0" w:tplc="0198A722">
       <w:start w:val="1"/>
       <w:numFmt w:val="bullet"/>
       <w:lvlText w:val=""/>
@@ -4080,6 +2291,7 @@
       </w:pPr>
       <w:rPr>
         <w:rFonts w:ascii="Wingdings" w:hAnsi="Wingdings" w:hint="default"/>
+        <w:sz w:val="22"/>
       </w:rPr>
     </w:lvl>
     <w:lvl w:ilvl="1" w:tplc="04090003" w:tentative="1">
@@ -4901,6 +3113,120 @@
     </w:lvl>
   </w:abstractNum>
   <w:abstractNum w:abstractNumId="10">
+    <w:nsid w:val="398D1BCF"/>
+    <w:multiLevelType w:val="hybridMultilevel"/>
+    <w:tmpl w:val="758AA474"/>
+    <w:lvl w:ilvl="0" w:tplc="6F546A62">
+      <w:start w:val="1"/>
+      <w:numFmt w:val="bullet"/>
+      <w:lvlText w:val=""/>
+      <w:lvlJc w:val="left"/>
+      <w:pPr>
+        <w:ind w:left="360" w:hanging="360"/>
+      </w:pPr>
+      <w:rPr>
+        <w:rFonts w:ascii="Wingdings" w:hAnsi="Wingdings" w:hint="default"/>
+        <w:sz w:val="22"/>
+      </w:rPr>
+    </w:lvl>
+    <w:lvl w:ilvl="1" w:tplc="04090003" w:tentative="1">
+      <w:start w:val="1"/>
+      <w:numFmt w:val="bullet"/>
+      <w:lvlText w:val="o"/>
+      <w:lvlJc w:val="left"/>
+      <w:pPr>
+        <w:ind w:left="1080" w:hanging="360"/>
+      </w:pPr>
+      <w:rPr>
+        <w:rFonts w:ascii="Courier New" w:hAnsi="Courier New" w:cs="Courier New" w:hint="default"/>
+      </w:rPr>
+    </w:lvl>
+    <w:lvl w:ilvl="2" w:tplc="04090005" w:tentative="1">
+      <w:start w:val="1"/>
+      <w:numFmt w:val="bullet"/>
+      <w:lvlText w:val=""/>
+      <w:lvlJc w:val="left"/>
+      <w:pPr>
+        <w:ind w:left="1800" w:hanging="360"/>
+      </w:pPr>
+      <w:rPr>
+        <w:rFonts w:ascii="Wingdings" w:hAnsi="Wingdings" w:hint="default"/>
+      </w:rPr>
+    </w:lvl>
+    <w:lvl w:ilvl="3" w:tplc="04090001" w:tentative="1">
+      <w:start w:val="1"/>
+      <w:numFmt w:val="bullet"/>
+      <w:lvlText w:val=""/>
+      <w:lvlJc w:val="left"/>
+      <w:pPr>
+        <w:ind w:left="2520" w:hanging="360"/>
+      </w:pPr>
+      <w:rPr>
+        <w:rFonts w:ascii="Symbol" w:hAnsi="Symbol" w:hint="default"/>
+      </w:rPr>
+    </w:lvl>
+    <w:lvl w:ilvl="4" w:tplc="04090003" w:tentative="1">
+      <w:start w:val="1"/>
+      <w:numFmt w:val="bullet"/>
+      <w:lvlText w:val="o"/>
+      <w:lvlJc w:val="left"/>
+      <w:pPr>
+        <w:ind w:left="3240" w:hanging="360"/>
+      </w:pPr>
+      <w:rPr>
+        <w:rFonts w:ascii="Courier New" w:hAnsi="Courier New" w:cs="Courier New" w:hint="default"/>
+      </w:rPr>
+    </w:lvl>
+    <w:lvl w:ilvl="5" w:tplc="04090005" w:tentative="1">
+      <w:start w:val="1"/>
+      <w:numFmt w:val="bullet"/>
+      <w:lvlText w:val=""/>
+      <w:lvlJc w:val="left"/>
+      <w:pPr>
+        <w:ind w:left="3960" w:hanging="360"/>
+      </w:pPr>
+      <w:rPr>
+        <w:rFonts w:ascii="Wingdings" w:hAnsi="Wingdings" w:hint="default"/>
+      </w:rPr>
+    </w:lvl>
+    <w:lvl w:ilvl="6" w:tplc="04090001" w:tentative="1">
+      <w:start w:val="1"/>
+      <w:numFmt w:val="bullet"/>
+      <w:lvlText w:val=""/>
+      <w:lvlJc w:val="left"/>
+      <w:pPr>
+        <w:ind w:left="4680" w:hanging="360"/>
+      </w:pPr>
+      <w:rPr>
+        <w:rFonts w:ascii="Symbol" w:hAnsi="Symbol" w:hint="default"/>
+      </w:rPr>
+    </w:lvl>
+    <w:lvl w:ilvl="7" w:tplc="04090003" w:tentative="1">
+      <w:start w:val="1"/>
+      <w:numFmt w:val="bullet"/>
+      <w:lvlText w:val="o"/>
+      <w:lvlJc w:val="left"/>
+      <w:pPr>
+        <w:ind w:left="5400" w:hanging="360"/>
+      </w:pPr>
+      <w:rPr>
+        <w:rFonts w:ascii="Courier New" w:hAnsi="Courier New" w:cs="Courier New" w:hint="default"/>
+      </w:rPr>
+    </w:lvl>
+    <w:lvl w:ilvl="8" w:tplc="04090005" w:tentative="1">
+      <w:start w:val="1"/>
+      <w:numFmt w:val="bullet"/>
+      <w:lvlText w:val=""/>
+      <w:lvlJc w:val="left"/>
+      <w:pPr>
+        <w:ind w:left="6120" w:hanging="360"/>
+      </w:pPr>
+      <w:rPr>
+        <w:rFonts w:ascii="Wingdings" w:hAnsi="Wingdings" w:hint="default"/>
+      </w:rPr>
+    </w:lvl>
+  </w:abstractNum>
+  <w:abstractNum w:abstractNumId="11">
     <w:nsid w:val="3FB67BF9"/>
     <w:multiLevelType w:val="hybridMultilevel"/>
     <w:tmpl w:val="D7CEA4FA"/>
@@ -5012,7 +3338,7 @@
       </w:rPr>
     </w:lvl>
   </w:abstractNum>
-  <w:abstractNum w:abstractNumId="11">
+  <w:abstractNum w:abstractNumId="12">
     <w:nsid w:val="59C06C8B"/>
     <w:multiLevelType w:val="hybridMultilevel"/>
     <w:tmpl w:val="9E76AD78"/>
@@ -5125,7 +3451,121 @@
       </w:rPr>
     </w:lvl>
   </w:abstractNum>
-  <w:abstractNum w:abstractNumId="12">
+  <w:abstractNum w:abstractNumId="13">
+    <w:nsid w:val="6E237E71"/>
+    <w:multiLevelType w:val="hybridMultilevel"/>
+    <w:tmpl w:val="BCF6E1DE"/>
+    <w:lvl w:ilvl="0" w:tplc="8F764F06">
+      <w:start w:val="1"/>
+      <w:numFmt w:val="bullet"/>
+      <w:lvlText w:val=""/>
+      <w:lvlJc w:val="left"/>
+      <w:pPr>
+        <w:ind w:left="360" w:hanging="360"/>
+      </w:pPr>
+      <w:rPr>
+        <w:rFonts w:ascii="Wingdings" w:hAnsi="Wingdings" w:hint="default"/>
+        <w:sz w:val="22"/>
+      </w:rPr>
+    </w:lvl>
+    <w:lvl w:ilvl="1" w:tplc="04090003" w:tentative="1">
+      <w:start w:val="1"/>
+      <w:numFmt w:val="bullet"/>
+      <w:lvlText w:val="o"/>
+      <w:lvlJc w:val="left"/>
+      <w:pPr>
+        <w:ind w:left="1080" w:hanging="360"/>
+      </w:pPr>
+      <w:rPr>
+        <w:rFonts w:ascii="Courier New" w:hAnsi="Courier New" w:cs="Courier New" w:hint="default"/>
+      </w:rPr>
+    </w:lvl>
+    <w:lvl w:ilvl="2" w:tplc="04090005" w:tentative="1">
+      <w:start w:val="1"/>
+      <w:numFmt w:val="bullet"/>
+      <w:lvlText w:val=""/>
+      <w:lvlJc w:val="left"/>
+      <w:pPr>
+        <w:ind w:left="1800" w:hanging="360"/>
+      </w:pPr>
+      <w:rPr>
+        <w:rFonts w:ascii="Wingdings" w:hAnsi="Wingdings" w:hint="default"/>
+      </w:rPr>
+    </w:lvl>
+    <w:lvl w:ilvl="3" w:tplc="04090001" w:tentative="1">
+      <w:start w:val="1"/>
+      <w:numFmt w:val="bullet"/>
+      <w:lvlText w:val=""/>
+      <w:lvlJc w:val="left"/>
+      <w:pPr>
+        <w:ind w:left="2520" w:hanging="360"/>
+      </w:pPr>
+      <w:rPr>
+        <w:rFonts w:ascii="Symbol" w:hAnsi="Symbol" w:hint="default"/>
+      </w:rPr>
+    </w:lvl>
+    <w:lvl w:ilvl="4" w:tplc="04090003" w:tentative="1">
+      <w:start w:val="1"/>
+      <w:numFmt w:val="bullet"/>
+      <w:lvlText w:val="o"/>
+      <w:lvlJc w:val="left"/>
+      <w:pPr>
+        <w:ind w:left="3240" w:hanging="360"/>
+      </w:pPr>
+      <w:rPr>
+        <w:rFonts w:ascii="Courier New" w:hAnsi="Courier New" w:cs="Courier New" w:hint="default"/>
+      </w:rPr>
+    </w:lvl>
+    <w:lvl w:ilvl="5" w:tplc="04090005" w:tentative="1">
+      <w:start w:val="1"/>
+      <w:numFmt w:val="bullet"/>
+      <w:lvlText w:val=""/>
+      <w:lvlJc w:val="left"/>
+      <w:pPr>
+        <w:ind w:left="3960" w:hanging="360"/>
+      </w:pPr>
+      <w:rPr>
+        <w:rFonts w:ascii="Wingdings" w:hAnsi="Wingdings" w:hint="default"/>
+      </w:rPr>
+    </w:lvl>
+    <w:lvl w:ilvl="6" w:tplc="04090001" w:tentative="1">
+      <w:start w:val="1"/>
+      <w:numFmt w:val="bullet"/>
+      <w:lvlText w:val=""/>
+      <w:lvlJc w:val="left"/>
+      <w:pPr>
+        <w:ind w:left="4680" w:hanging="360"/>
+      </w:pPr>
+      <w:rPr>
+        <w:rFonts w:ascii="Symbol" w:hAnsi="Symbol" w:hint="default"/>
+      </w:rPr>
+    </w:lvl>
+    <w:lvl w:ilvl="7" w:tplc="04090003" w:tentative="1">
+      <w:start w:val="1"/>
+      <w:numFmt w:val="bullet"/>
+      <w:lvlText w:val="o"/>
+      <w:lvlJc w:val="left"/>
+      <w:pPr>
+        <w:ind w:left="5400" w:hanging="360"/>
+      </w:pPr>
+      <w:rPr>
+        <w:rFonts w:ascii="Courier New" w:hAnsi="Courier New" w:cs="Courier New" w:hint="default"/>
+      </w:rPr>
+    </w:lvl>
+    <w:lvl w:ilvl="8" w:tplc="04090005" w:tentative="1">
+      <w:start w:val="1"/>
+      <w:numFmt w:val="bullet"/>
+      <w:lvlText w:val=""/>
+      <w:lvlJc w:val="left"/>
+      <w:pPr>
+        <w:ind w:left="6120" w:hanging="360"/>
+      </w:pPr>
+      <w:rPr>
+        <w:rFonts w:ascii="Wingdings" w:hAnsi="Wingdings" w:hint="default"/>
+      </w:rPr>
+    </w:lvl>
+  </w:abstractNum>
+  <w:abstractNum w:abstractNumId="14">
     <w:nsid w:val="700B27ED"/>
     <w:multiLevelType w:val="multilevel"/>
     <w:tmpl w:val="F34414DA"/>
@@ -5281,7 +3721,7 @@
     </w:lvlOverride>
   </w:num>
   <w:num w:numId="2">
-    <w:abstractNumId w:val="11"/>
+    <w:abstractNumId w:val="12"/>
   </w:num>
   <w:num w:numId="3">
     <w:abstractNumId w:val="3"/>
@@ -5299,7 +3739,7 @@
     <w:abstractNumId w:val="9"/>
   </w:num>
   <w:num w:numId="8">
-    <w:abstractNumId w:val="10"/>
+    <w:abstractNumId w:val="11"/>
   </w:num>
   <w:num w:numId="9">
     <w:abstractNumId w:val="0"/>
@@ -5311,10 +3751,16 @@
     <w:abstractNumId w:val="4"/>
   </w:num>
   <w:num w:numId="12">
-    <w:abstractNumId w:val="12"/>
+    <w:abstractNumId w:val="14"/>
   </w:num>
   <w:num w:numId="13">
     <w:abstractNumId w:val="1"/>
+  </w:num>
+  <w:num w:numId="14">
+    <w:abstractNumId w:val="10"/>
+  </w:num>
+  <w:num w:numId="15">
+    <w:abstractNumId w:val="13"/>
   </w:num>
 </w:numbering>
 </file>
@@ -6268,4 +4714,16 @@
   <a:objectDefaults/>
   <a:extraClrSchemeLst/>
 </a:theme>
+</file>
+
+<file path=customXml/item1.xml><?xml version="1.0" encoding="utf-8"?>
+<b:Sources xmlns:b="http://schemas.openxmlformats.org/officeDocument/2006/bibliography" xmlns="http://schemas.openxmlformats.org/officeDocument/2006/bibliography" SelectedStyle="\APA.XSL" StyleName="APA"/>
+</file>
+
+<file path=customXml/itemProps1.xml><?xml version="1.0" encoding="utf-8"?>
+<ds:datastoreItem xmlns:ds="http://schemas.openxmlformats.org/officeDocument/2006/customXml" ds:itemID="{F942DCA3-036B-4EA7-B8F2-BDB9B76EA243}">
+  <ds:schemaRefs>
+    <ds:schemaRef ds:uri="http://schemas.openxmlformats.org/officeDocument/2006/bibliography"/>
+  </ds:schemaRefs>
+</ds:datastoreItem>
 </file>